--- a/docs/Atividade05.docx
+++ b/docs/Atividade05.docx
@@ -1,14 +1,14 @@
 
 <file path=word/document.xml><?xml version="1.0" encoding="utf-8"?>
-<w:document xmlns:mc="http://schemas.openxmlformats.org/markup-compatibility/2006" xmlns:o="urn:schemas-microsoft-com:office:office" xmlns:r="http://schemas.openxmlformats.org/officeDocument/2006/relationships" xmlns:m="http://schemas.openxmlformats.org/officeDocument/2006/math" xmlns:v="urn:schemas-microsoft-com:vml" xmlns:wp="http://schemas.openxmlformats.org/drawingml/2006/wordprocessingDrawing" xmlns:w10="urn:schemas-microsoft-com:office:word" xmlns:w="http://schemas.openxmlformats.org/wordprocessingml/2006/main" xmlns:wne="http://schemas.microsoft.com/office/word/2006/wordml" xmlns:sl="http://schemas.openxmlformats.org/schemaLibrary/2006/main" xmlns:a="http://schemas.openxmlformats.org/drawingml/2006/main" xmlns:pic="http://schemas.openxmlformats.org/drawingml/2006/picture" xmlns:c="http://schemas.openxmlformats.org/drawingml/2006/chart" xmlns:lc="http://schemas.openxmlformats.org/drawingml/2006/lockedCanvas" xmlns:dgm="http://schemas.openxmlformats.org/drawingml/2006/diagram" xmlns:wps="http://schemas.microsoft.com/office/word/2010/wordprocessingShape" xmlns:wpg="http://schemas.microsoft.com/office/word/2010/wordprocessingGroup" xmlns:w14="http://schemas.microsoft.com/office/word/2010/wordml" xmlns:w15="http://schemas.microsoft.com/office/word/2012/wordml" xmlns:w16="http://schemas.microsoft.com/office/word/2018/wordml" xmlns:w16cex="http://schemas.microsoft.com/office/word/2018/wordml/cex" xmlns:w16cid="http://schemas.microsoft.com/office/word/2016/wordml/cid" xmlns="http://schemas.microsoft.com/office/tasks/2019/documenttasks" xmlns:cr="http://schemas.microsoft.com/office/comments/2020/reactions">
+<w:document xmlns:wpc="http://schemas.microsoft.com/office/word/2010/wordprocessingCanvas" xmlns:cx="http://schemas.microsoft.com/office/drawing/2014/chartex" xmlns:cx1="http://schemas.microsoft.com/office/drawing/2015/9/8/chartex" xmlns:cx2="http://schemas.microsoft.com/office/drawing/2015/10/21/chartex" xmlns:cx3="http://schemas.microsoft.com/office/drawing/2016/5/9/chartex" xmlns:cx4="http://schemas.microsoft.com/office/drawing/2016/5/10/chartex" xmlns:cx5="http://schemas.microsoft.com/office/drawing/2016/5/11/chartex" xmlns:cx6="http://schemas.microsoft.com/office/drawing/2016/5/12/chartex" xmlns:cx7="http://schemas.microsoft.com/office/drawing/2016/5/13/chartex" xmlns:cx8="http://schemas.microsoft.com/office/drawing/2016/5/14/chartex" xmlns:mc="http://schemas.openxmlformats.org/markup-compatibility/2006" xmlns:aink="http://schemas.microsoft.com/office/drawing/2016/ink" xmlns:am3d="http://schemas.microsoft.com/office/drawing/2017/model3d" xmlns:o="urn:schemas-microsoft-com:office:office" xmlns:oel="http://schemas.microsoft.com/office/2019/extlst" xmlns:r="http://schemas.openxmlformats.org/officeDocument/2006/relationships" xmlns:m="http://schemas.openxmlformats.org/officeDocument/2006/math" xmlns:v="urn:schemas-microsoft-com:vml" xmlns:wp14="http://schemas.microsoft.com/office/word/2010/wordprocessingDrawing" xmlns:wp="http://schemas.openxmlformats.org/drawingml/2006/wordprocessingDrawing" xmlns:w10="urn:schemas-microsoft-com:office:word" xmlns:w="http://schemas.openxmlformats.org/wordprocessingml/2006/main" xmlns:w14="http://schemas.microsoft.com/office/word/2010/wordml" xmlns:w15="http://schemas.microsoft.com/office/word/2012/wordml" xmlns:w16cex="http://schemas.microsoft.com/office/word/2018/wordml/cex" xmlns:w16cid="http://schemas.microsoft.com/office/word/2016/wordml/cid" xmlns:w16="http://schemas.microsoft.com/office/word/2018/wordml" xmlns:w16du="http://schemas.microsoft.com/office/word/2023/wordml/word16du" xmlns:w16sdtdh="http://schemas.microsoft.com/office/word/2020/wordml/sdtdatahash" xmlns:w16sdtfl="http://schemas.microsoft.com/office/word/2024/wordml/sdtformatlock" xmlns:w16se="http://schemas.microsoft.com/office/word/2015/wordml/symex" xmlns:wpg="http://schemas.microsoft.com/office/word/2010/wordprocessingGroup" xmlns:wpi="http://schemas.microsoft.com/office/word/2010/wordprocessingInk" xmlns:wne="http://schemas.microsoft.com/office/word/2006/wordml" xmlns:wps="http://schemas.microsoft.com/office/word/2010/wordprocessingShape" mc:Ignorable="w14 w15 w16se w16cid w16 w16cex w16sdtdh w16sdtfl w16du wp14">
   <w:body>
     <w:p>
       <w:pPr>
-        <w:pStyle w:val="Heading1"/>
-        <w:spacing w:after="120" w:lineRule="auto"/>
+        <w:pStyle w:val="Ttulo1"/>
+        <w:spacing w:after="120"/>
         <w:jc w:val="both"/>
         <w:rPr>
-          <w:rFonts w:ascii="Inter Tight" w:cs="Inter Tight" w:eastAsia="Inter Tight" w:hAnsi="Inter Tight"/>
+          <w:rFonts w:ascii="Inter Tight" w:eastAsia="Inter Tight" w:hAnsi="Inter Tight" w:cs="Inter Tight"/>
           <w:color w:val="000000"/>
         </w:rPr>
       </w:pPr>
@@ -18,27 +18,26 @@
     </w:p>
     <w:p>
       <w:pPr>
-        <w:spacing w:after="120" w:lineRule="auto"/>
+        <w:spacing w:after="120"/>
         <w:jc w:val="both"/>
         <w:rPr>
-          <w:rFonts w:ascii="Inter Tight" w:cs="Inter Tight" w:eastAsia="Inter Tight" w:hAnsi="Inter Tight"/>
-        </w:rPr>
-      </w:pPr>
-      <w:r>
-        <w:rPr>
-          <w:rFonts w:ascii="Inter Tight" w:cs="Inter Tight" w:eastAsia="Inter Tight" w:hAnsi="Inter Tight"/>
-          <w:rtl w:val="0"/>
-        </w:rPr>
-        <w:t xml:space="preserve">Utilize este arquivo como modelo para todas as entregas das atividades semanais (A1 a A15). Preencha os campos de identificação, o conteúdo solicitado no enunciado da atividade e, quando aplicável, a declaração de uso de Inteligência Artificial.</w:t>
-      </w:r>
-    </w:p>
-    <w:p>
-      <w:pPr>
-        <w:pStyle w:val="Heading1"/>
-        <w:spacing w:after="120" w:before="320" w:lineRule="auto"/>
+          <w:rFonts w:ascii="Inter Tight" w:eastAsia="Inter Tight" w:hAnsi="Inter Tight" w:cs="Inter Tight"/>
+        </w:rPr>
+      </w:pPr>
+      <w:r>
+        <w:rPr>
+          <w:rFonts w:ascii="Inter Tight" w:eastAsia="Inter Tight" w:hAnsi="Inter Tight" w:cs="Inter Tight"/>
+        </w:rPr>
+        <w:t>Utilize este arquivo como modelo para todas as entregas das atividades semanais (A1 a A15). Preencha os campos de identificação, o conteúdo solicitado no enunciado da atividade e, quando aplicável, a declaração de uso de Inteligência Artificial.</w:t>
+      </w:r>
+    </w:p>
+    <w:p>
+      <w:pPr>
+        <w:pStyle w:val="Ttulo1"/>
+        <w:spacing w:before="320" w:after="120"/>
         <w:jc w:val="both"/>
         <w:rPr>
-          <w:rFonts w:ascii="Inter Tight" w:cs="Inter Tight" w:eastAsia="Inter Tight" w:hAnsi="Inter Tight"/>
+          <w:rFonts w:ascii="Inter Tight" w:eastAsia="Inter Tight" w:hAnsi="Inter Tight" w:cs="Inter Tight"/>
           <w:color w:val="000000"/>
           <w:sz w:val="20"/>
           <w:szCs w:val="20"/>
@@ -46,21 +45,20 @@
       </w:pPr>
       <w:r>
         <w:rPr>
-          <w:rFonts w:ascii="Inter Tight" w:cs="Inter Tight" w:eastAsia="Inter Tight" w:hAnsi="Inter Tight"/>
+          <w:rFonts w:ascii="Inter Tight" w:eastAsia="Inter Tight" w:hAnsi="Inter Tight" w:cs="Inter Tight"/>
           <w:color w:val="000000"/>
           <w:sz w:val="20"/>
           <w:szCs w:val="20"/>
-          <w:rtl w:val="0"/>
-        </w:rPr>
-        <w:t xml:space="preserve">1. Identificação</w:t>
-      </w:r>
-    </w:p>
-    <w:p>
-      <w:pPr>
-        <w:spacing w:after="120" w:lineRule="auto"/>
+        </w:rPr>
+        <w:t>1. Identificação</w:t>
+      </w:r>
+    </w:p>
+    <w:p>
+      <w:pPr>
+        <w:spacing w:after="120"/>
         <w:jc w:val="both"/>
         <w:rPr>
-          <w:rFonts w:ascii="Inter Tight" w:cs="Inter Tight" w:eastAsia="Inter Tight" w:hAnsi="Inter Tight"/>
+          <w:rFonts w:ascii="Inter Tight" w:eastAsia="Inter Tight" w:hAnsi="Inter Tight" w:cs="Inter Tight"/>
         </w:rPr>
       </w:pPr>
       <w:r>
@@ -75,10 +73,10 @@
     </w:p>
     <w:p>
       <w:pPr>
-        <w:spacing w:after="120" w:lineRule="auto"/>
+        <w:spacing w:after="120"/>
         <w:jc w:val="both"/>
         <w:rPr>
-          <w:rFonts w:ascii="Inter Tight" w:cs="Inter Tight" w:eastAsia="Inter Tight" w:hAnsi="Inter Tight"/>
+          <w:rFonts w:ascii="Inter Tight" w:eastAsia="Inter Tight" w:hAnsi="Inter Tight" w:cs="Inter Tight"/>
         </w:rPr>
       </w:pPr>
       <w:r>
@@ -93,10 +91,10 @@
     </w:p>
     <w:p>
       <w:pPr>
-        <w:spacing w:after="120" w:lineRule="auto"/>
+        <w:spacing w:after="120"/>
         <w:jc w:val="both"/>
         <w:rPr>
-          <w:rFonts w:ascii="Inter Tight" w:cs="Inter Tight" w:eastAsia="Inter Tight" w:hAnsi="Inter Tight"/>
+          <w:rFonts w:ascii="Inter Tight" w:eastAsia="Inter Tight" w:hAnsi="Inter Tight" w:cs="Inter Tight"/>
         </w:rPr>
       </w:pPr>
       <w:r>
@@ -105,16 +103,18 @@
         </w:rPr>
         <w:t xml:space="preserve">Equipe: </w:t>
       </w:r>
+      <w:proofErr w:type="spellStart"/>
       <w:r>
         <w:t>TechFix</w:t>
       </w:r>
-    </w:p>
-    <w:p>
-      <w:pPr>
-        <w:spacing w:after="120" w:lineRule="auto"/>
+      <w:proofErr w:type="spellEnd"/>
+    </w:p>
+    <w:p>
+      <w:pPr>
+        <w:spacing w:after="120"/>
         <w:jc w:val="both"/>
         <w:rPr>
-          <w:rFonts w:ascii="Inter Tight" w:cs="Inter Tight" w:eastAsia="Inter Tight" w:hAnsi="Inter Tight"/>
+          <w:rFonts w:ascii="Inter Tight" w:eastAsia="Inter Tight" w:hAnsi="Inter Tight" w:cs="Inter Tight"/>
         </w:rPr>
       </w:pPr>
       <w:r>
@@ -129,10 +129,10 @@
     </w:p>
     <w:p>
       <w:pPr>
-        <w:spacing w:after="120" w:lineRule="auto"/>
+        <w:spacing w:after="120"/>
         <w:jc w:val="both"/>
         <w:rPr>
-          <w:rFonts w:ascii="Inter Tight" w:cs="Inter Tight" w:eastAsia="Inter Tight" w:hAnsi="Inter Tight"/>
+          <w:rFonts w:ascii="Inter Tight" w:eastAsia="Inter Tight" w:hAnsi="Inter Tight" w:cs="Inter Tight"/>
         </w:rPr>
       </w:pPr>
       <w:r>
@@ -147,11 +147,11 @@
     </w:p>
     <w:p>
       <w:pPr>
-        <w:pStyle w:val="Heading1"/>
-        <w:spacing w:after="120" w:before="320" w:lineRule="auto"/>
+        <w:pStyle w:val="Ttulo1"/>
+        <w:spacing w:before="320" w:after="120"/>
         <w:jc w:val="both"/>
         <w:rPr>
-          <w:rFonts w:ascii="Inter Tight" w:cs="Inter Tight" w:eastAsia="Inter Tight" w:hAnsi="Inter Tight"/>
+          <w:rFonts w:ascii="Inter Tight" w:eastAsia="Inter Tight" w:hAnsi="Inter Tight" w:cs="Inter Tight"/>
           <w:color w:val="000000"/>
           <w:sz w:val="20"/>
           <w:szCs w:val="20"/>
@@ -159,40 +159,37 @@
       </w:pPr>
       <w:r>
         <w:rPr>
-          <w:rFonts w:ascii="Inter Tight" w:cs="Inter Tight" w:eastAsia="Inter Tight" w:hAnsi="Inter Tight"/>
+          <w:rFonts w:ascii="Inter Tight" w:eastAsia="Inter Tight" w:hAnsi="Inter Tight" w:cs="Inter Tight"/>
           <w:color w:val="000000"/>
           <w:sz w:val="20"/>
           <w:szCs w:val="20"/>
-          <w:rtl w:val="0"/>
-        </w:rPr>
-        <w:t xml:space="preserve">2. Conteúdo da atividade</w:t>
-      </w:r>
-    </w:p>
-    <w:p>
-      <w:pPr>
-        <w:spacing w:after="120" w:lineRule="auto"/>
+        </w:rPr>
+        <w:t>2. Conteúdo da atividade</w:t>
+      </w:r>
+    </w:p>
+    <w:p>
+      <w:pPr>
+        <w:spacing w:after="120"/>
         <w:jc w:val="both"/>
         <w:rPr>
-          <w:rFonts w:ascii="Inter Tight" w:cs="Inter Tight" w:eastAsia="Inter Tight" w:hAnsi="Inter Tight"/>
-        </w:rPr>
-      </w:pPr>
-      <w:r>
-        <w:rPr>
-          <w:rFonts w:ascii="Inter Tight" w:cs="Inter Tight" w:eastAsia="Inter Tight" w:hAnsi="Inter Tight"/>
-          <w:rtl w:val="0"/>
-        </w:rPr>
-        <w:t xml:space="preserve">Desenvolva aqui o conteúdo solicitado no enunciado da atividade correspondente (ex.: problema e stakeholders, requisitos, processo escolhido, modelagem, plano de qualidade, casos de teste etc.). Organize em subtítulos quando fizer sentido. Atribua links quando necessário.</w:t>
-      </w:r>
-    </w:p>
-    <w:p>
-      <w:pPr>
-        <w:spacing w:after="120" w:lineRule="auto"/>
+          <w:rFonts w:ascii="Inter Tight" w:eastAsia="Inter Tight" w:hAnsi="Inter Tight" w:cs="Inter Tight"/>
+        </w:rPr>
+      </w:pPr>
+      <w:r>
+        <w:rPr>
+          <w:rFonts w:ascii="Inter Tight" w:eastAsia="Inter Tight" w:hAnsi="Inter Tight" w:cs="Inter Tight"/>
+        </w:rPr>
+        <w:t>Desenvolva aqui o conteúdo solicitado no enunciado da atividade correspondente (ex.: problema e stakeholders, requisitos, processo escolhido, modelagem, plano de qualidade, casos de teste etc.). Organize em subtítulos quando fizer sentido. Atribua links quando necessário.</w:t>
+      </w:r>
+    </w:p>
+    <w:p>
+      <w:pPr>
+        <w:spacing w:after="120"/>
         <w:jc w:val="both"/>
         <w:rPr>
-          <w:rFonts w:ascii="Inter Tight" w:cs="Inter Tight" w:eastAsia="Inter Tight" w:hAnsi="Inter Tight"/>
-        </w:rPr>
-      </w:pPr>
-      <w:r/>
+          <w:rFonts w:ascii="Inter Tight" w:eastAsia="Inter Tight" w:hAnsi="Inter Tight" w:cs="Inter Tight"/>
+        </w:rPr>
+      </w:pPr>
     </w:p>
     <w:p>
       <w:r>
@@ -201,24 +198,20 @@
         </w:rPr>
         <w:t xml:space="preserve">Repositório do projeto: </w:t>
       </w:r>
-      <w:hyperlink r:id="rId11">
+      <w:hyperlink r:id="rId8" w:history="1">
         <w:r>
           <w:rPr>
-            <w:color w:val="0563C1"/>
-            <w:u w:val="single"/>
+            <w:rStyle w:val="Hyperlink"/>
           </w:rPr>
-          <w:t>https://github.com/ArthurScharfenberger/TechFix-Assistencia-Tecnica</w:t>
+          <w:t>https://github.com/ArthurScharfenberger/TechFix-Assistencia-Tecnica/tree/main/docs</w:t>
         </w:r>
       </w:hyperlink>
     </w:p>
     <w:p>
       <w:pPr>
-        <w:pStyle w:val="Heading2"/>
-      </w:pPr>
-      <w:r>
-        <w:rPr>
-          <w:b w:val="0"/>
-        </w:rPr>
+        <w:pStyle w:val="Ttulo2"/>
+      </w:pPr>
+      <w:r>
         <w:t>2.1 Parte 1 — Esboço</w:t>
       </w:r>
     </w:p>
@@ -232,17 +225,14 @@
     </w:p>
     <w:p>
       <w:r>
-        <w:rPr>
-          <w:b w:val="0"/>
-        </w:rPr>
         <w:t>Na oficina, a equipe revisou inicialmente cinco dos oito itens da A4 e marcou os problemas abaixo para correção na entrega final.</w:t>
       </w:r>
     </w:p>
     <w:tbl>
       <w:tblPr>
-        <w:tblW w:type="auto" w:w="0"/>
-        <w:tblLayout w:type="autofit"/>
-        <w:tblLook w:firstColumn="1" w:firstRow="1" w:lastColumn="0" w:lastRow="0" w:noHBand="0" w:noVBand="1" w:val="04A0"/>
+        <w:tblStyle w:val="TableNormal"/>
+        <w:tblW w:w="0" w:type="auto"/>
+        <w:tblInd w:w="0" w:type="dxa"/>
         <w:tblBorders>
           <w:top w:val="single" w:sz="4" w:space="0" w:color="B7B7B7"/>
           <w:left w:val="single" w:sz="4" w:space="0" w:color="B7B7B7"/>
@@ -251,15 +241,16 @@
           <w:insideH w:val="single" w:sz="4" w:space="0" w:color="B7B7B7"/>
           <w:insideV w:val="single" w:sz="4" w:space="0" w:color="B7B7B7"/>
         </w:tblBorders>
+        <w:tblLook w:val="04A0" w:firstRow="1" w:lastRow="0" w:firstColumn="1" w:lastColumn="0" w:noHBand="0" w:noVBand="1"/>
       </w:tblPr>
       <w:tblGrid>
-        <w:gridCol w:w="4513"/>
-        <w:gridCol w:w="4513"/>
+        <w:gridCol w:w="4507"/>
+        <w:gridCol w:w="4509"/>
       </w:tblGrid>
       <w:tr>
         <w:tc>
           <w:tcPr>
-            <w:tcW w:type="dxa" w:w="4513"/>
+            <w:tcW w:w="4513" w:type="dxa"/>
           </w:tcPr>
           <w:p>
             <w:r>
@@ -272,7 +263,7 @@
         </w:tc>
         <w:tc>
           <w:tcPr>
-            <w:tcW w:type="dxa" w:w="4513"/>
+            <w:tcW w:w="4513" w:type="dxa"/>
           </w:tcPr>
           <w:p>
             <w:r>
@@ -287,7 +278,7 @@
       <w:tr>
         <w:tc>
           <w:tcPr>
-            <w:tcW w:type="dxa" w:w="4513"/>
+            <w:tcW w:w="4513" w:type="dxa"/>
           </w:tcPr>
           <w:p>
             <w:r>
@@ -297,7 +288,7 @@
         </w:tc>
         <w:tc>
           <w:tcPr>
-            <w:tcW w:type="dxa" w:w="4513"/>
+            <w:tcW w:w="4513" w:type="dxa"/>
           </w:tcPr>
           <w:p>
             <w:r>
@@ -309,7 +300,7 @@
       <w:tr>
         <w:tc>
           <w:tcPr>
-            <w:tcW w:type="dxa" w:w="4513"/>
+            <w:tcW w:w="4513" w:type="dxa"/>
           </w:tcPr>
           <w:p>
             <w:r>
@@ -319,7 +310,7 @@
         </w:tc>
         <w:tc>
           <w:tcPr>
-            <w:tcW w:type="dxa" w:w="4513"/>
+            <w:tcW w:w="4513" w:type="dxa"/>
           </w:tcPr>
           <w:p>
             <w:r>
@@ -331,7 +322,7 @@
       <w:tr>
         <w:tc>
           <w:tcPr>
-            <w:tcW w:type="dxa" w:w="4513"/>
+            <w:tcW w:w="4513" w:type="dxa"/>
           </w:tcPr>
           <w:p>
             <w:r>
@@ -341,7 +332,7 @@
         </w:tc>
         <w:tc>
           <w:tcPr>
-            <w:tcW w:type="dxa" w:w="4513"/>
+            <w:tcW w:w="4513" w:type="dxa"/>
           </w:tcPr>
           <w:p>
             <w:r>
@@ -353,7 +344,7 @@
       <w:tr>
         <w:tc>
           <w:tcPr>
-            <w:tcW w:type="dxa" w:w="4513"/>
+            <w:tcW w:w="4513" w:type="dxa"/>
           </w:tcPr>
           <w:p>
             <w:r>
@@ -363,7 +354,7 @@
         </w:tc>
         <w:tc>
           <w:tcPr>
-            <w:tcW w:type="dxa" w:w="4513"/>
+            <w:tcW w:w="4513" w:type="dxa"/>
           </w:tcPr>
           <w:p>
             <w:r>
@@ -375,7 +366,7 @@
       <w:tr>
         <w:tc>
           <w:tcPr>
-            <w:tcW w:type="dxa" w:w="4513"/>
+            <w:tcW w:w="4513" w:type="dxa"/>
           </w:tcPr>
           <w:p>
             <w:r>
@@ -385,7 +376,7 @@
         </w:tc>
         <w:tc>
           <w:tcPr>
-            <w:tcW w:type="dxa" w:w="4513"/>
+            <w:tcW w:w="4513" w:type="dxa"/>
           </w:tcPr>
           <w:p>
             <w:r>
@@ -405,9 +396,6 @@
     </w:p>
     <w:p>
       <w:r>
-        <w:rPr>
-          <w:b w:val="0"/>
-        </w:rPr>
         <w:t>• RF2 — Dado que cliente e equipamento estão cadastrados, quando o atendente abrir uma OS, então o sistema deve gerar um número único e atribuir o estado ABERTA.</w:t>
       </w:r>
     </w:p>
@@ -416,36 +404,67 @@
         <w:rPr>
           <w:b/>
         </w:rPr>
-        <w:t>Priorização inicial — MoSCoW</w:t>
-      </w:r>
-    </w:p>
-    <w:p>
-      <w:r>
-        <w:rPr>
-          <w:b w:val="0"/>
-        </w:rPr>
-        <w:t>• Must have: RF1, RF2, RF3, RN1 e RNF2, pois sustentam o cadastro, o controle, a consulta e a segurança do fluxo principal.</w:t>
-      </w:r>
-    </w:p>
-    <w:p>
-      <w:r>
-        <w:rPr>
-          <w:b w:val="0"/>
-        </w:rPr>
-        <w:t>• Should have: RNF1, pois a meta de desempenho é importante, mas pode ser comprovada depois da primeira demonstração funcional.</w:t>
-      </w:r>
-    </w:p>
-    <w:p>
-      <w:r>
-        <w:rPr>
-          <w:b w:val="0"/>
-        </w:rPr>
-        <w:t>• Must have, sob a perspectiva do usuário: HU1 e HU2, pois representam as atividades essenciais do atendente e do técnico.</w:t>
-      </w:r>
-    </w:p>
-    <w:p>
-      <w:pPr>
-        <w:pStyle w:val="Heading2"/>
+        <w:t xml:space="preserve">Priorização inicial — </w:t>
+      </w:r>
+      <w:proofErr w:type="spellStart"/>
+      <w:r>
+        <w:rPr>
+          <w:b/>
+        </w:rPr>
+        <w:t>MoSCoW</w:t>
+      </w:r>
+      <w:proofErr w:type="spellEnd"/>
+    </w:p>
+    <w:p>
+      <w:r>
+        <w:t xml:space="preserve">• Must </w:t>
+      </w:r>
+      <w:proofErr w:type="spellStart"/>
+      <w:r>
+        <w:t>have</w:t>
+      </w:r>
+      <w:proofErr w:type="spellEnd"/>
+      <w:r>
+        <w:t>: RF1, RF2, RF3, RN1 e RNF2, pois sustentam o cadastro, o controle, a consulta e a segurança do fluxo principal.</w:t>
+      </w:r>
+    </w:p>
+    <w:p>
+      <w:r>
+        <w:t xml:space="preserve">• </w:t>
+      </w:r>
+      <w:proofErr w:type="spellStart"/>
+      <w:r>
+        <w:t>Should</w:t>
+      </w:r>
+      <w:proofErr w:type="spellEnd"/>
+      <w:r>
+        <w:t xml:space="preserve"> </w:t>
+      </w:r>
+      <w:proofErr w:type="spellStart"/>
+      <w:r>
+        <w:t>have</w:t>
+      </w:r>
+      <w:proofErr w:type="spellEnd"/>
+      <w:r>
+        <w:t>: RNF1, pois a meta de desempenho é importante, mas pode ser comprovada depois da primeira demonstração funcional.</w:t>
+      </w:r>
+    </w:p>
+    <w:p>
+      <w:r>
+        <w:t xml:space="preserve">• Must </w:t>
+      </w:r>
+      <w:proofErr w:type="spellStart"/>
+      <w:r>
+        <w:t>have</w:t>
+      </w:r>
+      <w:proofErr w:type="spellEnd"/>
+      <w:r>
+        <w:t>, sob a perspectiva do usuário: HU1 e HU2, pois representam as atividades essenciais do atendente e do técnico.</w:t>
+      </w:r>
+    </w:p>
+    <w:p>
+      <w:pPr>
+        <w:pStyle w:val="Ttulo2"/>
         <w:spacing w:after="120"/>
       </w:pPr>
       <w:r>
@@ -454,7 +473,7 @@
     </w:p>
     <w:p>
       <w:pPr>
-        <w:pStyle w:val="Heading3"/>
+        <w:pStyle w:val="Ttulo3"/>
       </w:pPr>
       <w:r>
         <w:t>2.2.1 Requisitos validados</w:t>
@@ -465,17 +484,14 @@
         <w:spacing w:after="120"/>
       </w:pPr>
       <w:r>
-        <w:rPr>
-          <w:b w:val="0"/>
-        </w:rPr>
         <w:t>A revisão completa tomou como base os requisitos da Atividade A4. Foram avaliadas clareza, completude, consistência e verificabilidade. Os pontos ambíguos ou incompletos foram corrigidos nas versões validadas abaixo.</w:t>
       </w:r>
     </w:p>
     <w:tbl>
       <w:tblPr>
-        <w:tblW w:type="auto" w:w="0"/>
-        <w:tblLayout w:type="autofit"/>
-        <w:tblLook w:firstColumn="1" w:firstRow="1" w:lastColumn="0" w:lastRow="0" w:noHBand="0" w:noVBand="1" w:val="04A0"/>
+        <w:tblStyle w:val="TableNormal"/>
+        <w:tblW w:w="0" w:type="auto"/>
+        <w:tblInd w:w="0" w:type="dxa"/>
         <w:tblBorders>
           <w:top w:val="single" w:sz="4" w:space="0" w:color="B7B7B7"/>
           <w:left w:val="single" w:sz="4" w:space="0" w:color="B7B7B7"/>
@@ -484,29 +500,31 @@
           <w:insideH w:val="single" w:sz="4" w:space="0" w:color="B7B7B7"/>
           <w:insideV w:val="single" w:sz="4" w:space="0" w:color="B7B7B7"/>
         </w:tblBorders>
+        <w:tblLook w:val="04A0" w:firstRow="1" w:lastRow="0" w:firstColumn="1" w:lastColumn="0" w:noHBand="0" w:noVBand="1"/>
       </w:tblPr>
       <w:tblGrid>
-        <w:gridCol w:w="3009"/>
-        <w:gridCol w:w="3009"/>
-        <w:gridCol w:w="3009"/>
+        <w:gridCol w:w="3005"/>
+        <w:gridCol w:w="3005"/>
+        <w:gridCol w:w="3006"/>
       </w:tblGrid>
       <w:tr>
         <w:tc>
           <w:tcPr>
-            <w:tcW w:type="dxa" w:w="3009"/>
+            <w:tcW w:w="3009" w:type="dxa"/>
           </w:tcPr>
           <w:p>
             <w:r>
               <w:rPr>
                 <w:b/>
               </w:rPr>
+              <w:lastRenderedPageBreak/>
               <w:t>ID</w:t>
             </w:r>
           </w:p>
         </w:tc>
         <w:tc>
           <w:tcPr>
-            <w:tcW w:type="dxa" w:w="3009"/>
+            <w:tcW w:w="3009" w:type="dxa"/>
           </w:tcPr>
           <w:p>
             <w:r>
@@ -519,7 +537,7 @@
         </w:tc>
         <w:tc>
           <w:tcPr>
-            <w:tcW w:type="dxa" w:w="3009"/>
+            <w:tcW w:w="3009" w:type="dxa"/>
           </w:tcPr>
           <w:p>
             <w:r>
@@ -534,7 +552,7 @@
       <w:tr>
         <w:tc>
           <w:tcPr>
-            <w:tcW w:type="dxa" w:w="3009"/>
+            <w:tcW w:w="3009" w:type="dxa"/>
           </w:tcPr>
           <w:p>
             <w:r>
@@ -544,7 +562,7 @@
         </w:tc>
         <w:tc>
           <w:tcPr>
-            <w:tcW w:type="dxa" w:w="3009"/>
+            <w:tcW w:w="3009" w:type="dxa"/>
           </w:tcPr>
           <w:p>
             <w:r>
@@ -554,11 +572,19 @@
         </w:tc>
         <w:tc>
           <w:tcPr>
-            <w:tcW w:type="dxa" w:w="3009"/>
-          </w:tcPr>
-          <w:p>
-            <w:r>
-              <w:t>Revisar os requisitos da A4, apontar ambiguidades e sugerir versões verificáveis sem alterar o escopo do TechFix.</w:t>
+            <w:tcW w:w="3009" w:type="dxa"/>
+          </w:tcPr>
+          <w:p>
+            <w:r>
+              <w:t xml:space="preserve">Revisar os requisitos da A4, apontar ambiguidades e sugerir versões verificáveis sem alterar o escopo do </w:t>
+            </w:r>
+            <w:proofErr w:type="spellStart"/>
+            <w:r>
+              <w:t>TechFix</w:t>
+            </w:r>
+            <w:proofErr w:type="spellEnd"/>
+            <w:r>
+              <w:t>.</w:t>
             </w:r>
           </w:p>
         </w:tc>
@@ -566,7 +592,7 @@
       <w:tr>
         <w:tc>
           <w:tcPr>
-            <w:tcW w:type="dxa" w:w="3009"/>
+            <w:tcW w:w="3009" w:type="dxa"/>
           </w:tcPr>
           <w:p>
             <w:r>
@@ -576,17 +602,25 @@
         </w:tc>
         <w:tc>
           <w:tcPr>
-            <w:tcW w:type="dxa" w:w="3009"/>
-          </w:tcPr>
-          <w:p>
-            <w:r>
-              <w:t>Apoio na elaboração dos critérios de aceitação e na priorização MoSCoW.</w:t>
-            </w:r>
-          </w:p>
-        </w:tc>
-        <w:tc>
-          <w:tcPr>
-            <w:tcW w:type="dxa" w:w="3009"/>
+            <w:tcW w:w="3009" w:type="dxa"/>
+          </w:tcPr>
+          <w:p>
+            <w:r>
+              <w:t xml:space="preserve">Apoio na elaboração dos critérios de aceitação e na priorização </w:t>
+            </w:r>
+            <w:proofErr w:type="spellStart"/>
+            <w:r>
+              <w:t>MoSCoW</w:t>
+            </w:r>
+            <w:proofErr w:type="spellEnd"/>
+            <w:r>
+              <w:t>.</w:t>
+            </w:r>
+          </w:p>
+        </w:tc>
+        <w:tc>
+          <w:tcPr>
+            <w:tcW w:w="3009" w:type="dxa"/>
           </w:tcPr>
           <w:p>
             <w:r>
@@ -598,163 +632,127 @@
       <w:tr>
         <w:tc>
           <w:tcPr>
-            <w:tcW w:type="dxa" w:w="3009"/>
-          </w:tcPr>
-          <w:p>
-            <w:r/>
-          </w:p>
-        </w:tc>
-        <w:tc>
-          <w:tcPr>
-            <w:tcW w:type="dxa" w:w="3009"/>
-          </w:tcPr>
-          <w:p>
-            <w:r/>
-          </w:p>
-        </w:tc>
-        <w:tc>
-          <w:tcPr>
-            <w:tcW w:type="dxa" w:w="3009"/>
-          </w:tcPr>
-          <w:p>
-            <w:r/>
-          </w:p>
+            <w:tcW w:w="3009" w:type="dxa"/>
+          </w:tcPr>
+          <w:p/>
+        </w:tc>
+        <w:tc>
+          <w:tcPr>
+            <w:tcW w:w="3009" w:type="dxa"/>
+          </w:tcPr>
+          <w:p/>
+        </w:tc>
+        <w:tc>
+          <w:tcPr>
+            <w:tcW w:w="3009" w:type="dxa"/>
+          </w:tcPr>
+          <w:p/>
         </w:tc>
       </w:tr>
       <w:tr>
         <w:tc>
           <w:tcPr>
-            <w:tcW w:type="dxa" w:w="3009"/>
-          </w:tcPr>
-          <w:p>
-            <w:r/>
-          </w:p>
-        </w:tc>
-        <w:tc>
-          <w:tcPr>
-            <w:tcW w:type="dxa" w:w="3009"/>
-          </w:tcPr>
-          <w:p>
-            <w:r/>
-          </w:p>
-        </w:tc>
-        <w:tc>
-          <w:tcPr>
-            <w:tcW w:type="dxa" w:w="3009"/>
-          </w:tcPr>
-          <w:p>
-            <w:r/>
-          </w:p>
+            <w:tcW w:w="3009" w:type="dxa"/>
+          </w:tcPr>
+          <w:p/>
+        </w:tc>
+        <w:tc>
+          <w:tcPr>
+            <w:tcW w:w="3009" w:type="dxa"/>
+          </w:tcPr>
+          <w:p/>
+        </w:tc>
+        <w:tc>
+          <w:tcPr>
+            <w:tcW w:w="3009" w:type="dxa"/>
+          </w:tcPr>
+          <w:p/>
         </w:tc>
       </w:tr>
       <w:tr>
         <w:tc>
           <w:tcPr>
-            <w:tcW w:type="dxa" w:w="3009"/>
-          </w:tcPr>
-          <w:p>
-            <w:r/>
-          </w:p>
-        </w:tc>
-        <w:tc>
-          <w:tcPr>
-            <w:tcW w:type="dxa" w:w="3009"/>
-          </w:tcPr>
-          <w:p>
-            <w:r/>
-          </w:p>
-        </w:tc>
-        <w:tc>
-          <w:tcPr>
-            <w:tcW w:type="dxa" w:w="3009"/>
-          </w:tcPr>
-          <w:p>
-            <w:r/>
-          </w:p>
+            <w:tcW w:w="3009" w:type="dxa"/>
+          </w:tcPr>
+          <w:p/>
+        </w:tc>
+        <w:tc>
+          <w:tcPr>
+            <w:tcW w:w="3009" w:type="dxa"/>
+          </w:tcPr>
+          <w:p/>
+        </w:tc>
+        <w:tc>
+          <w:tcPr>
+            <w:tcW w:w="3009" w:type="dxa"/>
+          </w:tcPr>
+          <w:p/>
         </w:tc>
       </w:tr>
       <w:tr>
         <w:tc>
           <w:tcPr>
-            <w:tcW w:type="dxa" w:w="3009"/>
-          </w:tcPr>
-          <w:p>
-            <w:r/>
-          </w:p>
-        </w:tc>
-        <w:tc>
-          <w:tcPr>
-            <w:tcW w:type="dxa" w:w="3009"/>
-          </w:tcPr>
-          <w:p>
-            <w:r/>
-          </w:p>
-        </w:tc>
-        <w:tc>
-          <w:tcPr>
-            <w:tcW w:type="dxa" w:w="3009"/>
-          </w:tcPr>
-          <w:p>
-            <w:r/>
-          </w:p>
+            <w:tcW w:w="3009" w:type="dxa"/>
+          </w:tcPr>
+          <w:p/>
+        </w:tc>
+        <w:tc>
+          <w:tcPr>
+            <w:tcW w:w="3009" w:type="dxa"/>
+          </w:tcPr>
+          <w:p/>
+        </w:tc>
+        <w:tc>
+          <w:tcPr>
+            <w:tcW w:w="3009" w:type="dxa"/>
+          </w:tcPr>
+          <w:p/>
         </w:tc>
       </w:tr>
       <w:tr>
         <w:tc>
           <w:tcPr>
-            <w:tcW w:type="dxa" w:w="3009"/>
-          </w:tcPr>
-          <w:p>
-            <w:r/>
-          </w:p>
-        </w:tc>
-        <w:tc>
-          <w:tcPr>
-            <w:tcW w:type="dxa" w:w="3009"/>
-          </w:tcPr>
-          <w:p>
-            <w:r/>
-          </w:p>
-        </w:tc>
-        <w:tc>
-          <w:tcPr>
-            <w:tcW w:type="dxa" w:w="3009"/>
-          </w:tcPr>
-          <w:p>
-            <w:r/>
-          </w:p>
+            <w:tcW w:w="3009" w:type="dxa"/>
+          </w:tcPr>
+          <w:p/>
+        </w:tc>
+        <w:tc>
+          <w:tcPr>
+            <w:tcW w:w="3009" w:type="dxa"/>
+          </w:tcPr>
+          <w:p/>
+        </w:tc>
+        <w:tc>
+          <w:tcPr>
+            <w:tcW w:w="3009" w:type="dxa"/>
+          </w:tcPr>
+          <w:p/>
         </w:tc>
       </w:tr>
       <w:tr>
         <w:tc>
           <w:tcPr>
-            <w:tcW w:type="dxa" w:w="3009"/>
-          </w:tcPr>
-          <w:p>
-            <w:r/>
-          </w:p>
-        </w:tc>
-        <w:tc>
-          <w:tcPr>
-            <w:tcW w:type="dxa" w:w="3009"/>
-          </w:tcPr>
-          <w:p>
-            <w:r/>
-          </w:p>
-        </w:tc>
-        <w:tc>
-          <w:tcPr>
-            <w:tcW w:type="dxa" w:w="3009"/>
-          </w:tcPr>
-          <w:p>
-            <w:r/>
-          </w:p>
+            <w:tcW w:w="3009" w:type="dxa"/>
+          </w:tcPr>
+          <w:p/>
+        </w:tc>
+        <w:tc>
+          <w:tcPr>
+            <w:tcW w:w="3009" w:type="dxa"/>
+          </w:tcPr>
+          <w:p/>
+        </w:tc>
+        <w:tc>
+          <w:tcPr>
+            <w:tcW w:w="3009" w:type="dxa"/>
+          </w:tcPr>
+          <w:p/>
         </w:tc>
       </w:tr>
     </w:tbl>
     <w:p>
       <w:pPr>
-        <w:pStyle w:val="Heading2"/>
+        <w:pStyle w:val="Ttulo2"/>
         <w:spacing w:after="120"/>
       </w:pPr>
       <w:r>
@@ -766,9 +764,6 @@
         <w:spacing w:after="120"/>
       </w:pPr>
       <w:r>
-        <w:rPr>
-          <w:b w:val="0"/>
-        </w:rPr>
         <w:t>Os critérios abaixo cobrem os três requisitos funcionais do projeto e podem ser verificados por teste.</w:t>
       </w:r>
     </w:p>
@@ -788,9 +783,6 @@
         <w:spacing w:after="120"/>
       </w:pPr>
       <w:r>
-        <w:rPr>
-          <w:b w:val="0"/>
-        </w:rPr>
         <w:t>• Dado que o atendente informou nome, telefone, tipo do equipamento e defeito, quando confirmar o cadastro, então o sistema deve salvar o cliente, salvar o equipamento vinculado e apresentar confirmação.</w:t>
       </w:r>
     </w:p>
@@ -799,9 +791,6 @@
         <w:spacing w:after="120"/>
       </w:pPr>
       <w:r>
-        <w:rPr>
-          <w:b w:val="0"/>
-        </w:rPr>
         <w:t>• Dado que um campo obrigatório não foi informado, quando o atendente tentar confirmar, então o sistema deve impedir o cadastro e indicar cada campo pendente.</w:t>
       </w:r>
     </w:p>
@@ -821,9 +810,6 @@
         <w:spacing w:after="120"/>
       </w:pPr>
       <w:r>
-        <w:rPr>
-          <w:b w:val="0"/>
-        </w:rPr>
         <w:t>• Dado que cliente e equipamento estão cadastrados, quando um usuário autorizado abrir uma OS, então o sistema deve gerar um número único, registrar a data de abertura e definir o estado ABERTA.</w:t>
       </w:r>
     </w:p>
@@ -832,9 +818,6 @@
         <w:spacing w:after="120"/>
       </w:pPr>
       <w:r>
-        <w:rPr>
-          <w:b w:val="0"/>
-        </w:rPr>
         <w:t>• Dado que a OS está ABERTA, quando um técnico for atribuído e o atendimento começar, então o sistema deve permitir a mudança para EM ATENDIMENTO e registrar responsável, data e hora no histórico.</w:t>
       </w:r>
     </w:p>
@@ -843,9 +826,6 @@
         <w:spacing w:after="120"/>
       </w:pPr>
       <w:r>
-        <w:rPr>
-          <w:b w:val="0"/>
-        </w:rPr>
         <w:t>• Dado que a OS está CONCLUÍDA, quando houver tentativa de retornar a ABERTA ou EM ATENDIMENTO, então o sistema deve rejeitar a alteração e manter o estado atual.</w:t>
       </w:r>
     </w:p>
@@ -865,9 +845,6 @@
         <w:spacing w:after="120"/>
       </w:pPr>
       <w:r>
-        <w:rPr>
-          <w:b w:val="0"/>
-        </w:rPr>
         <w:t>• Dado que existe uma OS com o número informado, quando o usuário pesquisar pelo número exato, então o sistema deve exibir a OS correspondente com cliente, equipamento, técnico e estado.</w:t>
       </w:r>
     </w:p>
@@ -876,9 +853,6 @@
         <w:spacing w:after="120"/>
       </w:pPr>
       <w:r>
-        <w:rPr>
-          <w:b w:val="0"/>
-        </w:rPr>
         <w:t>• Dado que existem OS vinculadas a clientes cujo nome contém o texto informado, quando o usuário pesquisar pelo nome parcial, então o sistema deve listar todas as correspondências.</w:t>
       </w:r>
     </w:p>
@@ -887,37 +861,36 @@
         <w:spacing w:after="120"/>
       </w:pPr>
       <w:r>
-        <w:rPr>
-          <w:b w:val="0"/>
-        </w:rPr>
         <w:t>• Dado que uma OS sofreu alterações, quando o usuário abrir seu histórico, então o sistema deve apresentar os eventos em ordem cronológica com data, hora, usuário e alteração realizada.</w:t>
       </w:r>
     </w:p>
     <w:p>
       <w:pPr>
-        <w:pStyle w:val="Heading2"/>
-        <w:spacing w:after="120"/>
-      </w:pPr>
-      <w:r>
-        <w:t>2.2.3 Priorização final — MoSCoW</w:t>
-      </w:r>
-    </w:p>
-    <w:p>
-      <w:pPr>
-        <w:spacing w:after="120"/>
-      </w:pPr>
-      <w:r>
-        <w:rPr>
-          <w:b w:val="0"/>
-        </w:rPr>
+        <w:pStyle w:val="Ttulo2"/>
+        <w:spacing w:after="120"/>
+      </w:pPr>
+      <w:r>
+        <w:t xml:space="preserve">2.2.3 Priorização final — </w:t>
+      </w:r>
+      <w:proofErr w:type="spellStart"/>
+      <w:r>
+        <w:t>MoSCoW</w:t>
+      </w:r>
+      <w:proofErr w:type="spellEnd"/>
+    </w:p>
+    <w:p>
+      <w:pPr>
+        <w:spacing w:after="120"/>
+      </w:pPr>
+      <w:r>
         <w:t>A priorização considera o valor para o fluxo básico da assistência técnica, dependências entre requisitos, segurança e possibilidade de adiar o item sem inviabilizar a primeira entrega.</w:t>
       </w:r>
     </w:p>
     <w:tbl>
       <w:tblPr>
-        <w:tblW w:type="auto" w:w="0"/>
-        <w:tblLayout w:type="autofit"/>
-        <w:tblLook w:firstColumn="1" w:firstRow="1" w:lastColumn="0" w:lastRow="0" w:noHBand="0" w:noVBand="1" w:val="04A0"/>
+        <w:tblStyle w:val="TableNormal"/>
+        <w:tblW w:w="0" w:type="auto"/>
+        <w:tblInd w:w="0" w:type="dxa"/>
         <w:tblBorders>
           <w:top w:val="single" w:sz="4" w:space="0" w:color="B7B7B7"/>
           <w:left w:val="single" w:sz="4" w:space="0" w:color="B7B7B7"/>
@@ -926,16 +899,17 @@
           <w:insideH w:val="single" w:sz="4" w:space="0" w:color="B7B7B7"/>
           <w:insideV w:val="single" w:sz="4" w:space="0" w:color="B7B7B7"/>
         </w:tblBorders>
+        <w:tblLook w:val="04A0" w:firstRow="1" w:lastRow="0" w:firstColumn="1" w:lastColumn="0" w:noHBand="0" w:noVBand="1"/>
       </w:tblPr>
       <w:tblGrid>
-        <w:gridCol w:w="3009"/>
-        <w:gridCol w:w="3009"/>
-        <w:gridCol w:w="3009"/>
+        <w:gridCol w:w="3005"/>
+        <w:gridCol w:w="3005"/>
+        <w:gridCol w:w="3006"/>
       </w:tblGrid>
       <w:tr>
         <w:tc>
           <w:tcPr>
-            <w:tcW w:type="dxa" w:w="3009"/>
+            <w:tcW w:w="3009" w:type="dxa"/>
           </w:tcPr>
           <w:p>
             <w:r>
@@ -948,7 +922,7 @@
         </w:tc>
         <w:tc>
           <w:tcPr>
-            <w:tcW w:type="dxa" w:w="3009"/>
+            <w:tcW w:w="3009" w:type="dxa"/>
           </w:tcPr>
           <w:p>
             <w:r>
@@ -961,7 +935,7 @@
         </w:tc>
         <w:tc>
           <w:tcPr>
-            <w:tcW w:type="dxa" w:w="3009"/>
+            <w:tcW w:w="3009" w:type="dxa"/>
           </w:tcPr>
           <w:p>
             <w:r>
@@ -976,7 +950,7 @@
       <w:tr>
         <w:tc>
           <w:tcPr>
-            <w:tcW w:type="dxa" w:w="3009"/>
+            <w:tcW w:w="3009" w:type="dxa"/>
           </w:tcPr>
           <w:p>
             <w:r>
@@ -986,17 +960,22 @@
         </w:tc>
         <w:tc>
           <w:tcPr>
-            <w:tcW w:type="dxa" w:w="3009"/>
-          </w:tcPr>
-          <w:p>
-            <w:r>
-              <w:t>Must have</w:t>
-            </w:r>
-          </w:p>
-        </w:tc>
-        <w:tc>
-          <w:tcPr>
-            <w:tcW w:type="dxa" w:w="3009"/>
+            <w:tcW w:w="3009" w:type="dxa"/>
+          </w:tcPr>
+          <w:p>
+            <w:r>
+              <w:t xml:space="preserve">Must </w:t>
+            </w:r>
+            <w:proofErr w:type="spellStart"/>
+            <w:r>
+              <w:t>have</w:t>
+            </w:r>
+            <w:proofErr w:type="spellEnd"/>
+          </w:p>
+        </w:tc>
+        <w:tc>
+          <w:tcPr>
+            <w:tcW w:w="3009" w:type="dxa"/>
           </w:tcPr>
           <w:p>
             <w:r>
@@ -1008,27 +987,33 @@
       <w:tr>
         <w:tc>
           <w:tcPr>
-            <w:tcW w:type="dxa" w:w="3009"/>
-          </w:tcPr>
-          <w:p>
-            <w:r>
+            <w:tcW w:w="3009" w:type="dxa"/>
+          </w:tcPr>
+          <w:p>
+            <w:r>
+              <w:lastRenderedPageBreak/>
               <w:t>RF2</w:t>
             </w:r>
           </w:p>
         </w:tc>
         <w:tc>
           <w:tcPr>
-            <w:tcW w:type="dxa" w:w="3009"/>
-          </w:tcPr>
-          <w:p>
-            <w:r>
-              <w:t>Must have</w:t>
-            </w:r>
-          </w:p>
-        </w:tc>
-        <w:tc>
-          <w:tcPr>
-            <w:tcW w:type="dxa" w:w="3009"/>
+            <w:tcW w:w="3009" w:type="dxa"/>
+          </w:tcPr>
+          <w:p>
+            <w:r>
+              <w:t xml:space="preserve">Must </w:t>
+            </w:r>
+            <w:proofErr w:type="spellStart"/>
+            <w:r>
+              <w:t>have</w:t>
+            </w:r>
+            <w:proofErr w:type="spellEnd"/>
+          </w:p>
+        </w:tc>
+        <w:tc>
+          <w:tcPr>
+            <w:tcW w:w="3009" w:type="dxa"/>
           </w:tcPr>
           <w:p>
             <w:r>
@@ -1040,7 +1025,7 @@
       <w:tr>
         <w:tc>
           <w:tcPr>
-            <w:tcW w:type="dxa" w:w="3009"/>
+            <w:tcW w:w="3009" w:type="dxa"/>
           </w:tcPr>
           <w:p>
             <w:r>
@@ -1050,17 +1035,22 @@
         </w:tc>
         <w:tc>
           <w:tcPr>
-            <w:tcW w:type="dxa" w:w="3009"/>
-          </w:tcPr>
-          <w:p>
-            <w:r>
-              <w:t>Must have</w:t>
-            </w:r>
-          </w:p>
-        </w:tc>
-        <w:tc>
-          <w:tcPr>
-            <w:tcW w:type="dxa" w:w="3009"/>
+            <w:tcW w:w="3009" w:type="dxa"/>
+          </w:tcPr>
+          <w:p>
+            <w:r>
+              <w:t xml:space="preserve">Must </w:t>
+            </w:r>
+            <w:proofErr w:type="spellStart"/>
+            <w:r>
+              <w:t>have</w:t>
+            </w:r>
+            <w:proofErr w:type="spellEnd"/>
+          </w:p>
+        </w:tc>
+        <w:tc>
+          <w:tcPr>
+            <w:tcW w:w="3009" w:type="dxa"/>
           </w:tcPr>
           <w:p>
             <w:r>
@@ -1072,7 +1062,7 @@
       <w:tr>
         <w:tc>
           <w:tcPr>
-            <w:tcW w:type="dxa" w:w="3009"/>
+            <w:tcW w:w="3009" w:type="dxa"/>
           </w:tcPr>
           <w:p>
             <w:r>
@@ -1082,17 +1072,22 @@
         </w:tc>
         <w:tc>
           <w:tcPr>
-            <w:tcW w:type="dxa" w:w="3009"/>
-          </w:tcPr>
-          <w:p>
-            <w:r>
-              <w:t>Must have</w:t>
-            </w:r>
-          </w:p>
-        </w:tc>
-        <w:tc>
-          <w:tcPr>
-            <w:tcW w:type="dxa" w:w="3009"/>
+            <w:tcW w:w="3009" w:type="dxa"/>
+          </w:tcPr>
+          <w:p>
+            <w:r>
+              <w:t xml:space="preserve">Must </w:t>
+            </w:r>
+            <w:proofErr w:type="spellStart"/>
+            <w:r>
+              <w:t>have</w:t>
+            </w:r>
+            <w:proofErr w:type="spellEnd"/>
+          </w:p>
+        </w:tc>
+        <w:tc>
+          <w:tcPr>
+            <w:tcW w:w="3009" w:type="dxa"/>
           </w:tcPr>
           <w:p>
             <w:r>
@@ -1104,7 +1099,7 @@
       <w:tr>
         <w:tc>
           <w:tcPr>
-            <w:tcW w:type="dxa" w:w="3009"/>
+            <w:tcW w:w="3009" w:type="dxa"/>
           </w:tcPr>
           <w:p>
             <w:r>
@@ -1114,17 +1109,22 @@
         </w:tc>
         <w:tc>
           <w:tcPr>
-            <w:tcW w:type="dxa" w:w="3009"/>
-          </w:tcPr>
-          <w:p>
-            <w:r>
-              <w:t>Must have</w:t>
-            </w:r>
-          </w:p>
-        </w:tc>
-        <w:tc>
-          <w:tcPr>
-            <w:tcW w:type="dxa" w:w="3009"/>
+            <w:tcW w:w="3009" w:type="dxa"/>
+          </w:tcPr>
+          <w:p>
+            <w:r>
+              <w:t xml:space="preserve">Must </w:t>
+            </w:r>
+            <w:proofErr w:type="spellStart"/>
+            <w:r>
+              <w:t>have</w:t>
+            </w:r>
+            <w:proofErr w:type="spellEnd"/>
+          </w:p>
+        </w:tc>
+        <w:tc>
+          <w:tcPr>
+            <w:tcW w:w="3009" w:type="dxa"/>
           </w:tcPr>
           <w:p>
             <w:r>
@@ -1136,7 +1136,7 @@
       <w:tr>
         <w:tc>
           <w:tcPr>
-            <w:tcW w:type="dxa" w:w="3009"/>
+            <w:tcW w:w="3009" w:type="dxa"/>
           </w:tcPr>
           <w:p>
             <w:r>
@@ -1146,17 +1146,22 @@
         </w:tc>
         <w:tc>
           <w:tcPr>
-            <w:tcW w:type="dxa" w:w="3009"/>
-          </w:tcPr>
-          <w:p>
-            <w:r>
-              <w:t>Must have</w:t>
-            </w:r>
-          </w:p>
-        </w:tc>
-        <w:tc>
-          <w:tcPr>
-            <w:tcW w:type="dxa" w:w="3009"/>
+            <w:tcW w:w="3009" w:type="dxa"/>
+          </w:tcPr>
+          <w:p>
+            <w:r>
+              <w:t xml:space="preserve">Must </w:t>
+            </w:r>
+            <w:proofErr w:type="spellStart"/>
+            <w:r>
+              <w:t>have</w:t>
+            </w:r>
+            <w:proofErr w:type="spellEnd"/>
+          </w:p>
+        </w:tc>
+        <w:tc>
+          <w:tcPr>
+            <w:tcW w:w="3009" w:type="dxa"/>
           </w:tcPr>
           <w:p>
             <w:r>
@@ -1168,7 +1173,7 @@
       <w:tr>
         <w:tc>
           <w:tcPr>
-            <w:tcW w:type="dxa" w:w="3009"/>
+            <w:tcW w:w="3009" w:type="dxa"/>
           </w:tcPr>
           <w:p>
             <w:r>
@@ -1178,17 +1183,22 @@
         </w:tc>
         <w:tc>
           <w:tcPr>
-            <w:tcW w:type="dxa" w:w="3009"/>
-          </w:tcPr>
-          <w:p>
-            <w:r>
-              <w:t>Must have</w:t>
-            </w:r>
-          </w:p>
-        </w:tc>
-        <w:tc>
-          <w:tcPr>
-            <w:tcW w:type="dxa" w:w="3009"/>
+            <w:tcW w:w="3009" w:type="dxa"/>
+          </w:tcPr>
+          <w:p>
+            <w:r>
+              <w:t xml:space="preserve">Must </w:t>
+            </w:r>
+            <w:proofErr w:type="spellStart"/>
+            <w:r>
+              <w:t>have</w:t>
+            </w:r>
+            <w:proofErr w:type="spellEnd"/>
+          </w:p>
+        </w:tc>
+        <w:tc>
+          <w:tcPr>
+            <w:tcW w:w="3009" w:type="dxa"/>
           </w:tcPr>
           <w:p>
             <w:r>
@@ -1200,7 +1210,7 @@
       <w:tr>
         <w:tc>
           <w:tcPr>
-            <w:tcW w:type="dxa" w:w="3009"/>
+            <w:tcW w:w="3009" w:type="dxa"/>
           </w:tcPr>
           <w:p>
             <w:r>
@@ -1210,17 +1220,27 @@
         </w:tc>
         <w:tc>
           <w:tcPr>
-            <w:tcW w:type="dxa" w:w="3009"/>
-          </w:tcPr>
-          <w:p>
-            <w:r>
-              <w:t>Should have</w:t>
-            </w:r>
-          </w:p>
-        </w:tc>
-        <w:tc>
-          <w:tcPr>
-            <w:tcW w:type="dxa" w:w="3009"/>
+            <w:tcW w:w="3009" w:type="dxa"/>
+          </w:tcPr>
+          <w:p>
+            <w:proofErr w:type="spellStart"/>
+            <w:r>
+              <w:t>Should</w:t>
+            </w:r>
+            <w:proofErr w:type="spellEnd"/>
+            <w:r>
+              <w:t xml:space="preserve"> </w:t>
+            </w:r>
+            <w:proofErr w:type="spellStart"/>
+            <w:r>
+              <w:t>have</w:t>
+            </w:r>
+            <w:proofErr w:type="spellEnd"/>
+          </w:p>
+        </w:tc>
+        <w:tc>
+          <w:tcPr>
+            <w:tcW w:w="3009" w:type="dxa"/>
           </w:tcPr>
           <w:p>
             <w:r>
@@ -1235,15 +1255,60 @@
         <w:spacing w:after="120"/>
       </w:pPr>
       <w:r>
-        <w:rPr>
-          <w:b w:val="0"/>
-        </w:rPr>
-        <w:t>Não foram classificados itens como Could have ou Won’t have nesta versão, pois o conjunto da A4 já contém apenas requisitos do escopo principal. O RNF1 ficou como Should have por não impedir a demonstração funcional inicial, embora permaneça obrigatório antes da implantação.</w:t>
-      </w:r>
-    </w:p>
-    <w:p>
-      <w:pPr>
-        <w:pStyle w:val="Heading2"/>
+        <w:t xml:space="preserve">Não foram classificados itens como </w:t>
+      </w:r>
+      <w:proofErr w:type="spellStart"/>
+      <w:r>
+        <w:t>Could</w:t>
+      </w:r>
+      <w:proofErr w:type="spellEnd"/>
+      <w:r>
+        <w:t xml:space="preserve"> </w:t>
+      </w:r>
+      <w:proofErr w:type="spellStart"/>
+      <w:r>
+        <w:t>have</w:t>
+      </w:r>
+      <w:proofErr w:type="spellEnd"/>
+      <w:r>
+        <w:t xml:space="preserve"> ou </w:t>
+      </w:r>
+      <w:proofErr w:type="spellStart"/>
+      <w:r>
+        <w:t>Won’t</w:t>
+      </w:r>
+      <w:proofErr w:type="spellEnd"/>
+      <w:r>
+        <w:t xml:space="preserve"> </w:t>
+      </w:r>
+      <w:proofErr w:type="spellStart"/>
+      <w:r>
+        <w:t>have</w:t>
+      </w:r>
+      <w:proofErr w:type="spellEnd"/>
+      <w:r>
+        <w:t xml:space="preserve"> nesta versão, pois o conjunto da A4 já contém apenas requisitos do escopo principal. O RNF1 ficou como </w:t>
+      </w:r>
+      <w:proofErr w:type="spellStart"/>
+      <w:r>
+        <w:t>Should</w:t>
+      </w:r>
+      <w:proofErr w:type="spellEnd"/>
+      <w:r>
+        <w:t xml:space="preserve"> </w:t>
+      </w:r>
+      <w:proofErr w:type="spellStart"/>
+      <w:r>
+        <w:t>have</w:t>
+      </w:r>
+      <w:proofErr w:type="spellEnd"/>
+      <w:r>
+        <w:t xml:space="preserve"> por não impedir a demonstração funcional inicial, embora permaneça obrigatório antes da implantação.</w:t>
+      </w:r>
+    </w:p>
+    <w:p>
+      <w:pPr>
+        <w:pStyle w:val="Ttulo2"/>
         <w:spacing w:after="120"/>
       </w:pPr>
       <w:r>
@@ -1255,9 +1320,6 @@
         <w:spacing w:after="120"/>
       </w:pPr>
       <w:r>
-        <w:rPr>
-          <w:b w:val="0"/>
-        </w:rPr>
         <w:t>• Problema central: substituir registros em papel ou planilhas por um fluxo rastreável de clientes, equipamentos e ordens de serviço.</w:t>
       </w:r>
     </w:p>
@@ -1266,9 +1328,6 @@
         <w:spacing w:after="120"/>
       </w:pPr>
       <w:r>
-        <w:rPr>
-          <w:b w:val="0"/>
-        </w:rPr>
         <w:t>• Fluxo principal: cadastrar cliente e equipamento → abrir OS → atribuir técnico → atualizar estado → pesquisar e consultar histórico.</w:t>
       </w:r>
     </w:p>
@@ -1277,9 +1336,6 @@
         <w:spacing w:after="120"/>
       </w:pPr>
       <w:r>
-        <w:rPr>
-          <w:b w:val="0"/>
-        </w:rPr>
         <w:t>• Melhorias da validação: campos obrigatórios definidos, transições de estado formalizadas, buscas delimitadas, metas de desempenho mensuráveis e perfis de acesso especificados.</w:t>
       </w:r>
     </w:p>
@@ -1288,9 +1344,6 @@
         <w:spacing w:after="120"/>
       </w:pPr>
       <w:r>
-        <w:rPr>
-          <w:b w:val="0"/>
-        </w:rPr>
         <w:t>• Requisitos prioritários: RF1, RF2, RF3, RN1 e RNF2 sustentam o produto mínimo; RNF1 deve ser comprovado antes da implantação.</w:t>
       </w:r>
     </w:p>
@@ -1299,19 +1352,24 @@
         <w:spacing w:after="120"/>
       </w:pPr>
       <w:r>
-        <w:rPr>
-          <w:b w:val="0"/>
-        </w:rPr>
-        <w:t>• Evidência de qualidade: critérios de aceitação objetivos para os três RFs, permitindo derivar testes funcionais.</w:t>
-      </w:r>
-    </w:p>
-    <w:p>
-      <w:pPr>
-        <w:pStyle w:val="Heading1"/>
-        <w:spacing w:after="120" w:before="320" w:lineRule="auto"/>
+        <w:t xml:space="preserve">• Evidência de qualidade: critérios de aceitação objetivos para os três </w:t>
+      </w:r>
+      <w:proofErr w:type="spellStart"/>
+      <w:r>
+        <w:t>RFs</w:t>
+      </w:r>
+      <w:proofErr w:type="spellEnd"/>
+      <w:r>
+        <w:t>, permitindo derivar testes funcionais.</w:t>
+      </w:r>
+    </w:p>
+    <w:p>
+      <w:pPr>
+        <w:pStyle w:val="Ttulo1"/>
+        <w:spacing w:before="320" w:after="120"/>
         <w:jc w:val="both"/>
         <w:rPr>
-          <w:rFonts w:ascii="Inter Tight" w:cs="Inter Tight" w:eastAsia="Inter Tight" w:hAnsi="Inter Tight"/>
+          <w:rFonts w:ascii="Inter Tight" w:eastAsia="Inter Tight" w:hAnsi="Inter Tight" w:cs="Inter Tight"/>
           <w:color w:val="000000"/>
           <w:sz w:val="20"/>
           <w:szCs w:val="20"/>
@@ -1319,54 +1377,46 @@
       </w:pPr>
       <w:r>
         <w:rPr>
-          <w:rFonts w:ascii="Inter Tight" w:cs="Inter Tight" w:eastAsia="Inter Tight" w:hAnsi="Inter Tight"/>
+          <w:rFonts w:ascii="Inter Tight" w:eastAsia="Inter Tight" w:hAnsi="Inter Tight" w:cs="Inter Tight"/>
           <w:color w:val="000000"/>
           <w:sz w:val="20"/>
           <w:szCs w:val="20"/>
-          <w:rtl w:val="0"/>
-        </w:rPr>
-        <w:t xml:space="preserve">3. Decisões e pendências</w:t>
-      </w:r>
-    </w:p>
-    <w:p>
-      <w:pPr>
-        <w:spacing w:after="120" w:lineRule="auto"/>
+        </w:rPr>
+        <w:t>3. Decisões e pendências</w:t>
+      </w:r>
+    </w:p>
+    <w:p>
+      <w:pPr>
+        <w:spacing w:after="120"/>
         <w:jc w:val="both"/>
         <w:rPr>
-          <w:rFonts w:ascii="Inter Tight" w:cs="Inter Tight" w:eastAsia="Inter Tight" w:hAnsi="Inter Tight"/>
-        </w:rPr>
-      </w:pPr>
-      <w:r>
-        <w:rPr>
-          <w:rFonts w:ascii="Inter Tight" w:cs="Inter Tight" w:eastAsia="Inter Tight" w:hAnsi="Inter Tight"/>
-          <w:rtl w:val="0"/>
-        </w:rPr>
-        <w:t xml:space="preserve">Registre as principais decisões tomadas pela equipe nesta etapa e o que ainda está pendente para a próxima entrega.</w:t>
-      </w:r>
-    </w:p>
-    <w:p>
-      <w:pPr>
-        <w:keepNext w:val="0"/>
-        <w:keepLines w:val="0"/>
-        <w:pageBreakBefore w:val="0"/>
-        <w:widowControl w:val="1"/>
+          <w:rFonts w:ascii="Inter Tight" w:eastAsia="Inter Tight" w:hAnsi="Inter Tight" w:cs="Inter Tight"/>
+        </w:rPr>
+      </w:pPr>
+      <w:r>
+        <w:rPr>
+          <w:rFonts w:ascii="Inter Tight" w:eastAsia="Inter Tight" w:hAnsi="Inter Tight" w:cs="Inter Tight"/>
+        </w:rPr>
+        <w:t>Registre as principais decisões tomadas pela equipe nesta etapa e o que ainda está pendente para a próxima entrega.</w:t>
+      </w:r>
+    </w:p>
+    <w:p>
+      <w:pPr>
         <w:numPr>
           <w:ilvl w:val="0"/>
           <w:numId w:val="1"/>
         </w:numPr>
         <w:pBdr>
-          <w:top w:space="0" w:sz="0" w:val="nil"/>
-          <w:left w:space="0" w:sz="0" w:val="nil"/>
-          <w:bottom w:space="0" w:sz="0" w:val="nil"/>
-          <w:right w:space="0" w:sz="0" w:val="nil"/>
-          <w:between w:space="0" w:sz="0" w:val="nil"/>
+          <w:top w:val="nil"/>
+          <w:left w:val="nil"/>
+          <w:bottom w:val="nil"/>
+          <w:right w:val="nil"/>
+          <w:between w:val="nil"/>
         </w:pBdr>
-        <w:shd w:fill="auto" w:val="clear"/>
-        <w:spacing w:after="120" w:before="0" w:line="240" w:lineRule="auto"/>
-        <w:ind w:left="360" w:right="0" w:hanging="260"/>
+        <w:spacing w:after="120"/>
         <w:jc w:val="both"/>
         <w:rPr>
-          <w:rFonts w:ascii="Inter Tight" w:cs="Inter Tight" w:eastAsia="Inter Tight" w:hAnsi="Inter Tight"/>
+          <w:rFonts w:ascii="Inter Tight" w:eastAsia="Inter Tight" w:hAnsi="Inter Tight" w:cs="Inter Tight"/>
         </w:rPr>
       </w:pPr>
       <w:r>
@@ -1376,32 +1426,58 @@
         <w:t xml:space="preserve">Decisões tomadas: </w:t>
       </w:r>
       <w:r>
-        <w:t>Corrigir os oito itens da A4; adotar critérios no formato Dado/Quando/Então; usar MoSCoW; tratar RF1, RF2, RF3, RN1, RNF2, HU1 e HU2 como Must have e RNF1 como Should have.</w:t>
-      </w:r>
-    </w:p>
-    <w:p>
-      <w:pPr>
-        <w:keepNext w:val="0"/>
-        <w:keepLines w:val="0"/>
-        <w:pageBreakBefore w:val="0"/>
-        <w:widowControl w:val="1"/>
+        <w:t xml:space="preserve">Corrigir os oito itens da A4; adotar critérios no formato Dado/Quando/Então; usar </w:t>
+      </w:r>
+      <w:proofErr w:type="spellStart"/>
+      <w:r>
+        <w:t>MoSCoW</w:t>
+      </w:r>
+      <w:proofErr w:type="spellEnd"/>
+      <w:r>
+        <w:t xml:space="preserve">; tratar RF1, RF2, RF3, RN1, RNF2, HU1 e HU2 como Must </w:t>
+      </w:r>
+      <w:proofErr w:type="spellStart"/>
+      <w:r>
+        <w:t>have</w:t>
+      </w:r>
+      <w:proofErr w:type="spellEnd"/>
+      <w:r>
+        <w:t xml:space="preserve"> e RNF1 como </w:t>
+      </w:r>
+      <w:proofErr w:type="spellStart"/>
+      <w:r>
+        <w:t>Should</w:t>
+      </w:r>
+      <w:proofErr w:type="spellEnd"/>
+      <w:r>
+        <w:t xml:space="preserve"> </w:t>
+      </w:r>
+      <w:proofErr w:type="spellStart"/>
+      <w:r>
+        <w:t>have</w:t>
+      </w:r>
+      <w:proofErr w:type="spellEnd"/>
+      <w:r>
+        <w:t>.</w:t>
+      </w:r>
+    </w:p>
+    <w:p>
+      <w:pPr>
         <w:numPr>
           <w:ilvl w:val="0"/>
           <w:numId w:val="1"/>
         </w:numPr>
         <w:pBdr>
-          <w:top w:space="0" w:sz="0" w:val="nil"/>
-          <w:left w:space="0" w:sz="0" w:val="nil"/>
-          <w:bottom w:space="0" w:sz="0" w:val="nil"/>
-          <w:right w:space="0" w:sz="0" w:val="nil"/>
-          <w:between w:space="0" w:sz="0" w:val="nil"/>
+          <w:top w:val="nil"/>
+          <w:left w:val="nil"/>
+          <w:bottom w:val="nil"/>
+          <w:right w:val="nil"/>
+          <w:between w:val="nil"/>
         </w:pBdr>
-        <w:shd w:fill="auto" w:val="clear"/>
-        <w:spacing w:after="120" w:before="0" w:line="240" w:lineRule="auto"/>
-        <w:ind w:left="360" w:right="0" w:hanging="260"/>
+        <w:spacing w:after="120"/>
         <w:jc w:val="both"/>
         <w:rPr>
-          <w:rFonts w:ascii="Inter Tight" w:cs="Inter Tight" w:eastAsia="Inter Tight" w:hAnsi="Inter Tight"/>
+          <w:rFonts w:ascii="Inter Tight" w:eastAsia="Inter Tight" w:hAnsi="Inter Tight" w:cs="Inter Tight"/>
         </w:rPr>
       </w:pPr>
       <w:r>
@@ -1416,11 +1492,11 @@
     </w:p>
     <w:p>
       <w:pPr>
-        <w:pStyle w:val="Heading1"/>
-        <w:spacing w:after="120" w:before="320" w:lineRule="auto"/>
+        <w:pStyle w:val="Ttulo1"/>
+        <w:spacing w:before="320" w:after="120"/>
         <w:jc w:val="both"/>
         <w:rPr>
-          <w:rFonts w:ascii="Inter Tight" w:cs="Inter Tight" w:eastAsia="Inter Tight" w:hAnsi="Inter Tight"/>
+          <w:rFonts w:ascii="Inter Tight" w:eastAsia="Inter Tight" w:hAnsi="Inter Tight" w:cs="Inter Tight"/>
           <w:color w:val="000000"/>
           <w:sz w:val="20"/>
           <w:szCs w:val="20"/>
@@ -1428,55 +1504,51 @@
       </w:pPr>
       <w:r>
         <w:rPr>
-          <w:rFonts w:ascii="Inter Tight" w:cs="Inter Tight" w:eastAsia="Inter Tight" w:hAnsi="Inter Tight"/>
+          <w:rFonts w:ascii="Inter Tight" w:eastAsia="Inter Tight" w:hAnsi="Inter Tight" w:cs="Inter Tight"/>
           <w:color w:val="000000"/>
           <w:sz w:val="20"/>
           <w:szCs w:val="20"/>
-          <w:rtl w:val="0"/>
-        </w:rPr>
-        <w:t xml:space="preserve">4. Declaração de uso de Inteligência Artificial</w:t>
-      </w:r>
-    </w:p>
-    <w:p>
-      <w:pPr>
-        <w:spacing w:after="120" w:lineRule="auto"/>
+        </w:rPr>
+        <w:t>4. Declaração de uso de Inteligência Artificial</w:t>
+      </w:r>
+    </w:p>
+    <w:p>
+      <w:pPr>
+        <w:spacing w:after="120"/>
         <w:jc w:val="both"/>
         <w:rPr>
-          <w:rFonts w:ascii="Inter Tight" w:cs="Inter Tight" w:eastAsia="Inter Tight" w:hAnsi="Inter Tight"/>
-        </w:rPr>
-      </w:pPr>
-      <w:r>
-        <w:rPr>
-          <w:rFonts w:ascii="Inter Tight" w:cs="Inter Tight" w:eastAsia="Inter Tight" w:hAnsi="Inter Tight"/>
-          <w:rtl w:val="0"/>
+          <w:rFonts w:ascii="Inter Tight" w:eastAsia="Inter Tight" w:hAnsi="Inter Tight" w:cs="Inter Tight"/>
+        </w:rPr>
+      </w:pPr>
+      <w:r>
+        <w:rPr>
+          <w:rFonts w:ascii="Inter Tight" w:eastAsia="Inter Tight" w:hAnsi="Inter Tight" w:cs="Inter Tight"/>
         </w:rPr>
         <w:t xml:space="preserve">Conforme o </w:t>
       </w:r>
       <w:hyperlink r:id="rId9">
         <w:r>
           <w:rPr>
-            <w:rFonts w:ascii="Inter Tight" w:cs="Inter Tight" w:eastAsia="Inter Tight" w:hAnsi="Inter Tight"/>
-            <w:color w:val="1155cc"/>
+            <w:rFonts w:ascii="Inter Tight" w:eastAsia="Inter Tight" w:hAnsi="Inter Tight" w:cs="Inter Tight"/>
+            <w:color w:val="1155CC"/>
             <w:u w:val="single"/>
-            <w:rtl w:val="0"/>
           </w:rPr>
-          <w:t xml:space="preserve">Manual da Disciplina</w:t>
+          <w:t>Manual da Disciplina</w:t>
         </w:r>
       </w:hyperlink>
       <w:r>
         <w:rPr>
-          <w:rFonts w:ascii="Inter Tight" w:cs="Inter Tight" w:eastAsia="Inter Tight" w:hAnsi="Inter Tight"/>
-          <w:rtl w:val="0"/>
+          <w:rFonts w:ascii="Inter Tight" w:eastAsia="Inter Tight" w:hAnsi="Inter Tight" w:cs="Inter Tight"/>
         </w:rPr>
         <w:t xml:space="preserve"> (seção 6 — Uso de Inteligência Artificial), toda utilização relevante de IA no desenvolvimento desta atividade deve ser declarada abaixo e também registrada no arquivo DEVLOG.md do repositório do projeto. Se a equipe não utilizou IA nesta atividade, marque a opção correspondente e não é necessário preencher a tabela.</w:t>
       </w:r>
     </w:p>
     <w:p>
       <w:pPr>
-        <w:spacing w:after="120" w:before="120" w:lineRule="auto"/>
+        <w:spacing w:before="120" w:after="120"/>
         <w:jc w:val="both"/>
         <w:rPr>
-          <w:rFonts w:ascii="Inter Tight" w:cs="Inter Tight" w:eastAsia="Inter Tight" w:hAnsi="Inter Tight"/>
+          <w:rFonts w:ascii="Inter Tight" w:eastAsia="Inter Tight" w:hAnsi="Inter Tight" w:cs="Inter Tight"/>
         </w:rPr>
       </w:pPr>
       <w:r>
@@ -1485,483 +1557,390 @@
     </w:p>
     <w:p>
       <w:pPr>
-        <w:spacing w:after="120" w:lineRule="auto"/>
+        <w:spacing w:after="120"/>
         <w:jc w:val="both"/>
         <w:rPr>
-          <w:rFonts w:ascii="Inter Tight" w:cs="Inter Tight" w:eastAsia="Inter Tight" w:hAnsi="Inter Tight"/>
-        </w:rPr>
-      </w:pPr>
-      <w:r>
+          <w:rFonts w:ascii="Inter Tight" w:eastAsia="Inter Tight" w:hAnsi="Inter Tight" w:cs="Inter Tight"/>
+        </w:rPr>
+      </w:pPr>
+      <w:r>
+        <w:lastRenderedPageBreak/>
         <w:t>(X) A equipe utilizou ferramentas de IA nesta atividade — declaração abaixo.</w:t>
       </w:r>
     </w:p>
     <w:tbl>
       <w:tblPr>
-        <w:tblStyle w:val="Table1"/>
-        <w:tblW w:w="9645.0" w:type="dxa"/>
-        <w:jc w:val="left"/>
+        <w:tblStyle w:val="a"/>
+        <w:tblW w:w="9645" w:type="dxa"/>
+        <w:tblInd w:w="0" w:type="dxa"/>
         <w:tblBorders>
-          <w:top w:color="d9d9d9" w:space="0" w:sz="4" w:val="single"/>
-          <w:left w:color="d9d9d9" w:space="0" w:sz="4" w:val="single"/>
-          <w:bottom w:color="d9d9d9" w:space="0" w:sz="4" w:val="single"/>
-          <w:right w:color="d9d9d9" w:space="0" w:sz="4" w:val="single"/>
-          <w:insideH w:color="d9d9d9" w:space="0" w:sz="4" w:val="single"/>
-          <w:insideV w:color="d9d9d9" w:space="0" w:sz="4" w:val="single"/>
+          <w:top w:val="single" w:sz="4" w:space="0" w:color="D9D9D9"/>
+          <w:left w:val="single" w:sz="4" w:space="0" w:color="D9D9D9"/>
+          <w:bottom w:val="single" w:sz="4" w:space="0" w:color="D9D9D9"/>
+          <w:right w:val="single" w:sz="4" w:space="0" w:color="D9D9D9"/>
+          <w:insideH w:val="single" w:sz="4" w:space="0" w:color="D9D9D9"/>
+          <w:insideV w:val="single" w:sz="4" w:space="0" w:color="D9D9D9"/>
         </w:tblBorders>
         <w:tblLayout w:type="fixed"/>
-        <w:tblLook w:val="0000"/>
+        <w:tblLook w:val="0000" w:firstRow="0" w:lastRow="0" w:firstColumn="0" w:lastColumn="0" w:noHBand="0" w:noVBand="0"/>
       </w:tblPr>
       <w:tblGrid>
         <w:gridCol w:w="1545"/>
         <w:gridCol w:w="2055"/>
         <w:gridCol w:w="3045"/>
         <w:gridCol w:w="3000"/>
-        <w:tblGridChange w:id="0">
-          <w:tblGrid>
-            <w:gridCol w:w="1545"/>
-            <w:gridCol w:w="2055"/>
-            <w:gridCol w:w="3045"/>
-            <w:gridCol w:w="3000"/>
-          </w:tblGrid>
-        </w:tblGridChange>
       </w:tblGrid>
       <w:tr>
         <w:trPr>
-          <w:cantSplit w:val="0"/>
-          <w:tblHeader w:val="1"/>
+          <w:tblHeader/>
         </w:trPr>
         <w:tc>
           <w:tcPr>
-            <w:shd w:fill="f3f3f3" w:val="clear"/>
+            <w:tcW w:w="1545" w:type="dxa"/>
+            <w:shd w:val="clear" w:color="auto" w:fill="F3F3F3"/>
             <w:tcMar>
-              <w:top w:w="100.0" w:type="dxa"/>
-              <w:left w:w="120.0" w:type="dxa"/>
-              <w:bottom w:w="100.0" w:type="dxa"/>
-              <w:right w:w="120.0" w:type="dxa"/>
+              <w:top w:w="100" w:type="dxa"/>
+              <w:left w:w="120" w:type="dxa"/>
+              <w:bottom w:w="100" w:type="dxa"/>
+              <w:right w:w="120" w:type="dxa"/>
             </w:tcMar>
           </w:tcPr>
           <w:p>
             <w:pPr>
               <w:rPr>
-                <w:rFonts w:ascii="Inter Tight" w:cs="Inter Tight" w:eastAsia="Inter Tight" w:hAnsi="Inter Tight"/>
+                <w:rFonts w:ascii="Inter Tight" w:eastAsia="Inter Tight" w:hAnsi="Inter Tight" w:cs="Inter Tight"/>
               </w:rPr>
             </w:pPr>
             <w:r>
               <w:rPr>
-                <w:rFonts w:ascii="Inter Tight" w:cs="Inter Tight" w:eastAsia="Inter Tight" w:hAnsi="Inter Tight"/>
-                <w:b w:val="1"/>
-                <w:bCs w:val="1"/>
-                <w:rtl w:val="0"/>
+                <w:rFonts w:ascii="Inter Tight" w:eastAsia="Inter Tight" w:hAnsi="Inter Tight" w:cs="Inter Tight"/>
+                <w:b/>
+                <w:bCs/>
               </w:rPr>
-              <w:t xml:space="preserve">Data e ferramenta</w:t>
-            </w:r>
-            <w:r>
-              <w:rPr>
-                <w:rtl w:val="0"/>
-              </w:rPr>
-            </w:r>
-          </w:p>
-        </w:tc>
-        <w:tc>
-          <w:tcPr>
-            <w:shd w:fill="f3f3f3" w:val="clear"/>
+              <w:t>Data e ferramenta</w:t>
+            </w:r>
+          </w:p>
+        </w:tc>
+        <w:tc>
+          <w:tcPr>
+            <w:tcW w:w="2055" w:type="dxa"/>
+            <w:shd w:val="clear" w:color="auto" w:fill="F3F3F3"/>
             <w:tcMar>
-              <w:top w:w="100.0" w:type="dxa"/>
-              <w:left w:w="120.0" w:type="dxa"/>
-              <w:bottom w:w="100.0" w:type="dxa"/>
-              <w:right w:w="120.0" w:type="dxa"/>
+              <w:top w:w="100" w:type="dxa"/>
+              <w:left w:w="120" w:type="dxa"/>
+              <w:bottom w:w="100" w:type="dxa"/>
+              <w:right w:w="120" w:type="dxa"/>
             </w:tcMar>
           </w:tcPr>
           <w:p>
             <w:pPr>
               <w:rPr>
-                <w:rFonts w:ascii="Inter Tight" w:cs="Inter Tight" w:eastAsia="Inter Tight" w:hAnsi="Inter Tight"/>
+                <w:rFonts w:ascii="Inter Tight" w:eastAsia="Inter Tight" w:hAnsi="Inter Tight" w:cs="Inter Tight"/>
               </w:rPr>
             </w:pPr>
             <w:r>
               <w:rPr>
-                <w:rFonts w:ascii="Inter Tight" w:cs="Inter Tight" w:eastAsia="Inter Tight" w:hAnsi="Inter Tight"/>
-                <w:b w:val="1"/>
-                <w:bCs w:val="1"/>
-                <w:rtl w:val="0"/>
+                <w:rFonts w:ascii="Inter Tight" w:eastAsia="Inter Tight" w:hAnsi="Inter Tight" w:cs="Inter Tight"/>
+                <w:b/>
+                <w:bCs/>
               </w:rPr>
-              <w:t xml:space="preserve">Objetivo do uso</w:t>
-            </w:r>
-            <w:r>
-              <w:rPr>
-                <w:rtl w:val="0"/>
-              </w:rPr>
-            </w:r>
-          </w:p>
-        </w:tc>
-        <w:tc>
-          <w:tcPr>
-            <w:shd w:fill="f3f3f3" w:val="clear"/>
+              <w:t>Objetivo do uso</w:t>
+            </w:r>
+          </w:p>
+        </w:tc>
+        <w:tc>
+          <w:tcPr>
+            <w:tcW w:w="3045" w:type="dxa"/>
+            <w:shd w:val="clear" w:color="auto" w:fill="F3F3F3"/>
             <w:tcMar>
-              <w:top w:w="100.0" w:type="dxa"/>
-              <w:left w:w="120.0" w:type="dxa"/>
-              <w:bottom w:w="100.0" w:type="dxa"/>
-              <w:right w:w="120.0" w:type="dxa"/>
+              <w:top w:w="100" w:type="dxa"/>
+              <w:left w:w="120" w:type="dxa"/>
+              <w:bottom w:w="100" w:type="dxa"/>
+              <w:right w:w="120" w:type="dxa"/>
             </w:tcMar>
           </w:tcPr>
           <w:p>
             <w:pPr>
               <w:rPr>
-                <w:rFonts w:ascii="Inter Tight" w:cs="Inter Tight" w:eastAsia="Inter Tight" w:hAnsi="Inter Tight"/>
+                <w:rFonts w:ascii="Inter Tight" w:eastAsia="Inter Tight" w:hAnsi="Inter Tight" w:cs="Inter Tight"/>
               </w:rPr>
             </w:pPr>
             <w:r>
               <w:rPr>
-                <w:rFonts w:ascii="Inter Tight" w:cs="Inter Tight" w:eastAsia="Inter Tight" w:hAnsi="Inter Tight"/>
-                <w:b w:val="1"/>
-                <w:bCs w:val="1"/>
-                <w:rtl w:val="0"/>
+                <w:rFonts w:ascii="Inter Tight" w:eastAsia="Inter Tight" w:hAnsi="Inter Tight" w:cs="Inter Tight"/>
+                <w:b/>
+                <w:bCs/>
               </w:rPr>
-              <w:t xml:space="preserve">Prompt ou resumo da interação</w:t>
-            </w:r>
-            <w:r>
-              <w:rPr>
-                <w:rtl w:val="0"/>
-              </w:rPr>
-            </w:r>
-          </w:p>
-        </w:tc>
-        <w:tc>
-          <w:tcPr>
-            <w:shd w:fill="f3f3f3" w:val="clear"/>
+              <w:t>Prompt ou resumo da interação</w:t>
+            </w:r>
+          </w:p>
+        </w:tc>
+        <w:tc>
+          <w:tcPr>
+            <w:tcW w:w="3000" w:type="dxa"/>
+            <w:shd w:val="clear" w:color="auto" w:fill="F3F3F3"/>
             <w:tcMar>
-              <w:top w:w="100.0" w:type="dxa"/>
-              <w:left w:w="120.0" w:type="dxa"/>
-              <w:bottom w:w="100.0" w:type="dxa"/>
-              <w:right w:w="120.0" w:type="dxa"/>
+              <w:top w:w="100" w:type="dxa"/>
+              <w:left w:w="120" w:type="dxa"/>
+              <w:bottom w:w="100" w:type="dxa"/>
+              <w:right w:w="120" w:type="dxa"/>
             </w:tcMar>
           </w:tcPr>
           <w:p>
             <w:pPr>
               <w:rPr>
-                <w:rFonts w:ascii="Inter Tight" w:cs="Inter Tight" w:eastAsia="Inter Tight" w:hAnsi="Inter Tight"/>
+                <w:rFonts w:ascii="Inter Tight" w:eastAsia="Inter Tight" w:hAnsi="Inter Tight" w:cs="Inter Tight"/>
               </w:rPr>
             </w:pPr>
             <w:r>
               <w:rPr>
-                <w:rFonts w:ascii="Inter Tight" w:cs="Inter Tight" w:eastAsia="Inter Tight" w:hAnsi="Inter Tight"/>
-                <w:b w:val="1"/>
-                <w:bCs w:val="1"/>
-                <w:rtl w:val="0"/>
+                <w:rFonts w:ascii="Inter Tight" w:eastAsia="Inter Tight" w:hAnsi="Inter Tight" w:cs="Inter Tight"/>
+                <w:b/>
+                <w:bCs/>
               </w:rPr>
-              <w:t xml:space="preserve">Resultado aproveitado / rejeitado / modificado</w:t>
-            </w:r>
-            <w:r>
-              <w:rPr>
-                <w:rtl w:val="0"/>
-              </w:rPr>
+              <w:t>Resultado aproveitado / rejeitado / modificado</w:t>
             </w:r>
           </w:p>
         </w:tc>
       </w:tr>
       <w:tr>
-        <w:trPr>
-          <w:cantSplit w:val="0"/>
-          <w:tblHeader w:val="0"/>
-        </w:trPr>
-        <w:tc>
-          <w:tcPr>
+        <w:tc>
+          <w:tcPr>
+            <w:tcW w:w="1545" w:type="dxa"/>
             <w:tcMar>
-              <w:top w:w="100.0" w:type="dxa"/>
-              <w:left w:w="120.0" w:type="dxa"/>
-              <w:bottom w:w="100.0" w:type="dxa"/>
-              <w:right w:w="120.0" w:type="dxa"/>
+              <w:top w:w="100" w:type="dxa"/>
+              <w:left w:w="120" w:type="dxa"/>
+              <w:bottom w:w="100" w:type="dxa"/>
+              <w:right w:w="120" w:type="dxa"/>
             </w:tcMar>
           </w:tcPr>
           <w:p>
             <w:pPr>
               <w:rPr>
-                <w:rFonts w:ascii="Inter Tight" w:cs="Inter Tight" w:eastAsia="Inter Tight" w:hAnsi="Inter Tight"/>
+                <w:rFonts w:ascii="Inter Tight" w:eastAsia="Inter Tight" w:hAnsi="Inter Tight" w:cs="Inter Tight"/>
               </w:rPr>
             </w:pPr>
-            <w:r>
-              <w:rPr>
-                <w:rtl w:val="0"/>
-              </w:rPr>
-            </w:r>
-          </w:p>
-        </w:tc>
-        <w:tc>
-          <w:tcPr>
+          </w:p>
+        </w:tc>
+        <w:tc>
+          <w:tcPr>
+            <w:tcW w:w="2055" w:type="dxa"/>
             <w:tcMar>
-              <w:top w:w="100.0" w:type="dxa"/>
-              <w:left w:w="120.0" w:type="dxa"/>
-              <w:bottom w:w="100.0" w:type="dxa"/>
-              <w:right w:w="120.0" w:type="dxa"/>
+              <w:top w:w="100" w:type="dxa"/>
+              <w:left w:w="120" w:type="dxa"/>
+              <w:bottom w:w="100" w:type="dxa"/>
+              <w:right w:w="120" w:type="dxa"/>
             </w:tcMar>
           </w:tcPr>
           <w:p>
             <w:pPr>
               <w:rPr>
-                <w:rFonts w:ascii="Inter Tight" w:cs="Inter Tight" w:eastAsia="Inter Tight" w:hAnsi="Inter Tight"/>
+                <w:rFonts w:ascii="Inter Tight" w:eastAsia="Inter Tight" w:hAnsi="Inter Tight" w:cs="Inter Tight"/>
               </w:rPr>
             </w:pPr>
-            <w:r>
-              <w:rPr>
-                <w:rtl w:val="0"/>
-              </w:rPr>
-            </w:r>
-          </w:p>
-        </w:tc>
-        <w:tc>
-          <w:tcPr>
+          </w:p>
+        </w:tc>
+        <w:tc>
+          <w:tcPr>
+            <w:tcW w:w="3045" w:type="dxa"/>
             <w:tcMar>
-              <w:top w:w="100.0" w:type="dxa"/>
-              <w:left w:w="120.0" w:type="dxa"/>
-              <w:bottom w:w="100.0" w:type="dxa"/>
-              <w:right w:w="120.0" w:type="dxa"/>
+              <w:top w:w="100" w:type="dxa"/>
+              <w:left w:w="120" w:type="dxa"/>
+              <w:bottom w:w="100" w:type="dxa"/>
+              <w:right w:w="120" w:type="dxa"/>
             </w:tcMar>
           </w:tcPr>
           <w:p>
             <w:pPr>
               <w:rPr>
-                <w:rFonts w:ascii="Inter Tight" w:cs="Inter Tight" w:eastAsia="Inter Tight" w:hAnsi="Inter Tight"/>
+                <w:rFonts w:ascii="Inter Tight" w:eastAsia="Inter Tight" w:hAnsi="Inter Tight" w:cs="Inter Tight"/>
               </w:rPr>
             </w:pPr>
-            <w:r>
-              <w:rPr>
-                <w:rtl w:val="0"/>
-              </w:rPr>
-            </w:r>
-          </w:p>
-        </w:tc>
-        <w:tc>
-          <w:tcPr>
+          </w:p>
+        </w:tc>
+        <w:tc>
+          <w:tcPr>
+            <w:tcW w:w="3000" w:type="dxa"/>
             <w:tcMar>
-              <w:top w:w="100.0" w:type="dxa"/>
-              <w:left w:w="120.0" w:type="dxa"/>
-              <w:bottom w:w="100.0" w:type="dxa"/>
-              <w:right w:w="120.0" w:type="dxa"/>
+              <w:top w:w="100" w:type="dxa"/>
+              <w:left w:w="120" w:type="dxa"/>
+              <w:bottom w:w="100" w:type="dxa"/>
+              <w:right w:w="120" w:type="dxa"/>
             </w:tcMar>
           </w:tcPr>
           <w:p>
             <w:pPr>
               <w:rPr>
-                <w:rFonts w:ascii="Inter Tight" w:cs="Inter Tight" w:eastAsia="Inter Tight" w:hAnsi="Inter Tight"/>
+                <w:rFonts w:ascii="Inter Tight" w:eastAsia="Inter Tight" w:hAnsi="Inter Tight" w:cs="Inter Tight"/>
               </w:rPr>
             </w:pPr>
-            <w:r>
-              <w:rPr>
-                <w:rtl w:val="0"/>
-              </w:rPr>
-            </w:r>
           </w:p>
         </w:tc>
       </w:tr>
       <w:tr>
-        <w:trPr>
-          <w:cantSplit w:val="0"/>
-          <w:tblHeader w:val="0"/>
-        </w:trPr>
-        <w:tc>
-          <w:tcPr>
+        <w:tc>
+          <w:tcPr>
+            <w:tcW w:w="1545" w:type="dxa"/>
             <w:tcMar>
-              <w:top w:w="100.0" w:type="dxa"/>
-              <w:left w:w="120.0" w:type="dxa"/>
-              <w:bottom w:w="100.0" w:type="dxa"/>
-              <w:right w:w="120.0" w:type="dxa"/>
+              <w:top w:w="100" w:type="dxa"/>
+              <w:left w:w="120" w:type="dxa"/>
+              <w:bottom w:w="100" w:type="dxa"/>
+              <w:right w:w="120" w:type="dxa"/>
             </w:tcMar>
           </w:tcPr>
           <w:p>
             <w:pPr>
               <w:rPr>
-                <w:rFonts w:ascii="Inter Tight" w:cs="Inter Tight" w:eastAsia="Inter Tight" w:hAnsi="Inter Tight"/>
+                <w:rFonts w:ascii="Inter Tight" w:eastAsia="Inter Tight" w:hAnsi="Inter Tight" w:cs="Inter Tight"/>
               </w:rPr>
             </w:pPr>
-            <w:r>
-              <w:rPr>
-                <w:rtl w:val="0"/>
-              </w:rPr>
-            </w:r>
-          </w:p>
-        </w:tc>
-        <w:tc>
-          <w:tcPr>
+          </w:p>
+        </w:tc>
+        <w:tc>
+          <w:tcPr>
+            <w:tcW w:w="2055" w:type="dxa"/>
             <w:tcMar>
-              <w:top w:w="100.0" w:type="dxa"/>
-              <w:left w:w="120.0" w:type="dxa"/>
-              <w:bottom w:w="100.0" w:type="dxa"/>
-              <w:right w:w="120.0" w:type="dxa"/>
+              <w:top w:w="100" w:type="dxa"/>
+              <w:left w:w="120" w:type="dxa"/>
+              <w:bottom w:w="100" w:type="dxa"/>
+              <w:right w:w="120" w:type="dxa"/>
             </w:tcMar>
           </w:tcPr>
           <w:p>
             <w:pPr>
               <w:rPr>
-                <w:rFonts w:ascii="Inter Tight" w:cs="Inter Tight" w:eastAsia="Inter Tight" w:hAnsi="Inter Tight"/>
+                <w:rFonts w:ascii="Inter Tight" w:eastAsia="Inter Tight" w:hAnsi="Inter Tight" w:cs="Inter Tight"/>
               </w:rPr>
             </w:pPr>
-            <w:r>
-              <w:rPr>
-                <w:rtl w:val="0"/>
-              </w:rPr>
-            </w:r>
-          </w:p>
-        </w:tc>
-        <w:tc>
-          <w:tcPr>
+          </w:p>
+        </w:tc>
+        <w:tc>
+          <w:tcPr>
+            <w:tcW w:w="3045" w:type="dxa"/>
             <w:tcMar>
-              <w:top w:w="100.0" w:type="dxa"/>
-              <w:left w:w="120.0" w:type="dxa"/>
-              <w:bottom w:w="100.0" w:type="dxa"/>
-              <w:right w:w="120.0" w:type="dxa"/>
+              <w:top w:w="100" w:type="dxa"/>
+              <w:left w:w="120" w:type="dxa"/>
+              <w:bottom w:w="100" w:type="dxa"/>
+              <w:right w:w="120" w:type="dxa"/>
             </w:tcMar>
           </w:tcPr>
           <w:p>
             <w:pPr>
               <w:rPr>
-                <w:rFonts w:ascii="Inter Tight" w:cs="Inter Tight" w:eastAsia="Inter Tight" w:hAnsi="Inter Tight"/>
+                <w:rFonts w:ascii="Inter Tight" w:eastAsia="Inter Tight" w:hAnsi="Inter Tight" w:cs="Inter Tight"/>
               </w:rPr>
             </w:pPr>
-            <w:r>
-              <w:rPr>
-                <w:rtl w:val="0"/>
-              </w:rPr>
-            </w:r>
-          </w:p>
-        </w:tc>
-        <w:tc>
-          <w:tcPr>
+          </w:p>
+        </w:tc>
+        <w:tc>
+          <w:tcPr>
+            <w:tcW w:w="3000" w:type="dxa"/>
             <w:tcMar>
-              <w:top w:w="100.0" w:type="dxa"/>
-              <w:left w:w="120.0" w:type="dxa"/>
-              <w:bottom w:w="100.0" w:type="dxa"/>
-              <w:right w:w="120.0" w:type="dxa"/>
+              <w:top w:w="100" w:type="dxa"/>
+              <w:left w:w="120" w:type="dxa"/>
+              <w:bottom w:w="100" w:type="dxa"/>
+              <w:right w:w="120" w:type="dxa"/>
             </w:tcMar>
           </w:tcPr>
           <w:p>
             <w:pPr>
               <w:rPr>
-                <w:rFonts w:ascii="Inter Tight" w:cs="Inter Tight" w:eastAsia="Inter Tight" w:hAnsi="Inter Tight"/>
+                <w:rFonts w:ascii="Inter Tight" w:eastAsia="Inter Tight" w:hAnsi="Inter Tight" w:cs="Inter Tight"/>
               </w:rPr>
             </w:pPr>
-            <w:r>
-              <w:rPr>
-                <w:rtl w:val="0"/>
-              </w:rPr>
-            </w:r>
           </w:p>
         </w:tc>
       </w:tr>
       <w:tr>
-        <w:trPr>
-          <w:cantSplit w:val="0"/>
-          <w:tblHeader w:val="0"/>
-        </w:trPr>
-        <w:tc>
-          <w:tcPr>
+        <w:tc>
+          <w:tcPr>
+            <w:tcW w:w="1545" w:type="dxa"/>
             <w:tcMar>
-              <w:top w:w="100.0" w:type="dxa"/>
-              <w:left w:w="120.0" w:type="dxa"/>
-              <w:bottom w:w="100.0" w:type="dxa"/>
-              <w:right w:w="120.0" w:type="dxa"/>
+              <w:top w:w="100" w:type="dxa"/>
+              <w:left w:w="120" w:type="dxa"/>
+              <w:bottom w:w="100" w:type="dxa"/>
+              <w:right w:w="120" w:type="dxa"/>
             </w:tcMar>
           </w:tcPr>
           <w:p>
             <w:pPr>
               <w:rPr>
-                <w:rFonts w:ascii="Inter Tight" w:cs="Inter Tight" w:eastAsia="Inter Tight" w:hAnsi="Inter Tight"/>
+                <w:rFonts w:ascii="Inter Tight" w:eastAsia="Inter Tight" w:hAnsi="Inter Tight" w:cs="Inter Tight"/>
               </w:rPr>
             </w:pPr>
-            <w:r>
-              <w:rPr>
-                <w:rtl w:val="0"/>
-              </w:rPr>
-            </w:r>
-          </w:p>
-        </w:tc>
-        <w:tc>
-          <w:tcPr>
+          </w:p>
+        </w:tc>
+        <w:tc>
+          <w:tcPr>
+            <w:tcW w:w="2055" w:type="dxa"/>
             <w:tcMar>
-              <w:top w:w="100.0" w:type="dxa"/>
-              <w:left w:w="120.0" w:type="dxa"/>
-              <w:bottom w:w="100.0" w:type="dxa"/>
-              <w:right w:w="120.0" w:type="dxa"/>
+              <w:top w:w="100" w:type="dxa"/>
+              <w:left w:w="120" w:type="dxa"/>
+              <w:bottom w:w="100" w:type="dxa"/>
+              <w:right w:w="120" w:type="dxa"/>
             </w:tcMar>
           </w:tcPr>
           <w:p>
             <w:pPr>
               <w:rPr>
-                <w:rFonts w:ascii="Inter Tight" w:cs="Inter Tight" w:eastAsia="Inter Tight" w:hAnsi="Inter Tight"/>
+                <w:rFonts w:ascii="Inter Tight" w:eastAsia="Inter Tight" w:hAnsi="Inter Tight" w:cs="Inter Tight"/>
               </w:rPr>
             </w:pPr>
-            <w:r>
-              <w:rPr>
-                <w:rtl w:val="0"/>
-              </w:rPr>
-            </w:r>
-          </w:p>
-        </w:tc>
-        <w:tc>
-          <w:tcPr>
+          </w:p>
+        </w:tc>
+        <w:tc>
+          <w:tcPr>
+            <w:tcW w:w="3045" w:type="dxa"/>
             <w:tcMar>
-              <w:top w:w="100.0" w:type="dxa"/>
-              <w:left w:w="120.0" w:type="dxa"/>
-              <w:bottom w:w="100.0" w:type="dxa"/>
-              <w:right w:w="120.0" w:type="dxa"/>
+              <w:top w:w="100" w:type="dxa"/>
+              <w:left w:w="120" w:type="dxa"/>
+              <w:bottom w:w="100" w:type="dxa"/>
+              <w:right w:w="120" w:type="dxa"/>
             </w:tcMar>
           </w:tcPr>
           <w:p>
             <w:pPr>
               <w:rPr>
-                <w:rFonts w:ascii="Inter Tight" w:cs="Inter Tight" w:eastAsia="Inter Tight" w:hAnsi="Inter Tight"/>
+                <w:rFonts w:ascii="Inter Tight" w:eastAsia="Inter Tight" w:hAnsi="Inter Tight" w:cs="Inter Tight"/>
               </w:rPr>
             </w:pPr>
-            <w:r>
-              <w:rPr>
-                <w:rtl w:val="0"/>
-              </w:rPr>
-            </w:r>
-          </w:p>
-        </w:tc>
-        <w:tc>
-          <w:tcPr>
+          </w:p>
+        </w:tc>
+        <w:tc>
+          <w:tcPr>
+            <w:tcW w:w="3000" w:type="dxa"/>
             <w:tcMar>
-              <w:top w:w="100.0" w:type="dxa"/>
-              <w:left w:w="120.0" w:type="dxa"/>
-              <w:bottom w:w="100.0" w:type="dxa"/>
-              <w:right w:w="120.0" w:type="dxa"/>
+              <w:top w:w="100" w:type="dxa"/>
+              <w:left w:w="120" w:type="dxa"/>
+              <w:bottom w:w="100" w:type="dxa"/>
+              <w:right w:w="120" w:type="dxa"/>
             </w:tcMar>
           </w:tcPr>
           <w:p>
             <w:pPr>
               <w:rPr>
-                <w:rFonts w:ascii="Inter Tight" w:cs="Inter Tight" w:eastAsia="Inter Tight" w:hAnsi="Inter Tight"/>
+                <w:rFonts w:ascii="Inter Tight" w:eastAsia="Inter Tight" w:hAnsi="Inter Tight" w:cs="Inter Tight"/>
               </w:rPr>
             </w:pPr>
-            <w:r>
-              <w:rPr>
-                <w:rtl w:val="0"/>
-              </w:rPr>
-            </w:r>
           </w:p>
         </w:tc>
       </w:tr>
     </w:tbl>
     <w:p>
       <w:pPr>
-        <w:spacing w:after="120" w:lineRule="auto"/>
+        <w:spacing w:after="120"/>
         <w:jc w:val="both"/>
         <w:rPr>
-          <w:rFonts w:ascii="Inter Tight" w:cs="Inter Tight" w:eastAsia="Inter Tight" w:hAnsi="Inter Tight"/>
-        </w:rPr>
-      </w:pPr>
-      <w:r>
-        <w:rPr>
-          <w:rtl w:val="0"/>
-        </w:rPr>
-      </w:r>
-    </w:p>
-    <w:p>
-      <w:pPr>
-        <w:spacing w:after="120" w:lineRule="auto"/>
+          <w:rFonts w:ascii="Inter Tight" w:eastAsia="Inter Tight" w:hAnsi="Inter Tight" w:cs="Inter Tight"/>
+        </w:rPr>
+      </w:pPr>
+    </w:p>
+    <w:p>
+      <w:pPr>
+        <w:spacing w:after="120"/>
         <w:jc w:val="both"/>
         <w:rPr>
-          <w:rFonts w:ascii="Inter Tight" w:cs="Inter Tight" w:eastAsia="Inter Tight" w:hAnsi="Inter Tight"/>
+          <w:rFonts w:ascii="Inter Tight" w:eastAsia="Inter Tight" w:hAnsi="Inter Tight" w:cs="Inter Tight"/>
         </w:rPr>
       </w:pPr>
       <w:r>
@@ -1976,10 +1955,10 @@
     </w:p>
     <w:p>
       <w:pPr>
-        <w:spacing w:after="120" w:lineRule="auto"/>
+        <w:spacing w:after="120"/>
         <w:jc w:val="both"/>
         <w:rPr>
-          <w:rFonts w:ascii="Inter Tight" w:cs="Inter Tight" w:eastAsia="Inter Tight" w:hAnsi="Inter Tight"/>
+          <w:rFonts w:ascii="Inter Tight" w:eastAsia="Inter Tight" w:hAnsi="Inter Tight" w:cs="Inter Tight"/>
         </w:rPr>
       </w:pPr>
       <w:r>
@@ -1994,11 +1973,11 @@
     </w:p>
     <w:p>
       <w:pPr>
-        <w:pStyle w:val="Heading1"/>
-        <w:spacing w:after="120" w:before="320" w:lineRule="auto"/>
+        <w:pStyle w:val="Ttulo1"/>
+        <w:spacing w:before="320" w:after="120"/>
         <w:jc w:val="both"/>
         <w:rPr>
-          <w:rFonts w:ascii="Inter Tight" w:cs="Inter Tight" w:eastAsia="Inter Tight" w:hAnsi="Inter Tight"/>
+          <w:rFonts w:ascii="Inter Tight" w:eastAsia="Inter Tight" w:hAnsi="Inter Tight" w:cs="Inter Tight"/>
           <w:color w:val="000000"/>
           <w:sz w:val="20"/>
           <w:szCs w:val="20"/>
@@ -2006,60 +1985,52 @@
       </w:pPr>
       <w:r>
         <w:rPr>
-          <w:rFonts w:ascii="Inter Tight" w:cs="Inter Tight" w:eastAsia="Inter Tight" w:hAnsi="Inter Tight"/>
+          <w:rFonts w:ascii="Inter Tight" w:eastAsia="Inter Tight" w:hAnsi="Inter Tight" w:cs="Inter Tight"/>
           <w:color w:val="000000"/>
           <w:sz w:val="20"/>
           <w:szCs w:val="20"/>
-          <w:rtl w:val="0"/>
-        </w:rPr>
-        <w:t xml:space="preserve">5. Responsabilidade e autoria</w:t>
-      </w:r>
-    </w:p>
-    <w:p>
-      <w:pPr>
-        <w:spacing w:after="120" w:lineRule="auto"/>
+        </w:rPr>
+        <w:t>5. Responsabilidade e autoria</w:t>
+      </w:r>
+    </w:p>
+    <w:p>
+      <w:pPr>
+        <w:spacing w:after="120"/>
         <w:jc w:val="both"/>
         <w:rPr>
-          <w:rFonts w:ascii="Inter Tight" w:cs="Inter Tight" w:eastAsia="Inter Tight" w:hAnsi="Inter Tight"/>
-        </w:rPr>
-      </w:pPr>
-      <w:r>
-        <w:rPr>
-          <w:rFonts w:ascii="Inter Tight" w:cs="Inter Tight" w:eastAsia="Inter Tight" w:hAnsi="Inter Tight"/>
-          <w:rtl w:val="0"/>
-        </w:rPr>
-        <w:t xml:space="preserve">A equipe declara que este documento foi lido, compreendido e validado por todos os integrantes, que respondem integralmente pela correção, coerência, legalidade e autoria do conteúdo entregue. Qualquer integrante poderá ser questionado, em apresentação, sobre partes produzidas com apoio de IA.</w:t>
-      </w:r>
-    </w:p>
-    <w:p>
-      <w:pPr>
-        <w:spacing w:before="200" w:lineRule="auto" w:after="120"/>
+          <w:rFonts w:ascii="Inter Tight" w:eastAsia="Inter Tight" w:hAnsi="Inter Tight" w:cs="Inter Tight"/>
+        </w:rPr>
+      </w:pPr>
+      <w:r>
+        <w:rPr>
+          <w:rFonts w:ascii="Inter Tight" w:eastAsia="Inter Tight" w:hAnsi="Inter Tight" w:cs="Inter Tight"/>
+        </w:rPr>
+        <w:t>A equipe declara que este documento foi lido, compreendido e validado por todos os integrantes, que respondem integralmente pela correção, coerência, legalidade e autoria do conteúdo entregue. Qualquer integrante poderá ser questionado, em apresentação, sobre partes produzidas com apoio de IA.</w:t>
+      </w:r>
+    </w:p>
+    <w:p>
+      <w:pPr>
+        <w:spacing w:before="200" w:after="120"/>
         <w:jc w:val="both"/>
         <w:rPr>
-          <w:rFonts w:ascii="Inter Tight" w:cs="Inter Tight" w:eastAsia="Inter Tight" w:hAnsi="Inter Tight"/>
-        </w:rPr>
-      </w:pPr>
-      <w:r>
-        <w:rPr>
-          <w:rFonts w:ascii="Inter Tight" w:cs="Inter Tight" w:eastAsia="Inter Tight" w:hAnsi="Inter Tight"/>
-          <w:b w:val="1"/>
-          <w:bCs w:val="1"/>
-          <w:rtl w:val="0"/>
-        </w:rPr>
-        <w:t xml:space="preserve">Assinatura (nomes por extenso):</w:t>
-      </w:r>
-      <w:r>
-        <w:rPr>
-          <w:rtl w:val="0"/>
-        </w:rPr>
-      </w:r>
-    </w:p>
-    <w:p>
-      <w:pPr>
-        <w:spacing w:after="120" w:lineRule="auto"/>
+          <w:rFonts w:ascii="Inter Tight" w:eastAsia="Inter Tight" w:hAnsi="Inter Tight" w:cs="Inter Tight"/>
+        </w:rPr>
+      </w:pPr>
+      <w:r>
+        <w:rPr>
+          <w:rFonts w:ascii="Inter Tight" w:eastAsia="Inter Tight" w:hAnsi="Inter Tight" w:cs="Inter Tight"/>
+          <w:b/>
+          <w:bCs/>
+        </w:rPr>
+        <w:t>Assinatura (nomes por extenso):</w:t>
+      </w:r>
+    </w:p>
+    <w:p>
+      <w:pPr>
+        <w:spacing w:after="120"/>
         <w:jc w:val="both"/>
         <w:rPr>
-          <w:rFonts w:ascii="Inter Tight" w:cs="Inter Tight" w:eastAsia="Inter Tight" w:hAnsi="Inter Tight"/>
+          <w:rFonts w:ascii="Inter Tight" w:eastAsia="Inter Tight" w:hAnsi="Inter Tight" w:cs="Inter Tight"/>
         </w:rPr>
       </w:pPr>
       <w:r>
@@ -2068,10 +2039,10 @@
     </w:p>
     <w:p>
       <w:pPr>
-        <w:spacing w:after="120" w:lineRule="auto"/>
+        <w:spacing w:after="120"/>
         <w:jc w:val="both"/>
         <w:rPr>
-          <w:rFonts w:ascii="Inter Tight" w:cs="Inter Tight" w:eastAsia="Inter Tight" w:hAnsi="Inter Tight"/>
+          <w:rFonts w:ascii="Inter Tight" w:eastAsia="Inter Tight" w:hAnsi="Inter Tight" w:cs="Inter Tight"/>
         </w:rPr>
       </w:pPr>
       <w:r>
@@ -2083,7 +2054,7 @@
         <w:spacing w:after="120"/>
         <w:jc w:val="both"/>
         <w:rPr>
-          <w:rFonts w:ascii="Inter Tight" w:cs="Inter Tight" w:eastAsia="Inter Tight" w:hAnsi="Inter Tight"/>
+          <w:rFonts w:ascii="Inter Tight" w:eastAsia="Inter Tight" w:hAnsi="Inter Tight" w:cs="Inter Tight"/>
         </w:rPr>
       </w:pPr>
       <w:r>
@@ -2091,124 +2062,92 @@
       </w:r>
     </w:p>
     <w:sectPr>
-      <w:headerReference r:id="rId10" w:type="default"/>
-      <w:pgSz w:h="16838" w:w="11906" w:orient="portrait"/>
-      <w:pgMar w:bottom="1440" w:top="1440" w:left="1440" w:right="1440" w:header="708" w:footer="708"/>
+      <w:headerReference w:type="default" r:id="rId10"/>
+      <w:pgSz w:w="11906" w:h="16838"/>
+      <w:pgMar w:top="1440" w:right="1440" w:bottom="1440" w:left="1440" w:header="708" w:footer="708" w:gutter="0"/>
       <w:pgNumType w:start="1"/>
+      <w:cols w:space="720"/>
     </w:sectPr>
   </w:body>
 </w:document>
 </file>
 
-<file path=word/comments.xml><?xml version="1.0" encoding="utf-8"?>
-<w:comments xmlns:mc="http://schemas.openxmlformats.org/markup-compatibility/2006" xmlns:o="urn:schemas-microsoft-com:office:office" xmlns:r="http://schemas.openxmlformats.org/officeDocument/2006/relationships" xmlns:m="http://schemas.openxmlformats.org/officeDocument/2006/math" xmlns:v="urn:schemas-microsoft-com:vml" xmlns:wp="http://schemas.openxmlformats.org/drawingml/2006/wordprocessingDrawing" xmlns:w10="urn:schemas-microsoft-com:office:word" xmlns:w="http://schemas.openxmlformats.org/wordprocessingml/2006/main" xmlns:wne="http://schemas.microsoft.com/office/word/2006/wordml" xmlns:sl="http://schemas.openxmlformats.org/schemaLibrary/2006/main" xmlns:a="http://schemas.openxmlformats.org/drawingml/2006/main" xmlns:pic="http://schemas.openxmlformats.org/drawingml/2006/picture" xmlns:c="http://schemas.openxmlformats.org/drawingml/2006/chart" xmlns:lc="http://schemas.openxmlformats.org/drawingml/2006/lockedCanvas" xmlns:dgm="http://schemas.openxmlformats.org/drawingml/2006/diagram" xmlns:wps="http://schemas.microsoft.com/office/word/2010/wordprocessingShape" xmlns:wpg="http://schemas.microsoft.com/office/word/2010/wordprocessingGroup" xmlns:w14="http://schemas.microsoft.com/office/word/2010/wordml" xmlns:w15="http://schemas.microsoft.com/office/word/2012/wordml" xmlns:w16="http://schemas.microsoft.com/office/word/2018/wordml" xmlns:w16cex="http://schemas.microsoft.com/office/word/2018/wordml/cex" xmlns:w16cid="http://schemas.microsoft.com/office/word/2016/wordml/cid" xmlns="http://schemas.microsoft.com/office/tasks/2019/documenttasks" xmlns:cr="http://schemas.microsoft.com/office/comments/2020/reactions">
-  <w:comment w:author="Caroline Pacheco da Rosa" w:id="0" w:date="2026-07-29T01:10:03Z">
-    <w:p>
-      <w:pPr>
-        <w:keepNext w:val="0"/>
-        <w:keepLines w:val="0"/>
-        <w:pageBreakBefore w:val="0"/>
-        <w:widowControl w:val="0"/>
-        <w:pBdr>
-          <w:top w:space="0" w:sz="0" w:val="nil"/>
-          <w:left w:space="0" w:sz="0" w:val="nil"/>
-          <w:bottom w:space="0" w:sz="0" w:val="nil"/>
-          <w:right w:space="0" w:sz="0" w:val="nil"/>
-          <w:between w:space="0" w:sz="0" w:val="nil"/>
-        </w:pBdr>
-        <w:shd w:fill="auto" w:val="clear"/>
-        <w:spacing w:after="0" w:before="0" w:line="240" w:lineRule="auto"/>
-        <w:ind w:left="0" w:right="0" w:firstLine="0"/>
-        <w:jc w:val="left"/>
-        <w:rPr>
-          <w:rFonts w:ascii="Arial" w:cs="Arial" w:eastAsia="Arial" w:hAnsi="Arial"/>
-          <w:b w:val="0"/>
-          <w:bCs w:val="0"/>
-          <w:i w:val="0"/>
-          <w:iCs w:val="0"/>
-          <w:smallCaps w:val="0"/>
-          <w:strike w:val="0"/>
-          <w:color w:val="000000"/>
-          <w:sz w:val="22"/>
-          <w:szCs w:val="22"/>
-          <w:u w:val="none"/>
-          <w:shd w:fill="auto" w:val="clear"/>
-          <w:vertAlign w:val="baseline"/>
-        </w:rPr>
-      </w:pPr>
-      <w:r>
-        <w:rPr>
-          <w:rFonts w:ascii="Arial" w:cs="Arial" w:eastAsia="Arial" w:hAnsi="Arial"/>
-          <w:b w:val="0"/>
-          <w:bCs w:val="0"/>
-          <w:i w:val="0"/>
-          <w:iCs w:val="0"/>
-          <w:smallCaps w:val="0"/>
-          <w:strike w:val="0"/>
-          <w:color w:val="000000"/>
-          <w:sz w:val="22"/>
-          <w:szCs w:val="22"/>
-          <w:u w:val="none"/>
-          <w:shd w:fill="auto" w:val="clear"/>
-          <w:vertAlign w:val="baseline"/>
-          <w:rtl w:val="0"/>
-        </w:rPr>
-        <w:t xml:space="preserve">Alterar para o título da atividade</w:t>
-      </w:r>
-    </w:p>
-  </w:comment>
-</w:comments>
+<file path=word/endnotes.xml><?xml version="1.0" encoding="utf-8"?>
+<w:endnotes xmlns:wpc="http://schemas.microsoft.com/office/word/2010/wordprocessingCanvas" xmlns:cx="http://schemas.microsoft.com/office/drawing/2014/chartex" xmlns:cx1="http://schemas.microsoft.com/office/drawing/2015/9/8/chartex" xmlns:cx2="http://schemas.microsoft.com/office/drawing/2015/10/21/chartex" xmlns:cx3="http://schemas.microsoft.com/office/drawing/2016/5/9/chartex" xmlns:cx4="http://schemas.microsoft.com/office/drawing/2016/5/10/chartex" xmlns:cx5="http://schemas.microsoft.com/office/drawing/2016/5/11/chartex" xmlns:cx6="http://schemas.microsoft.com/office/drawing/2016/5/12/chartex" xmlns:cx7="http://schemas.microsoft.com/office/drawing/2016/5/13/chartex" xmlns:cx8="http://schemas.microsoft.com/office/drawing/2016/5/14/chartex" xmlns:mc="http://schemas.openxmlformats.org/markup-compatibility/2006" xmlns:aink="http://schemas.microsoft.com/office/drawing/2016/ink" xmlns:am3d="http://schemas.microsoft.com/office/drawing/2017/model3d" xmlns:o="urn:schemas-microsoft-com:office:office" xmlns:oel="http://schemas.microsoft.com/office/2019/extlst" xmlns:r="http://schemas.openxmlformats.org/officeDocument/2006/relationships" xmlns:m="http://schemas.openxmlformats.org/officeDocument/2006/math" xmlns:v="urn:schemas-microsoft-com:vml" xmlns:wp14="http://schemas.microsoft.com/office/word/2010/wordprocessingDrawing" xmlns:wp="http://schemas.openxmlformats.org/drawingml/2006/wordprocessingDrawing" xmlns:w10="urn:schemas-microsoft-com:office:word" xmlns:w="http://schemas.openxmlformats.org/wordprocessingml/2006/main" xmlns:w14="http://schemas.microsoft.com/office/word/2010/wordml" xmlns:w15="http://schemas.microsoft.com/office/word/2012/wordml" xmlns:w16cex="http://schemas.microsoft.com/office/word/2018/wordml/cex" xmlns:w16cid="http://schemas.microsoft.com/office/word/2016/wordml/cid" xmlns:w16="http://schemas.microsoft.com/office/word/2018/wordml" xmlns:w16du="http://schemas.microsoft.com/office/word/2023/wordml/word16du" xmlns:w16sdtdh="http://schemas.microsoft.com/office/word/2020/wordml/sdtdatahash" xmlns:w16sdtfl="http://schemas.microsoft.com/office/word/2024/wordml/sdtformatlock" xmlns:w16se="http://schemas.microsoft.com/office/word/2015/wordml/symex" xmlns:wpg="http://schemas.microsoft.com/office/word/2010/wordprocessingGroup" xmlns:wpi="http://schemas.microsoft.com/office/word/2010/wordprocessingInk" xmlns:wne="http://schemas.microsoft.com/office/word/2006/wordml" xmlns:wps="http://schemas.microsoft.com/office/word/2010/wordprocessingShape" mc:Ignorable="w14 w15 w16se w16cid w16 w16cex w16sdtdh w16sdtfl w16du wp14">
+  <w:endnote w:type="separator" w:id="-1">
+    <w:p>
+      <w:r>
+        <w:separator/>
+      </w:r>
+    </w:p>
+  </w:endnote>
+  <w:endnote w:type="continuationSeparator" w:id="0">
+    <w:p>
+      <w:r>
+        <w:continuationSeparator/>
+      </w:r>
+    </w:p>
+  </w:endnote>
+</w:endnotes>
 </file>
 
-<file path=word/commentsExtended.xml><?xml version="1.0" encoding="utf-8"?>
-<w15:commentsEx xmlns:mc="http://schemas.openxmlformats.org/markup-compatibility/2006" xmlns:o="urn:schemas-microsoft-com:office:office" xmlns:r="http://schemas.openxmlformats.org/officeDocument/2006/relationships" xmlns:m="http://schemas.openxmlformats.org/officeDocument/2006/math" xmlns:v="urn:schemas-microsoft-com:vml" xmlns:wp="http://schemas.openxmlformats.org/drawingml/2006/wordprocessingDrawing" xmlns:w10="urn:schemas-microsoft-com:office:word" xmlns:w="http://schemas.openxmlformats.org/wordprocessingml/2006/main" xmlns:wne="http://schemas.microsoft.com/office/word/2006/wordml" xmlns:sl="http://schemas.openxmlformats.org/schemaLibrary/2006/main" xmlns:a="http://schemas.openxmlformats.org/drawingml/2006/main" xmlns:pic="http://schemas.openxmlformats.org/drawingml/2006/picture" xmlns:c="http://schemas.openxmlformats.org/drawingml/2006/chart" xmlns:lc="http://schemas.openxmlformats.org/drawingml/2006/lockedCanvas" xmlns:dgm="http://schemas.openxmlformats.org/drawingml/2006/diagram" xmlns:wps="http://schemas.microsoft.com/office/word/2010/wordprocessingShape" xmlns:wpg="http://schemas.microsoft.com/office/word/2010/wordprocessingGroup" xmlns:w14="http://schemas.microsoft.com/office/word/2010/wordml" xmlns:w15="http://schemas.microsoft.com/office/word/2012/wordml" xmlns:w16="http://schemas.microsoft.com/office/word/2018/wordml" xmlns:w16cex="http://schemas.microsoft.com/office/word/2018/wordml/cex" xmlns:w16cid="http://schemas.microsoft.com/office/word/2016/wordml/cid" xmlns="http://schemas.microsoft.com/office/tasks/2019/documenttasks" xmlns:cr="http://schemas.microsoft.com/office/comments/2020/reactions">
-  <w15:commentEx w15:paraId="0000002F" w15:done="0"/>
-</w15:commentsEx>
+<file path=word/footnotes.xml><?xml version="1.0" encoding="utf-8"?>
+<w:footnotes xmlns:wpc="http://schemas.microsoft.com/office/word/2010/wordprocessingCanvas" xmlns:cx="http://schemas.microsoft.com/office/drawing/2014/chartex" xmlns:cx1="http://schemas.microsoft.com/office/drawing/2015/9/8/chartex" xmlns:cx2="http://schemas.microsoft.com/office/drawing/2015/10/21/chartex" xmlns:cx3="http://schemas.microsoft.com/office/drawing/2016/5/9/chartex" xmlns:cx4="http://schemas.microsoft.com/office/drawing/2016/5/10/chartex" xmlns:cx5="http://schemas.microsoft.com/office/drawing/2016/5/11/chartex" xmlns:cx6="http://schemas.microsoft.com/office/drawing/2016/5/12/chartex" xmlns:cx7="http://schemas.microsoft.com/office/drawing/2016/5/13/chartex" xmlns:cx8="http://schemas.microsoft.com/office/drawing/2016/5/14/chartex" xmlns:mc="http://schemas.openxmlformats.org/markup-compatibility/2006" xmlns:aink="http://schemas.microsoft.com/office/drawing/2016/ink" xmlns:am3d="http://schemas.microsoft.com/office/drawing/2017/model3d" xmlns:o="urn:schemas-microsoft-com:office:office" xmlns:oel="http://schemas.microsoft.com/office/2019/extlst" xmlns:r="http://schemas.openxmlformats.org/officeDocument/2006/relationships" xmlns:m="http://schemas.openxmlformats.org/officeDocument/2006/math" xmlns:v="urn:schemas-microsoft-com:vml" xmlns:wp14="http://schemas.microsoft.com/office/word/2010/wordprocessingDrawing" xmlns:wp="http://schemas.openxmlformats.org/drawingml/2006/wordprocessingDrawing" xmlns:w10="urn:schemas-microsoft-com:office:word" xmlns:w="http://schemas.openxmlformats.org/wordprocessingml/2006/main" xmlns:w14="http://schemas.microsoft.com/office/word/2010/wordml" xmlns:w15="http://schemas.microsoft.com/office/word/2012/wordml" xmlns:w16cex="http://schemas.microsoft.com/office/word/2018/wordml/cex" xmlns:w16cid="http://schemas.microsoft.com/office/word/2016/wordml/cid" xmlns:w16="http://schemas.microsoft.com/office/word/2018/wordml" xmlns:w16du="http://schemas.microsoft.com/office/word/2023/wordml/word16du" xmlns:w16sdtdh="http://schemas.microsoft.com/office/word/2020/wordml/sdtdatahash" xmlns:w16sdtfl="http://schemas.microsoft.com/office/word/2024/wordml/sdtformatlock" xmlns:w16se="http://schemas.microsoft.com/office/word/2015/wordml/symex" xmlns:wpg="http://schemas.microsoft.com/office/word/2010/wordprocessingGroup" xmlns:wpi="http://schemas.microsoft.com/office/word/2010/wordprocessingInk" xmlns:wne="http://schemas.microsoft.com/office/word/2006/wordml" xmlns:wps="http://schemas.microsoft.com/office/word/2010/wordprocessingShape" mc:Ignorable="w14 w15 w16se w16cid w16 w16cex w16sdtdh w16sdtfl w16du wp14">
+  <w:footnote w:type="separator" w:id="-1">
+    <w:p>
+      <w:r>
+        <w:separator/>
+      </w:r>
+    </w:p>
+  </w:footnote>
+  <w:footnote w:type="continuationSeparator" w:id="0">
+    <w:p>
+      <w:r>
+        <w:continuationSeparator/>
+      </w:r>
+    </w:p>
+  </w:footnote>
+</w:footnotes>
 </file>
 
 <file path=word/header1.xml><?xml version="1.0" encoding="utf-8"?>
-<w:hdr xmlns:mc="http://schemas.openxmlformats.org/markup-compatibility/2006" xmlns:o="urn:schemas-microsoft-com:office:office" xmlns:r="http://schemas.openxmlformats.org/officeDocument/2006/relationships" xmlns:m="http://schemas.openxmlformats.org/officeDocument/2006/math" xmlns:v="urn:schemas-microsoft-com:vml" xmlns:wp="http://schemas.openxmlformats.org/drawingml/2006/wordprocessingDrawing" xmlns:w10="urn:schemas-microsoft-com:office:word" xmlns:w="http://schemas.openxmlformats.org/wordprocessingml/2006/main" xmlns:wne="http://schemas.microsoft.com/office/word/2006/wordml" xmlns:sl="http://schemas.openxmlformats.org/schemaLibrary/2006/main" xmlns:a="http://schemas.openxmlformats.org/drawingml/2006/main" xmlns:pic="http://schemas.openxmlformats.org/drawingml/2006/picture" xmlns:c="http://schemas.openxmlformats.org/drawingml/2006/chart" xmlns:lc="http://schemas.openxmlformats.org/drawingml/2006/lockedCanvas" xmlns:dgm="http://schemas.openxmlformats.org/drawingml/2006/diagram" xmlns:wps="http://schemas.microsoft.com/office/word/2010/wordprocessingShape" xmlns:wpg="http://schemas.microsoft.com/office/word/2010/wordprocessingGroup" xmlns:w14="http://schemas.microsoft.com/office/word/2010/wordml" xmlns:w15="http://schemas.microsoft.com/office/word/2012/wordml" xmlns:w16="http://schemas.microsoft.com/office/word/2018/wordml" xmlns:w16cex="http://schemas.microsoft.com/office/word/2018/wordml/cex" xmlns:w16cid="http://schemas.microsoft.com/office/word/2016/wordml/cid" xmlns="http://schemas.microsoft.com/office/tasks/2019/documenttasks" xmlns:cr="http://schemas.microsoft.com/office/comments/2020/reactions">
+<w:hdr xmlns:wpc="http://schemas.microsoft.com/office/word/2010/wordprocessingCanvas" xmlns:cx="http://schemas.microsoft.com/office/drawing/2014/chartex" xmlns:cx1="http://schemas.microsoft.com/office/drawing/2015/9/8/chartex" xmlns:cx2="http://schemas.microsoft.com/office/drawing/2015/10/21/chartex" xmlns:cx3="http://schemas.microsoft.com/office/drawing/2016/5/9/chartex" xmlns:cx4="http://schemas.microsoft.com/office/drawing/2016/5/10/chartex" xmlns:cx5="http://schemas.microsoft.com/office/drawing/2016/5/11/chartex" xmlns:cx6="http://schemas.microsoft.com/office/drawing/2016/5/12/chartex" xmlns:cx7="http://schemas.microsoft.com/office/drawing/2016/5/13/chartex" xmlns:cx8="http://schemas.microsoft.com/office/drawing/2016/5/14/chartex" xmlns:mc="http://schemas.openxmlformats.org/markup-compatibility/2006" xmlns:aink="http://schemas.microsoft.com/office/drawing/2016/ink" xmlns:am3d="http://schemas.microsoft.com/office/drawing/2017/model3d" xmlns:o="urn:schemas-microsoft-com:office:office" xmlns:oel="http://schemas.microsoft.com/office/2019/extlst" xmlns:r="http://schemas.openxmlformats.org/officeDocument/2006/relationships" xmlns:m="http://schemas.openxmlformats.org/officeDocument/2006/math" xmlns:v="urn:schemas-microsoft-com:vml" xmlns:wp14="http://schemas.microsoft.com/office/word/2010/wordprocessingDrawing" xmlns:wp="http://schemas.openxmlformats.org/drawingml/2006/wordprocessingDrawing" xmlns:w10="urn:schemas-microsoft-com:office:word" xmlns:w="http://schemas.openxmlformats.org/wordprocessingml/2006/main" xmlns:w14="http://schemas.microsoft.com/office/word/2010/wordml" xmlns:w15="http://schemas.microsoft.com/office/word/2012/wordml" xmlns:w16cex="http://schemas.microsoft.com/office/word/2018/wordml/cex" xmlns:w16cid="http://schemas.microsoft.com/office/word/2016/wordml/cid" xmlns:w16="http://schemas.microsoft.com/office/word/2018/wordml" xmlns:w16du="http://schemas.microsoft.com/office/word/2023/wordml/word16du" xmlns:w16sdtdh="http://schemas.microsoft.com/office/word/2020/wordml/sdtdatahash" xmlns:w16sdtfl="http://schemas.microsoft.com/office/word/2024/wordml/sdtformatlock" xmlns:w16se="http://schemas.microsoft.com/office/word/2015/wordml/symex" xmlns:wpg="http://schemas.microsoft.com/office/word/2010/wordprocessingGroup" xmlns:wpi="http://schemas.microsoft.com/office/word/2010/wordprocessingInk" xmlns:wne="http://schemas.microsoft.com/office/word/2006/wordml" xmlns:wps="http://schemas.microsoft.com/office/word/2010/wordprocessingShape" mc:Ignorable="w14 w15 w16se w16cid w16 w16cex w16sdtdh w16sdtfl w16du wp14">
   <w:p>
     <w:pPr>
-      <w:spacing w:after="40" w:lineRule="auto"/>
+      <w:spacing w:after="40"/>
       <w:jc w:val="right"/>
       <w:rPr>
-        <w:rFonts w:ascii="Inter Tight" w:cs="Inter Tight" w:eastAsia="Inter Tight" w:hAnsi="Inter Tight"/>
+        <w:rFonts w:ascii="Inter Tight" w:eastAsia="Inter Tight" w:hAnsi="Inter Tight" w:cs="Inter Tight"/>
       </w:rPr>
     </w:pPr>
     <w:r>
       <w:rPr>
-        <w:rFonts w:ascii="Inter Tight" w:cs="Inter Tight" w:eastAsia="Inter Tight" w:hAnsi="Inter Tight"/>
-        <w:rtl w:val="0"/>
+        <w:rFonts w:ascii="Inter Tight" w:eastAsia="Inter Tight" w:hAnsi="Inter Tight" w:cs="Inter Tight"/>
       </w:rPr>
-      <w:t xml:space="preserve">ULBRA — Universidade Luterana do Brasil</w:t>
+      <w:t>ULBRA — Universidade Luterana do Brasil</w:t>
     </w:r>
   </w:p>
   <w:p>
     <w:pPr>
-      <w:spacing w:after="40" w:lineRule="auto"/>
+      <w:spacing w:after="40"/>
       <w:jc w:val="right"/>
-      <w:rPr/>
     </w:pPr>
     <w:r>
       <w:rPr>
-        <w:rFonts w:ascii="Inter Tight" w:cs="Inter Tight" w:eastAsia="Inter Tight" w:hAnsi="Inter Tight"/>
-        <w:rtl w:val="0"/>
+        <w:rFonts w:ascii="Inter Tight" w:eastAsia="Inter Tight" w:hAnsi="Inter Tight" w:cs="Inter Tight"/>
       </w:rPr>
-      <w:t xml:space="preserve">Disciplina: Processos de Engenharia de Software</w:t>
-    </w:r>
-    <w:r>
-      <w:rPr>
-        <w:rtl w:val="0"/>
-      </w:rPr>
+      <w:t>Disciplina: Processos de Engenharia de Software</w:t>
     </w:r>
   </w:p>
 </w:hdr>
 </file>
 
 <file path=word/numbering.xml><?xml version="1.0" encoding="utf-8"?>
-<w:numbering xmlns:mc="http://schemas.openxmlformats.org/markup-compatibility/2006" xmlns:o="urn:schemas-microsoft-com:office:office" xmlns:r="http://schemas.openxmlformats.org/officeDocument/2006/relationships" xmlns:m="http://schemas.openxmlformats.org/officeDocument/2006/math" xmlns:v="urn:schemas-microsoft-com:vml" xmlns:wp="http://schemas.openxmlformats.org/drawingml/2006/wordprocessingDrawing" xmlns:w10="urn:schemas-microsoft-com:office:word" xmlns:w="http://schemas.openxmlformats.org/wordprocessingml/2006/main" xmlns:wne="http://schemas.microsoft.com/office/word/2006/wordml" xmlns:sl="http://schemas.openxmlformats.org/schemaLibrary/2006/main" xmlns:a="http://schemas.openxmlformats.org/drawingml/2006/main" xmlns:pic="http://schemas.openxmlformats.org/drawingml/2006/picture" xmlns:c="http://schemas.openxmlformats.org/drawingml/2006/chart" xmlns:lc="http://schemas.openxmlformats.org/drawingml/2006/lockedCanvas" xmlns:dgm="http://schemas.openxmlformats.org/drawingml/2006/diagram" xmlns:wps="http://schemas.microsoft.com/office/word/2010/wordprocessingShape" xmlns:wpg="http://schemas.microsoft.com/office/word/2010/wordprocessingGroup" xmlns:w14="http://schemas.microsoft.com/office/word/2010/wordml" xmlns:w15="http://schemas.microsoft.com/office/word/2012/wordml" xmlns:w16="http://schemas.microsoft.com/office/word/2018/wordml" xmlns:w16cex="http://schemas.microsoft.com/office/word/2018/wordml/cex" xmlns:w16cid="http://schemas.microsoft.com/office/word/2016/wordml/cid" xmlns="http://schemas.microsoft.com/office/tasks/2019/documenttasks" xmlns:cr="http://schemas.microsoft.com/office/comments/2020/reactions">
-  <w:abstractNum w:abstractNumId="1">
+<w:numbering xmlns:wpc="http://schemas.microsoft.com/office/word/2010/wordprocessingCanvas" xmlns:cx="http://schemas.microsoft.com/office/drawing/2014/chartex" xmlns:cx1="http://schemas.microsoft.com/office/drawing/2015/9/8/chartex" xmlns:cx2="http://schemas.microsoft.com/office/drawing/2015/10/21/chartex" xmlns:cx3="http://schemas.microsoft.com/office/drawing/2016/5/9/chartex" xmlns:cx4="http://schemas.microsoft.com/office/drawing/2016/5/10/chartex" xmlns:cx5="http://schemas.microsoft.com/office/drawing/2016/5/11/chartex" xmlns:cx6="http://schemas.microsoft.com/office/drawing/2016/5/12/chartex" xmlns:cx7="http://schemas.microsoft.com/office/drawing/2016/5/13/chartex" xmlns:cx8="http://schemas.microsoft.com/office/drawing/2016/5/14/chartex" xmlns:mc="http://schemas.openxmlformats.org/markup-compatibility/2006" xmlns:aink="http://schemas.microsoft.com/office/drawing/2016/ink" xmlns:am3d="http://schemas.microsoft.com/office/drawing/2017/model3d" xmlns:o="urn:schemas-microsoft-com:office:office" xmlns:oel="http://schemas.microsoft.com/office/2019/extlst" xmlns:r="http://schemas.openxmlformats.org/officeDocument/2006/relationships" xmlns:m="http://schemas.openxmlformats.org/officeDocument/2006/math" xmlns:v="urn:schemas-microsoft-com:vml" xmlns:wp14="http://schemas.microsoft.com/office/word/2010/wordprocessingDrawing" xmlns:wp="http://schemas.openxmlformats.org/drawingml/2006/wordprocessingDrawing" xmlns:w10="urn:schemas-microsoft-com:office:word" xmlns:w="http://schemas.openxmlformats.org/wordprocessingml/2006/main" xmlns:w14="http://schemas.microsoft.com/office/word/2010/wordml" xmlns:w15="http://schemas.microsoft.com/office/word/2012/wordml" xmlns:w16cex="http://schemas.microsoft.com/office/word/2018/wordml/cex" xmlns:w16cid="http://schemas.microsoft.com/office/word/2016/wordml/cid" xmlns:w16="http://schemas.microsoft.com/office/word/2018/wordml" xmlns:w16du="http://schemas.microsoft.com/office/word/2023/wordml/word16du" xmlns:w16sdtdh="http://schemas.microsoft.com/office/word/2020/wordml/sdtdatahash" xmlns:w16sdtfl="http://schemas.microsoft.com/office/word/2024/wordml/sdtformatlock" xmlns:w16se="http://schemas.microsoft.com/office/word/2015/wordml/symex" xmlns:wpg="http://schemas.microsoft.com/office/word/2010/wordprocessingGroup" xmlns:wpi="http://schemas.microsoft.com/office/word/2010/wordprocessingInk" xmlns:wne="http://schemas.microsoft.com/office/word/2006/wordml" xmlns:wps="http://schemas.microsoft.com/office/word/2010/wordprocessingShape" mc:Ignorable="w14 w15 w16se w16cid w16 w16cex w16sdtdh w16sdtfl w16du wp14">
+  <w:abstractNum w:abstractNumId="0" w15:restartNumberingAfterBreak="0">
+    <w:nsid w:val="267C0C7A"/>
+    <w:multiLevelType w:val="multilevel"/>
+    <w:tmpl w:val="FD2C436E"/>
     <w:lvl w:ilvl="0">
       <w:start w:val="1"/>
       <w:numFmt w:val="bullet"/>
@@ -2217,7 +2156,6 @@
       <w:pPr>
         <w:ind w:left="360" w:hanging="260"/>
       </w:pPr>
-      <w:rPr/>
     </w:lvl>
     <w:lvl w:ilvl="1">
       <w:start w:val="1"/>
@@ -2227,7 +2165,6 @@
       <w:pPr>
         <w:ind w:left="0" w:firstLine="0"/>
       </w:pPr>
-      <w:rPr/>
     </w:lvl>
     <w:lvl w:ilvl="2">
       <w:start w:val="1"/>
@@ -2237,7 +2174,6 @@
       <w:pPr>
         <w:ind w:left="0" w:firstLine="0"/>
       </w:pPr>
-      <w:rPr/>
     </w:lvl>
     <w:lvl w:ilvl="3">
       <w:start w:val="1"/>
@@ -2247,7 +2183,6 @@
       <w:pPr>
         <w:ind w:left="0" w:firstLine="0"/>
       </w:pPr>
-      <w:rPr/>
     </w:lvl>
     <w:lvl w:ilvl="4">
       <w:start w:val="1"/>
@@ -2257,7 +2192,6 @@
       <w:pPr>
         <w:ind w:left="0" w:firstLine="0"/>
       </w:pPr>
-      <w:rPr/>
     </w:lvl>
     <w:lvl w:ilvl="5">
       <w:start w:val="1"/>
@@ -2267,7 +2201,6 @@
       <w:pPr>
         <w:ind w:left="0" w:firstLine="0"/>
       </w:pPr>
-      <w:rPr/>
     </w:lvl>
     <w:lvl w:ilvl="6">
       <w:start w:val="1"/>
@@ -2277,7 +2210,6 @@
       <w:pPr>
         <w:ind w:left="0" w:firstLine="0"/>
       </w:pPr>
-      <w:rPr/>
     </w:lvl>
     <w:lvl w:ilvl="7">
       <w:start w:val="1"/>
@@ -2287,7 +2219,6 @@
       <w:pPr>
         <w:ind w:left="0" w:firstLine="0"/>
       </w:pPr>
-      <w:rPr/>
     </w:lvl>
     <w:lvl w:ilvl="8">
       <w:start w:val="1"/>
@@ -2297,365 +2228,669 @@
       <w:pPr>
         <w:ind w:left="0" w:firstLine="0"/>
       </w:pPr>
-      <w:rPr/>
     </w:lvl>
   </w:abstractNum>
-  <w:num w:numId="1">
-    <w:abstractNumId w:val="1"/>
+  <w:num w:numId="1" w16cid:durableId="1136873985">
+    <w:abstractNumId w:val="0"/>
   </w:num>
 </w:numbering>
 </file>
 
 <file path=word/styles.xml><?xml version="1.0" encoding="utf-8"?>
-<w:styles xmlns:mc="http://schemas.openxmlformats.org/markup-compatibility/2006" xmlns:o="urn:schemas-microsoft-com:office:office" xmlns:r="http://schemas.openxmlformats.org/officeDocument/2006/relationships" xmlns:m="http://schemas.openxmlformats.org/officeDocument/2006/math" xmlns:v="urn:schemas-microsoft-com:vml" xmlns:wp="http://schemas.openxmlformats.org/drawingml/2006/wordprocessingDrawing" xmlns:w10="urn:schemas-microsoft-com:office:word" xmlns:w="http://schemas.openxmlformats.org/wordprocessingml/2006/main" xmlns:wne="http://schemas.microsoft.com/office/word/2006/wordml" xmlns:sl="http://schemas.openxmlformats.org/schemaLibrary/2006/main" xmlns:a="http://schemas.openxmlformats.org/drawingml/2006/main" xmlns:pic="http://schemas.openxmlformats.org/drawingml/2006/picture" xmlns:c="http://schemas.openxmlformats.org/drawingml/2006/chart" xmlns:lc="http://schemas.openxmlformats.org/drawingml/2006/lockedCanvas" xmlns:dgm="http://schemas.openxmlformats.org/drawingml/2006/diagram" xmlns:wps="http://schemas.microsoft.com/office/word/2010/wordprocessingShape" xmlns:wpg="http://schemas.microsoft.com/office/word/2010/wordprocessingGroup" xmlns:w14="http://schemas.microsoft.com/office/word/2010/wordml" xmlns:w15="http://schemas.microsoft.com/office/word/2012/wordml" xmlns:w16="http://schemas.microsoft.com/office/word/2018/wordml" xmlns:w16cex="http://schemas.microsoft.com/office/word/2018/wordml/cex" xmlns:w16cid="http://schemas.microsoft.com/office/word/2016/wordml/cid" xmlns="http://schemas.microsoft.com/office/tasks/2019/documenttasks" xmlns:cr="http://schemas.microsoft.com/office/comments/2020/reactions">
+<w:styles xmlns:mc="http://schemas.openxmlformats.org/markup-compatibility/2006" xmlns:r="http://schemas.openxmlformats.org/officeDocument/2006/relationships" xmlns:w="http://schemas.openxmlformats.org/wordprocessingml/2006/main" xmlns:w14="http://schemas.microsoft.com/office/word/2010/wordml" xmlns:w15="http://schemas.microsoft.com/office/word/2012/wordml" xmlns:w16cex="http://schemas.microsoft.com/office/word/2018/wordml/cex" xmlns:w16cid="http://schemas.microsoft.com/office/word/2016/wordml/cid" xmlns:w16="http://schemas.microsoft.com/office/word/2018/wordml" xmlns:w16du="http://schemas.microsoft.com/office/word/2023/wordml/word16du" xmlns:w16sdtdh="http://schemas.microsoft.com/office/word/2020/wordml/sdtdatahash" xmlns:w16sdtfl="http://schemas.microsoft.com/office/word/2024/wordml/sdtformatlock" xmlns:w16se="http://schemas.microsoft.com/office/word/2015/wordml/symex" mc:Ignorable="w14 w15 w16se w16cid w16 w16cex w16sdtdh w16sdtfl w16du">
   <w:docDefaults>
     <w:rPrDefault>
-      <w:rPr/>
+      <w:rPr>
+        <w:rFonts w:ascii="Times New Roman" w:eastAsia="Times New Roman" w:hAnsi="Times New Roman" w:cs="Times New Roman"/>
+        <w:lang w:val="pt-BR" w:eastAsia="pt-BR" w:bidi="ar-SA"/>
+      </w:rPr>
     </w:rPrDefault>
-    <w:pPrDefault>
-      <w:pPr/>
-    </w:pPrDefault>
+    <w:pPrDefault/>
   </w:docDefaults>
-  <w:style w:type="table" w:styleId="TableNormal" w:default="1">
+  <w:latentStyles w:defLockedState="0" w:defUIPriority="99" w:defSemiHidden="0" w:defUnhideWhenUsed="0" w:defQFormat="0" w:count="376">
+    <w:lsdException w:name="Normal" w:uiPriority="0" w:qFormat="1"/>
+    <w:lsdException w:name="heading 1" w:uiPriority="9" w:qFormat="1"/>
+    <w:lsdException w:name="heading 2" w:semiHidden="1" w:uiPriority="9" w:unhideWhenUsed="1" w:qFormat="1"/>
+    <w:lsdException w:name="heading 3" w:semiHidden="1" w:uiPriority="9" w:unhideWhenUsed="1" w:qFormat="1"/>
+    <w:lsdException w:name="heading 4" w:semiHidden="1" w:uiPriority="9" w:unhideWhenUsed="1" w:qFormat="1"/>
+    <w:lsdException w:name="heading 5" w:semiHidden="1" w:uiPriority="9" w:unhideWhenUsed="1" w:qFormat="1"/>
+    <w:lsdException w:name="heading 6" w:semiHidden="1" w:uiPriority="9" w:unhideWhenUsed="1" w:qFormat="1"/>
+    <w:lsdException w:name="heading 7" w:semiHidden="1" w:uiPriority="9" w:unhideWhenUsed="1" w:qFormat="1"/>
+    <w:lsdException w:name="heading 8" w:semiHidden="1" w:uiPriority="9" w:unhideWhenUsed="1" w:qFormat="1"/>
+    <w:lsdException w:name="heading 9" w:semiHidden="1" w:uiPriority="9" w:unhideWhenUsed="1" w:qFormat="1"/>
+    <w:lsdException w:name="index 1" w:semiHidden="1" w:unhideWhenUsed="1"/>
+    <w:lsdException w:name="index 2" w:semiHidden="1" w:unhideWhenUsed="1"/>
+    <w:lsdException w:name="index 3" w:semiHidden="1" w:unhideWhenUsed="1"/>
+    <w:lsdException w:name="index 4" w:semiHidden="1" w:unhideWhenUsed="1"/>
+    <w:lsdException w:name="index 5" w:semiHidden="1" w:unhideWhenUsed="1"/>
+    <w:lsdException w:name="index 6" w:semiHidden="1" w:unhideWhenUsed="1"/>
+    <w:lsdException w:name="index 7" w:semiHidden="1" w:unhideWhenUsed="1"/>
+    <w:lsdException w:name="index 8" w:semiHidden="1" w:unhideWhenUsed="1"/>
+    <w:lsdException w:name="index 9" w:semiHidden="1" w:unhideWhenUsed="1"/>
+    <w:lsdException w:name="toc 1" w:semiHidden="1" w:uiPriority="39" w:unhideWhenUsed="1"/>
+    <w:lsdException w:name="toc 2" w:semiHidden="1" w:uiPriority="39" w:unhideWhenUsed="1"/>
+    <w:lsdException w:name="toc 3" w:semiHidden="1" w:uiPriority="39" w:unhideWhenUsed="1"/>
+    <w:lsdException w:name="toc 4" w:semiHidden="1" w:uiPriority="39" w:unhideWhenUsed="1"/>
+    <w:lsdException w:name="toc 5" w:semiHidden="1" w:uiPriority="39" w:unhideWhenUsed="1"/>
+    <w:lsdException w:name="toc 6" w:semiHidden="1" w:uiPriority="39" w:unhideWhenUsed="1"/>
+    <w:lsdException w:name="toc 7" w:semiHidden="1" w:uiPriority="39" w:unhideWhenUsed="1"/>
+    <w:lsdException w:name="toc 8" w:semiHidden="1" w:uiPriority="39" w:unhideWhenUsed="1"/>
+    <w:lsdException w:name="toc 9" w:semiHidden="1" w:uiPriority="39" w:unhideWhenUsed="1"/>
+    <w:lsdException w:name="Normal Indent" w:semiHidden="1" w:unhideWhenUsed="1"/>
+    <w:lsdException w:name="footnote text" w:semiHidden="1" w:unhideWhenUsed="1"/>
+    <w:lsdException w:name="annotation text" w:semiHidden="1" w:unhideWhenUsed="1"/>
+    <w:lsdException w:name="header" w:semiHidden="1" w:unhideWhenUsed="1"/>
+    <w:lsdException w:name="footer" w:semiHidden="1" w:unhideWhenUsed="1"/>
+    <w:lsdException w:name="index heading" w:semiHidden="1" w:unhideWhenUsed="1"/>
+    <w:lsdException w:name="caption" w:semiHidden="1" w:uiPriority="35" w:unhideWhenUsed="1" w:qFormat="1"/>
+    <w:lsdException w:name="table of figures" w:semiHidden="1" w:unhideWhenUsed="1"/>
+    <w:lsdException w:name="envelope address" w:semiHidden="1" w:unhideWhenUsed="1"/>
+    <w:lsdException w:name="envelope return" w:semiHidden="1" w:unhideWhenUsed="1"/>
+    <w:lsdException w:name="footnote reference" w:semiHidden="1" w:unhideWhenUsed="1"/>
+    <w:lsdException w:name="annotation reference" w:semiHidden="1" w:unhideWhenUsed="1"/>
+    <w:lsdException w:name="line number" w:semiHidden="1" w:unhideWhenUsed="1"/>
+    <w:lsdException w:name="page number" w:semiHidden="1" w:unhideWhenUsed="1"/>
+    <w:lsdException w:name="endnote reference" w:semiHidden="1" w:unhideWhenUsed="1"/>
+    <w:lsdException w:name="endnote text" w:semiHidden="1" w:unhideWhenUsed="1"/>
+    <w:lsdException w:name="table of authorities" w:semiHidden="1" w:unhideWhenUsed="1"/>
+    <w:lsdException w:name="macro" w:semiHidden="1" w:unhideWhenUsed="1"/>
+    <w:lsdException w:name="toa heading" w:semiHidden="1" w:unhideWhenUsed="1"/>
+    <w:lsdException w:name="List" w:semiHidden="1" w:unhideWhenUsed="1"/>
+    <w:lsdException w:name="List Bullet" w:semiHidden="1" w:unhideWhenUsed="1"/>
+    <w:lsdException w:name="List Number" w:semiHidden="1" w:unhideWhenUsed="1"/>
+    <w:lsdException w:name="List 2" w:semiHidden="1" w:unhideWhenUsed="1"/>
+    <w:lsdException w:name="List 3" w:semiHidden="1" w:unhideWhenUsed="1"/>
+    <w:lsdException w:name="List 4" w:semiHidden="1" w:unhideWhenUsed="1"/>
+    <w:lsdException w:name="List 5" w:semiHidden="1" w:unhideWhenUsed="1"/>
+    <w:lsdException w:name="List Bullet 2" w:semiHidden="1" w:unhideWhenUsed="1"/>
+    <w:lsdException w:name="List Bullet 3" w:semiHidden="1" w:unhideWhenUsed="1"/>
+    <w:lsdException w:name="List Bullet 4" w:semiHidden="1" w:unhideWhenUsed="1"/>
+    <w:lsdException w:name="List Bullet 5" w:semiHidden="1" w:unhideWhenUsed="1"/>
+    <w:lsdException w:name="List Number 2" w:semiHidden="1" w:unhideWhenUsed="1"/>
+    <w:lsdException w:name="List Number 3" w:semiHidden="1" w:unhideWhenUsed="1"/>
+    <w:lsdException w:name="List Number 4" w:semiHidden="1" w:unhideWhenUsed="1"/>
+    <w:lsdException w:name="List Number 5" w:semiHidden="1" w:unhideWhenUsed="1"/>
+    <w:lsdException w:name="Title" w:uiPriority="10" w:qFormat="1"/>
+    <w:lsdException w:name="Closing" w:semiHidden="1" w:unhideWhenUsed="1"/>
+    <w:lsdException w:name="Signature" w:semiHidden="1" w:unhideWhenUsed="1"/>
+    <w:lsdException w:name="Default Paragraph Font" w:semiHidden="1" w:uiPriority="1" w:unhideWhenUsed="1"/>
+    <w:lsdException w:name="Body Text" w:semiHidden="1" w:unhideWhenUsed="1"/>
+    <w:lsdException w:name="Body Text Indent" w:semiHidden="1" w:unhideWhenUsed="1"/>
+    <w:lsdException w:name="List Continue" w:semiHidden="1" w:unhideWhenUsed="1"/>
+    <w:lsdException w:name="List Continue 2" w:semiHidden="1" w:unhideWhenUsed="1"/>
+    <w:lsdException w:name="List Continue 3" w:semiHidden="1" w:unhideWhenUsed="1"/>
+    <w:lsdException w:name="List Continue 4" w:semiHidden="1" w:unhideWhenUsed="1"/>
+    <w:lsdException w:name="List Continue 5" w:semiHidden="1" w:unhideWhenUsed="1"/>
+    <w:lsdException w:name="Message Header" w:semiHidden="1" w:unhideWhenUsed="1"/>
+    <w:lsdException w:name="Subtitle" w:uiPriority="11" w:qFormat="1"/>
+    <w:lsdException w:name="Salutation" w:semiHidden="1" w:unhideWhenUsed="1"/>
+    <w:lsdException w:name="Date" w:semiHidden="1" w:unhideWhenUsed="1"/>
+    <w:lsdException w:name="Body Text First Indent" w:semiHidden="1" w:unhideWhenUsed="1"/>
+    <w:lsdException w:name="Body Text First Indent 2" w:semiHidden="1" w:unhideWhenUsed="1"/>
+    <w:lsdException w:name="Note Heading" w:semiHidden="1" w:unhideWhenUsed="1"/>
+    <w:lsdException w:name="Body Text 2" w:semiHidden="1" w:unhideWhenUsed="1"/>
+    <w:lsdException w:name="Body Text 3" w:semiHidden="1" w:unhideWhenUsed="1"/>
+    <w:lsdException w:name="Body Text Indent 2" w:semiHidden="1" w:unhideWhenUsed="1"/>
+    <w:lsdException w:name="Body Text Indent 3" w:semiHidden="1" w:unhideWhenUsed="1"/>
+    <w:lsdException w:name="Block Text" w:semiHidden="1" w:unhideWhenUsed="1"/>
+    <w:lsdException w:name="Hyperlink" w:semiHidden="1" w:unhideWhenUsed="1"/>
+    <w:lsdException w:name="FollowedHyperlink" w:semiHidden="1" w:unhideWhenUsed="1"/>
+    <w:lsdException w:name="Strong" w:uiPriority="22" w:qFormat="1"/>
+    <w:lsdException w:name="Emphasis" w:uiPriority="20" w:qFormat="1"/>
+    <w:lsdException w:name="Document Map" w:semiHidden="1" w:unhideWhenUsed="1"/>
+    <w:lsdException w:name="Plain Text" w:semiHidden="1" w:unhideWhenUsed="1"/>
+    <w:lsdException w:name="E-mail Signature" w:semiHidden="1" w:unhideWhenUsed="1"/>
+    <w:lsdException w:name="HTML Top of Form" w:semiHidden="1" w:unhideWhenUsed="1"/>
+    <w:lsdException w:name="HTML Bottom of Form" w:semiHidden="1" w:unhideWhenUsed="1"/>
+    <w:lsdException w:name="Normal (Web)" w:semiHidden="1" w:unhideWhenUsed="1"/>
+    <w:lsdException w:name="HTML Acronym" w:semiHidden="1" w:unhideWhenUsed="1"/>
+    <w:lsdException w:name="HTML Address" w:semiHidden="1" w:unhideWhenUsed="1"/>
+    <w:lsdException w:name="HTML Cite" w:semiHidden="1" w:unhideWhenUsed="1"/>
+    <w:lsdException w:name="HTML Code" w:semiHidden="1" w:unhideWhenUsed="1"/>
+    <w:lsdException w:name="HTML Definition" w:semiHidden="1" w:unhideWhenUsed="1"/>
+    <w:lsdException w:name="HTML Keyboard" w:semiHidden="1" w:unhideWhenUsed="1"/>
+    <w:lsdException w:name="HTML Preformatted" w:semiHidden="1" w:unhideWhenUsed="1"/>
+    <w:lsdException w:name="HTML Sample" w:semiHidden="1" w:unhideWhenUsed="1"/>
+    <w:lsdException w:name="HTML Typewriter" w:semiHidden="1" w:unhideWhenUsed="1"/>
+    <w:lsdException w:name="HTML Variable" w:semiHidden="1" w:unhideWhenUsed="1"/>
+    <w:lsdException w:name="Normal Table" w:semiHidden="1" w:unhideWhenUsed="1"/>
+    <w:lsdException w:name="annotation subject" w:semiHidden="1" w:unhideWhenUsed="1"/>
+    <w:lsdException w:name="No List" w:semiHidden="1" w:unhideWhenUsed="1"/>
+    <w:lsdException w:name="Outline List 1" w:semiHidden="1" w:unhideWhenUsed="1"/>
+    <w:lsdException w:name="Outline List 2" w:semiHidden="1" w:unhideWhenUsed="1"/>
+    <w:lsdException w:name="Outline List 3" w:semiHidden="1" w:unhideWhenUsed="1"/>
+    <w:lsdException w:name="Table Simple 1" w:semiHidden="1" w:unhideWhenUsed="1"/>
+    <w:lsdException w:name="Table Simple 2" w:semiHidden="1" w:unhideWhenUsed="1"/>
+    <w:lsdException w:name="Table Simple 3" w:semiHidden="1" w:unhideWhenUsed="1"/>
+    <w:lsdException w:name="Table Classic 1" w:semiHidden="1" w:unhideWhenUsed="1"/>
+    <w:lsdException w:name="Table Classic 2" w:semiHidden="1" w:unhideWhenUsed="1"/>
+    <w:lsdException w:name="Table Classic 3" w:semiHidden="1" w:unhideWhenUsed="1"/>
+    <w:lsdException w:name="Table Classic 4" w:semiHidden="1" w:unhideWhenUsed="1"/>
+    <w:lsdException w:name="Table Colorful 1" w:semiHidden="1" w:unhideWhenUsed="1"/>
+    <w:lsdException w:name="Table Colorful 2" w:semiHidden="1" w:unhideWhenUsed="1"/>
+    <w:lsdException w:name="Table Colorful 3" w:semiHidden="1" w:unhideWhenUsed="1"/>
+    <w:lsdException w:name="Table Columns 1" w:semiHidden="1" w:unhideWhenUsed="1"/>
+    <w:lsdException w:name="Table Columns 2" w:semiHidden="1" w:unhideWhenUsed="1"/>
+    <w:lsdException w:name="Table Columns 3" w:semiHidden="1" w:unhideWhenUsed="1"/>
+    <w:lsdException w:name="Table Columns 4" w:semiHidden="1" w:unhideWhenUsed="1"/>
+    <w:lsdException w:name="Table Columns 5" w:semiHidden="1" w:unhideWhenUsed="1"/>
+    <w:lsdException w:name="Table Grid 1" w:semiHidden="1" w:unhideWhenUsed="1"/>
+    <w:lsdException w:name="Table Grid 2" w:semiHidden="1" w:unhideWhenUsed="1"/>
+    <w:lsdException w:name="Table Grid 3" w:semiHidden="1" w:unhideWhenUsed="1"/>
+    <w:lsdException w:name="Table Grid 4" w:semiHidden="1" w:unhideWhenUsed="1"/>
+    <w:lsdException w:name="Table Grid 5" w:semiHidden="1" w:unhideWhenUsed="1"/>
+    <w:lsdException w:name="Table Grid 6" w:semiHidden="1" w:unhideWhenUsed="1"/>
+    <w:lsdException w:name="Table Grid 7" w:semiHidden="1" w:unhideWhenUsed="1"/>
+    <w:lsdException w:name="Table Grid 8" w:semiHidden="1" w:unhideWhenUsed="1"/>
+    <w:lsdException w:name="Table List 1" w:semiHidden="1" w:unhideWhenUsed="1"/>
+    <w:lsdException w:name="Table List 2" w:semiHidden="1" w:unhideWhenUsed="1"/>
+    <w:lsdException w:name="Table List 3" w:semiHidden="1" w:unhideWhenUsed="1"/>
+    <w:lsdException w:name="Table List 4" w:semiHidden="1" w:unhideWhenUsed="1"/>
+    <w:lsdException w:name="Table List 5" w:semiHidden="1" w:unhideWhenUsed="1"/>
+    <w:lsdException w:name="Table List 6" w:semiHidden="1" w:unhideWhenUsed="1"/>
+    <w:lsdException w:name="Table List 7" w:semiHidden="1" w:unhideWhenUsed="1"/>
+    <w:lsdException w:name="Table List 8" w:semiHidden="1" w:unhideWhenUsed="1"/>
+    <w:lsdException w:name="Table 3D effects 1" w:semiHidden="1" w:unhideWhenUsed="1"/>
+    <w:lsdException w:name="Table 3D effects 2" w:semiHidden="1" w:unhideWhenUsed="1"/>
+    <w:lsdException w:name="Table 3D effects 3" w:semiHidden="1" w:unhideWhenUsed="1"/>
+    <w:lsdException w:name="Table Contemporary" w:semiHidden="1" w:unhideWhenUsed="1"/>
+    <w:lsdException w:name="Table Elegant" w:semiHidden="1" w:unhideWhenUsed="1"/>
+    <w:lsdException w:name="Table Professional" w:semiHidden="1" w:unhideWhenUsed="1"/>
+    <w:lsdException w:name="Table Subtle 1" w:semiHidden="1" w:unhideWhenUsed="1"/>
+    <w:lsdException w:name="Table Subtle 2" w:semiHidden="1" w:unhideWhenUsed="1"/>
+    <w:lsdException w:name="Table Web 1" w:semiHidden="1" w:unhideWhenUsed="1"/>
+    <w:lsdException w:name="Table Web 2" w:semiHidden="1" w:unhideWhenUsed="1"/>
+    <w:lsdException w:name="Table Web 3" w:semiHidden="1" w:unhideWhenUsed="1"/>
+    <w:lsdException w:name="Balloon Text" w:semiHidden="1" w:unhideWhenUsed="1"/>
+    <w:lsdException w:name="Table Grid" w:uiPriority="39"/>
+    <w:lsdException w:name="Table Theme" w:semiHidden="1" w:unhideWhenUsed="1"/>
+    <w:lsdException w:name="Placeholder Text" w:semiHidden="1"/>
+    <w:lsdException w:name="No Spacing" w:uiPriority="1" w:qFormat="1"/>
+    <w:lsdException w:name="Light Shading" w:uiPriority="60"/>
+    <w:lsdException w:name="Light List" w:uiPriority="61"/>
+    <w:lsdException w:name="Light Grid" w:uiPriority="62"/>
+    <w:lsdException w:name="Medium Shading 1" w:uiPriority="63"/>
+    <w:lsdException w:name="Medium Shading 2" w:uiPriority="64"/>
+    <w:lsdException w:name="Medium List 1" w:uiPriority="65"/>
+    <w:lsdException w:name="Medium List 2" w:uiPriority="66"/>
+    <w:lsdException w:name="Medium Grid 1" w:uiPriority="67"/>
+    <w:lsdException w:name="Medium Grid 2" w:uiPriority="68"/>
+    <w:lsdException w:name="Medium Grid 3" w:uiPriority="69"/>
+    <w:lsdException w:name="Dark List" w:uiPriority="70"/>
+    <w:lsdException w:name="Colorful Shading" w:uiPriority="71"/>
+    <w:lsdException w:name="Colorful List" w:uiPriority="72"/>
+    <w:lsdException w:name="Colorful Grid" w:uiPriority="73"/>
+    <w:lsdException w:name="Light Shading Accent 1" w:uiPriority="60"/>
+    <w:lsdException w:name="Light List Accent 1" w:uiPriority="61"/>
+    <w:lsdException w:name="Light Grid Accent 1" w:uiPriority="62"/>
+    <w:lsdException w:name="Medium Shading 1 Accent 1" w:uiPriority="63"/>
+    <w:lsdException w:name="Medium Shading 2 Accent 1" w:uiPriority="64"/>
+    <w:lsdException w:name="Medium List 1 Accent 1" w:uiPriority="65"/>
+    <w:lsdException w:name="Revision" w:semiHidden="1"/>
+    <w:lsdException w:name="List Paragraph" w:uiPriority="34" w:qFormat="1"/>
+    <w:lsdException w:name="Quote" w:uiPriority="29" w:qFormat="1"/>
+    <w:lsdException w:name="Intense Quote" w:uiPriority="30" w:qFormat="1"/>
+    <w:lsdException w:name="Medium List 2 Accent 1" w:uiPriority="66"/>
+    <w:lsdException w:name="Medium Grid 1 Accent 1" w:uiPriority="67"/>
+    <w:lsdException w:name="Medium Grid 2 Accent 1" w:uiPriority="68"/>
+    <w:lsdException w:name="Medium Grid 3 Accent 1" w:uiPriority="69"/>
+    <w:lsdException w:name="Dark List Accent 1" w:uiPriority="70"/>
+    <w:lsdException w:name="Colorful Shading Accent 1" w:uiPriority="71"/>
+    <w:lsdException w:name="Colorful List Accent 1" w:uiPriority="72"/>
+    <w:lsdException w:name="Colorful Grid Accent 1" w:uiPriority="73"/>
+    <w:lsdException w:name="Light Shading Accent 2" w:uiPriority="60"/>
+    <w:lsdException w:name="Light List Accent 2" w:uiPriority="61"/>
+    <w:lsdException w:name="Light Grid Accent 2" w:uiPriority="62"/>
+    <w:lsdException w:name="Medium Shading 1 Accent 2" w:uiPriority="63"/>
+    <w:lsdException w:name="Medium Shading 2 Accent 2" w:uiPriority="64"/>
+    <w:lsdException w:name="Medium List 1 Accent 2" w:uiPriority="65"/>
+    <w:lsdException w:name="Medium List 2 Accent 2" w:uiPriority="66"/>
+    <w:lsdException w:name="Medium Grid 1 Accent 2" w:uiPriority="67"/>
+    <w:lsdException w:name="Medium Grid 2 Accent 2" w:uiPriority="68"/>
+    <w:lsdException w:name="Medium Grid 3 Accent 2" w:uiPriority="69"/>
+    <w:lsdException w:name="Dark List Accent 2" w:uiPriority="70"/>
+    <w:lsdException w:name="Colorful Shading Accent 2" w:uiPriority="71"/>
+    <w:lsdException w:name="Colorful List Accent 2" w:uiPriority="72"/>
+    <w:lsdException w:name="Colorful Grid Accent 2" w:uiPriority="73"/>
+    <w:lsdException w:name="Light Shading Accent 3" w:uiPriority="60"/>
+    <w:lsdException w:name="Light List Accent 3" w:uiPriority="61"/>
+    <w:lsdException w:name="Light Grid Accent 3" w:uiPriority="62"/>
+    <w:lsdException w:name="Medium Shading 1 Accent 3" w:uiPriority="63"/>
+    <w:lsdException w:name="Medium Shading 2 Accent 3" w:uiPriority="64"/>
+    <w:lsdException w:name="Medium List 1 Accent 3" w:uiPriority="65"/>
+    <w:lsdException w:name="Medium List 2 Accent 3" w:uiPriority="66"/>
+    <w:lsdException w:name="Medium Grid 1 Accent 3" w:uiPriority="67"/>
+    <w:lsdException w:name="Medium Grid 2 Accent 3" w:uiPriority="68"/>
+    <w:lsdException w:name="Medium Grid 3 Accent 3" w:uiPriority="69"/>
+    <w:lsdException w:name="Dark List Accent 3" w:uiPriority="70"/>
+    <w:lsdException w:name="Colorful Shading Accent 3" w:uiPriority="71"/>
+    <w:lsdException w:name="Colorful List Accent 3" w:uiPriority="72"/>
+    <w:lsdException w:name="Colorful Grid Accent 3" w:uiPriority="73"/>
+    <w:lsdException w:name="Light Shading Accent 4" w:uiPriority="60"/>
+    <w:lsdException w:name="Light List Accent 4" w:uiPriority="61"/>
+    <w:lsdException w:name="Light Grid Accent 4" w:uiPriority="62"/>
+    <w:lsdException w:name="Medium Shading 1 Accent 4" w:uiPriority="63"/>
+    <w:lsdException w:name="Medium Shading 2 Accent 4" w:uiPriority="64"/>
+    <w:lsdException w:name="Medium List 1 Accent 4" w:uiPriority="65"/>
+    <w:lsdException w:name="Medium List 2 Accent 4" w:uiPriority="66"/>
+    <w:lsdException w:name="Medium Grid 1 Accent 4" w:uiPriority="67"/>
+    <w:lsdException w:name="Medium Grid 2 Accent 4" w:uiPriority="68"/>
+    <w:lsdException w:name="Medium Grid 3 Accent 4" w:uiPriority="69"/>
+    <w:lsdException w:name="Dark List Accent 4" w:uiPriority="70"/>
+    <w:lsdException w:name="Colorful Shading Accent 4" w:uiPriority="71"/>
+    <w:lsdException w:name="Colorful List Accent 4" w:uiPriority="72"/>
+    <w:lsdException w:name="Colorful Grid Accent 4" w:uiPriority="73"/>
+    <w:lsdException w:name="Light Shading Accent 5" w:uiPriority="60"/>
+    <w:lsdException w:name="Light List Accent 5" w:uiPriority="61"/>
+    <w:lsdException w:name="Light Grid Accent 5" w:uiPriority="62"/>
+    <w:lsdException w:name="Medium Shading 1 Accent 5" w:uiPriority="63"/>
+    <w:lsdException w:name="Medium Shading 2 Accent 5" w:uiPriority="64"/>
+    <w:lsdException w:name="Medium List 1 Accent 5" w:uiPriority="65"/>
+    <w:lsdException w:name="Medium List 2 Accent 5" w:uiPriority="66"/>
+    <w:lsdException w:name="Medium Grid 1 Accent 5" w:uiPriority="67"/>
+    <w:lsdException w:name="Medium Grid 2 Accent 5" w:uiPriority="68"/>
+    <w:lsdException w:name="Medium Grid 3 Accent 5" w:uiPriority="69"/>
+    <w:lsdException w:name="Dark List Accent 5" w:uiPriority="70"/>
+    <w:lsdException w:name="Colorful Shading Accent 5" w:uiPriority="71"/>
+    <w:lsdException w:name="Colorful List Accent 5" w:uiPriority="72"/>
+    <w:lsdException w:name="Colorful Grid Accent 5" w:uiPriority="73"/>
+    <w:lsdException w:name="Light Shading Accent 6" w:uiPriority="60"/>
+    <w:lsdException w:name="Light List Accent 6" w:uiPriority="61"/>
+    <w:lsdException w:name="Light Grid Accent 6" w:uiPriority="62"/>
+    <w:lsdException w:name="Medium Shading 1 Accent 6" w:uiPriority="63"/>
+    <w:lsdException w:name="Medium Shading 2 Accent 6" w:uiPriority="64"/>
+    <w:lsdException w:name="Medium List 1 Accent 6" w:uiPriority="65"/>
+    <w:lsdException w:name="Medium List 2 Accent 6" w:uiPriority="66"/>
+    <w:lsdException w:name="Medium Grid 1 Accent 6" w:uiPriority="67"/>
+    <w:lsdException w:name="Medium Grid 2 Accent 6" w:uiPriority="68"/>
+    <w:lsdException w:name="Medium Grid 3 Accent 6" w:uiPriority="69"/>
+    <w:lsdException w:name="Dark List Accent 6" w:uiPriority="70"/>
+    <w:lsdException w:name="Colorful Shading Accent 6" w:uiPriority="71"/>
+    <w:lsdException w:name="Colorful List Accent 6" w:uiPriority="72"/>
+    <w:lsdException w:name="Colorful Grid Accent 6" w:uiPriority="73"/>
+    <w:lsdException w:name="Subtle Emphasis" w:uiPriority="19" w:qFormat="1"/>
+    <w:lsdException w:name="Intense Emphasis" w:uiPriority="21" w:qFormat="1"/>
+    <w:lsdException w:name="Subtle Reference" w:uiPriority="31" w:qFormat="1"/>
+    <w:lsdException w:name="Intense Reference" w:uiPriority="32" w:qFormat="1"/>
+    <w:lsdException w:name="Book Title" w:uiPriority="33" w:qFormat="1"/>
+    <w:lsdException w:name="Bibliography" w:semiHidden="1" w:uiPriority="37" w:unhideWhenUsed="1"/>
+    <w:lsdException w:name="TOC Heading" w:semiHidden="1" w:uiPriority="39" w:unhideWhenUsed="1" w:qFormat="1"/>
+    <w:lsdException w:name="Plain Table 1" w:uiPriority="41"/>
+    <w:lsdException w:name="Plain Table 2" w:uiPriority="42"/>
+    <w:lsdException w:name="Plain Table 3" w:uiPriority="43"/>
+    <w:lsdException w:name="Plain Table 4" w:uiPriority="44"/>
+    <w:lsdException w:name="Plain Table 5" w:uiPriority="45"/>
+    <w:lsdException w:name="Grid Table Light" w:uiPriority="40"/>
+    <w:lsdException w:name="Grid Table 1 Light" w:uiPriority="46"/>
+    <w:lsdException w:name="Grid Table 2" w:uiPriority="47"/>
+    <w:lsdException w:name="Grid Table 3" w:uiPriority="48"/>
+    <w:lsdException w:name="Grid Table 4" w:uiPriority="49"/>
+    <w:lsdException w:name="Grid Table 5 Dark" w:uiPriority="50"/>
+    <w:lsdException w:name="Grid Table 6 Colorful" w:uiPriority="51"/>
+    <w:lsdException w:name="Grid Table 7 Colorful" w:uiPriority="52"/>
+    <w:lsdException w:name="Grid Table 1 Light Accent 1" w:uiPriority="46"/>
+    <w:lsdException w:name="Grid Table 2 Accent 1" w:uiPriority="47"/>
+    <w:lsdException w:name="Grid Table 3 Accent 1" w:uiPriority="48"/>
+    <w:lsdException w:name="Grid Table 4 Accent 1" w:uiPriority="49"/>
+    <w:lsdException w:name="Grid Table 5 Dark Accent 1" w:uiPriority="50"/>
+    <w:lsdException w:name="Grid Table 6 Colorful Accent 1" w:uiPriority="51"/>
+    <w:lsdException w:name="Grid Table 7 Colorful Accent 1" w:uiPriority="52"/>
+    <w:lsdException w:name="Grid Table 1 Light Accent 2" w:uiPriority="46"/>
+    <w:lsdException w:name="Grid Table 2 Accent 2" w:uiPriority="47"/>
+    <w:lsdException w:name="Grid Table 3 Accent 2" w:uiPriority="48"/>
+    <w:lsdException w:name="Grid Table 4 Accent 2" w:uiPriority="49"/>
+    <w:lsdException w:name="Grid Table 5 Dark Accent 2" w:uiPriority="50"/>
+    <w:lsdException w:name="Grid Table 6 Colorful Accent 2" w:uiPriority="51"/>
+    <w:lsdException w:name="Grid Table 7 Colorful Accent 2" w:uiPriority="52"/>
+    <w:lsdException w:name="Grid Table 1 Light Accent 3" w:uiPriority="46"/>
+    <w:lsdException w:name="Grid Table 2 Accent 3" w:uiPriority="47"/>
+    <w:lsdException w:name="Grid Table 3 Accent 3" w:uiPriority="48"/>
+    <w:lsdException w:name="Grid Table 4 Accent 3" w:uiPriority="49"/>
+    <w:lsdException w:name="Grid Table 5 Dark Accent 3" w:uiPriority="50"/>
+    <w:lsdException w:name="Grid Table 6 Colorful Accent 3" w:uiPriority="51"/>
+    <w:lsdException w:name="Grid Table 7 Colorful Accent 3" w:uiPriority="52"/>
+    <w:lsdException w:name="Grid Table 1 Light Accent 4" w:uiPriority="46"/>
+    <w:lsdException w:name="Grid Table 2 Accent 4" w:uiPriority="47"/>
+    <w:lsdException w:name="Grid Table 3 Accent 4" w:uiPriority="48"/>
+    <w:lsdException w:name="Grid Table 4 Accent 4" w:uiPriority="49"/>
+    <w:lsdException w:name="Grid Table 5 Dark Accent 4" w:uiPriority="50"/>
+    <w:lsdException w:name="Grid Table 6 Colorful Accent 4" w:uiPriority="51"/>
+    <w:lsdException w:name="Grid Table 7 Colorful Accent 4" w:uiPriority="52"/>
+    <w:lsdException w:name="Grid Table 1 Light Accent 5" w:uiPriority="46"/>
+    <w:lsdException w:name="Grid Table 2 Accent 5" w:uiPriority="47"/>
+    <w:lsdException w:name="Grid Table 3 Accent 5" w:uiPriority="48"/>
+    <w:lsdException w:name="Grid Table 4 Accent 5" w:uiPriority="49"/>
+    <w:lsdException w:name="Grid Table 5 Dark Accent 5" w:uiPriority="50"/>
+    <w:lsdException w:name="Grid Table 6 Colorful Accent 5" w:uiPriority="51"/>
+    <w:lsdException w:name="Grid Table 7 Colorful Accent 5" w:uiPriority="52"/>
+    <w:lsdException w:name="Grid Table 1 Light Accent 6" w:uiPriority="46"/>
+    <w:lsdException w:name="Grid Table 2 Accent 6" w:uiPriority="47"/>
+    <w:lsdException w:name="Grid Table 3 Accent 6" w:uiPriority="48"/>
+    <w:lsdException w:name="Grid Table 4 Accent 6" w:uiPriority="49"/>
+    <w:lsdException w:name="Grid Table 5 Dark Accent 6" w:uiPriority="50"/>
+    <w:lsdException w:name="Grid Table 6 Colorful Accent 6" w:uiPriority="51"/>
+    <w:lsdException w:name="Grid Table 7 Colorful Accent 6" w:uiPriority="52"/>
+    <w:lsdException w:name="List Table 1 Light" w:uiPriority="46"/>
+    <w:lsdException w:name="List Table 2" w:uiPriority="47"/>
+    <w:lsdException w:name="List Table 3" w:uiPriority="48"/>
+    <w:lsdException w:name="List Table 4" w:uiPriority="49"/>
+    <w:lsdException w:name="List Table 5 Dark" w:uiPriority="50"/>
+    <w:lsdException w:name="List Table 6 Colorful" w:uiPriority="51"/>
+    <w:lsdException w:name="List Table 7 Colorful" w:uiPriority="52"/>
+    <w:lsdException w:name="List Table 1 Light Accent 1" w:uiPriority="46"/>
+    <w:lsdException w:name="List Table 2 Accent 1" w:uiPriority="47"/>
+    <w:lsdException w:name="List Table 3 Accent 1" w:uiPriority="48"/>
+    <w:lsdException w:name="List Table 4 Accent 1" w:uiPriority="49"/>
+    <w:lsdException w:name="List Table 5 Dark Accent 1" w:uiPriority="50"/>
+    <w:lsdException w:name="List Table 6 Colorful Accent 1" w:uiPriority="51"/>
+    <w:lsdException w:name="List Table 7 Colorful Accent 1" w:uiPriority="52"/>
+    <w:lsdException w:name="List Table 1 Light Accent 2" w:uiPriority="46"/>
+    <w:lsdException w:name="List Table 2 Accent 2" w:uiPriority="47"/>
+    <w:lsdException w:name="List Table 3 Accent 2" w:uiPriority="48"/>
+    <w:lsdException w:name="List Table 4 Accent 2" w:uiPriority="49"/>
+    <w:lsdException w:name="List Table 5 Dark Accent 2" w:uiPriority="50"/>
+    <w:lsdException w:name="List Table 6 Colorful Accent 2" w:uiPriority="51"/>
+    <w:lsdException w:name="List Table 7 Colorful Accent 2" w:uiPriority="52"/>
+    <w:lsdException w:name="List Table 1 Light Accent 3" w:uiPriority="46"/>
+    <w:lsdException w:name="List Table 2 Accent 3" w:uiPriority="47"/>
+    <w:lsdException w:name="List Table 3 Accent 3" w:uiPriority="48"/>
+    <w:lsdException w:name="List Table 4 Accent 3" w:uiPriority="49"/>
+    <w:lsdException w:name="List Table 5 Dark Accent 3" w:uiPriority="50"/>
+    <w:lsdException w:name="List Table 6 Colorful Accent 3" w:uiPriority="51"/>
+    <w:lsdException w:name="List Table 7 Colorful Accent 3" w:uiPriority="52"/>
+    <w:lsdException w:name="List Table 1 Light Accent 4" w:uiPriority="46"/>
+    <w:lsdException w:name="List Table 2 Accent 4" w:uiPriority="47"/>
+    <w:lsdException w:name="List Table 3 Accent 4" w:uiPriority="48"/>
+    <w:lsdException w:name="List Table 4 Accent 4" w:uiPriority="49"/>
+    <w:lsdException w:name="List Table 5 Dark Accent 4" w:uiPriority="50"/>
+    <w:lsdException w:name="List Table 6 Colorful Accent 4" w:uiPriority="51"/>
+    <w:lsdException w:name="List Table 7 Colorful Accent 4" w:uiPriority="52"/>
+    <w:lsdException w:name="List Table 1 Light Accent 5" w:uiPriority="46"/>
+    <w:lsdException w:name="List Table 2 Accent 5" w:uiPriority="47"/>
+    <w:lsdException w:name="List Table 3 Accent 5" w:uiPriority="48"/>
+    <w:lsdException w:name="List Table 4 Accent 5" w:uiPriority="49"/>
+    <w:lsdException w:name="List Table 5 Dark Accent 5" w:uiPriority="50"/>
+    <w:lsdException w:name="List Table 6 Colorful Accent 5" w:uiPriority="51"/>
+    <w:lsdException w:name="List Table 7 Colorful Accent 5" w:uiPriority="52"/>
+    <w:lsdException w:name="List Table 1 Light Accent 6" w:uiPriority="46"/>
+    <w:lsdException w:name="List Table 2 Accent 6" w:uiPriority="47"/>
+    <w:lsdException w:name="List Table 3 Accent 6" w:uiPriority="48"/>
+    <w:lsdException w:name="List Table 4 Accent 6" w:uiPriority="49"/>
+    <w:lsdException w:name="List Table 5 Dark Accent 6" w:uiPriority="50"/>
+    <w:lsdException w:name="List Table 6 Colorful Accent 6" w:uiPriority="51"/>
+    <w:lsdException w:name="List Table 7 Colorful Accent 6" w:uiPriority="52"/>
+    <w:lsdException w:name="Mention" w:semiHidden="1" w:unhideWhenUsed="1"/>
+    <w:lsdException w:name="Smart Hyperlink" w:semiHidden="1" w:unhideWhenUsed="1"/>
+    <w:lsdException w:name="Hashtag" w:semiHidden="1" w:unhideWhenUsed="1"/>
+    <w:lsdException w:name="Unresolved Mention" w:semiHidden="1" w:unhideWhenUsed="1"/>
+    <w:lsdException w:name="Smart Link" w:semiHidden="1" w:unhideWhenUsed="1"/>
+  </w:latentStyles>
+  <w:style w:type="paragraph" w:default="1" w:styleId="Normal">
+    <w:name w:val="Normal"/>
+    <w:qFormat/>
+  </w:style>
+  <w:style w:type="paragraph" w:styleId="Ttulo1">
+    <w:name w:val="heading 1"/>
+    <w:basedOn w:val="Normal"/>
+    <w:next w:val="Normal"/>
+    <w:uiPriority w:val="9"/>
+    <w:qFormat/>
+    <w:pPr>
+      <w:pBdr>
+        <w:top w:val="nil"/>
+        <w:left w:val="nil"/>
+        <w:bottom w:val="nil"/>
+        <w:right w:val="nil"/>
+        <w:between w:val="nil"/>
+      </w:pBdr>
+      <w:outlineLvl w:val="0"/>
+    </w:pPr>
+    <w:rPr>
+      <w:color w:val="2E74B5"/>
+      <w:sz w:val="32"/>
+      <w:szCs w:val="32"/>
+    </w:rPr>
+  </w:style>
+  <w:style w:type="paragraph" w:styleId="Ttulo2">
+    <w:name w:val="heading 2"/>
+    <w:basedOn w:val="Normal"/>
+    <w:next w:val="Normal"/>
+    <w:uiPriority w:val="9"/>
+    <w:unhideWhenUsed/>
+    <w:qFormat/>
+    <w:pPr>
+      <w:pBdr>
+        <w:top w:val="nil"/>
+        <w:left w:val="nil"/>
+        <w:bottom w:val="nil"/>
+        <w:right w:val="nil"/>
+        <w:between w:val="nil"/>
+      </w:pBdr>
+      <w:outlineLvl w:val="1"/>
+    </w:pPr>
+    <w:rPr>
+      <w:color w:val="2E74B5"/>
+      <w:sz w:val="26"/>
+      <w:szCs w:val="26"/>
+    </w:rPr>
+  </w:style>
+  <w:style w:type="paragraph" w:styleId="Ttulo3">
+    <w:name w:val="heading 3"/>
+    <w:basedOn w:val="Normal"/>
+    <w:next w:val="Normal"/>
+    <w:uiPriority w:val="9"/>
+    <w:unhideWhenUsed/>
+    <w:qFormat/>
+    <w:pPr>
+      <w:pBdr>
+        <w:top w:val="nil"/>
+        <w:left w:val="nil"/>
+        <w:bottom w:val="nil"/>
+        <w:right w:val="nil"/>
+        <w:between w:val="nil"/>
+      </w:pBdr>
+      <w:outlineLvl w:val="2"/>
+    </w:pPr>
+    <w:rPr>
+      <w:color w:val="1F4D78"/>
+      <w:sz w:val="24"/>
+      <w:szCs w:val="24"/>
+    </w:rPr>
+  </w:style>
+  <w:style w:type="paragraph" w:styleId="Ttulo4">
+    <w:name w:val="heading 4"/>
+    <w:basedOn w:val="Normal"/>
+    <w:next w:val="Normal"/>
+    <w:uiPriority w:val="9"/>
+    <w:semiHidden/>
+    <w:unhideWhenUsed/>
+    <w:qFormat/>
+    <w:pPr>
+      <w:pBdr>
+        <w:top w:val="nil"/>
+        <w:left w:val="nil"/>
+        <w:bottom w:val="nil"/>
+        <w:right w:val="nil"/>
+        <w:between w:val="nil"/>
+      </w:pBdr>
+      <w:outlineLvl w:val="3"/>
+    </w:pPr>
+    <w:rPr>
+      <w:i/>
+      <w:iCs/>
+      <w:color w:val="2E74B5"/>
+    </w:rPr>
+  </w:style>
+  <w:style w:type="paragraph" w:styleId="Ttulo5">
+    <w:name w:val="heading 5"/>
+    <w:basedOn w:val="Normal"/>
+    <w:next w:val="Normal"/>
+    <w:uiPriority w:val="9"/>
+    <w:semiHidden/>
+    <w:unhideWhenUsed/>
+    <w:qFormat/>
+    <w:pPr>
+      <w:pBdr>
+        <w:top w:val="nil"/>
+        <w:left w:val="nil"/>
+        <w:bottom w:val="nil"/>
+        <w:right w:val="nil"/>
+        <w:between w:val="nil"/>
+      </w:pBdr>
+      <w:outlineLvl w:val="4"/>
+    </w:pPr>
+    <w:rPr>
+      <w:color w:val="2E74B5"/>
+    </w:rPr>
+  </w:style>
+  <w:style w:type="paragraph" w:styleId="Ttulo6">
+    <w:name w:val="heading 6"/>
+    <w:basedOn w:val="Normal"/>
+    <w:next w:val="Normal"/>
+    <w:uiPriority w:val="9"/>
+    <w:semiHidden/>
+    <w:unhideWhenUsed/>
+    <w:qFormat/>
+    <w:pPr>
+      <w:pBdr>
+        <w:top w:val="nil"/>
+        <w:left w:val="nil"/>
+        <w:bottom w:val="nil"/>
+        <w:right w:val="nil"/>
+        <w:between w:val="nil"/>
+      </w:pBdr>
+      <w:outlineLvl w:val="5"/>
+    </w:pPr>
+    <w:rPr>
+      <w:color w:val="1F4D78"/>
+    </w:rPr>
+  </w:style>
+  <w:style w:type="character" w:default="1" w:styleId="Fontepargpadro">
+    <w:name w:val="Default Paragraph Font"/>
+    <w:uiPriority w:val="1"/>
+    <w:semiHidden/>
+    <w:unhideWhenUsed/>
+  </w:style>
+  <w:style w:type="table" w:default="1" w:styleId="Tabelanormal">
+    <w:name w:val="Normal Table"/>
+    <w:uiPriority w:val="99"/>
+    <w:semiHidden/>
+    <w:unhideWhenUsed/>
+    <w:tblPr>
+      <w:tblInd w:w="0" w:type="dxa"/>
+      <w:tblCellMar>
+        <w:top w:w="0" w:type="dxa"/>
+        <w:left w:w="108" w:type="dxa"/>
+        <w:bottom w:w="0" w:type="dxa"/>
+        <w:right w:w="108" w:type="dxa"/>
+      </w:tblCellMar>
+    </w:tblPr>
+  </w:style>
+  <w:style w:type="numbering" w:default="1" w:styleId="Semlista">
+    <w:name w:val="No List"/>
+    <w:uiPriority w:val="99"/>
+    <w:semiHidden/>
+    <w:unhideWhenUsed/>
+  </w:style>
+  <w:style w:type="table" w:customStyle="1" w:styleId="TableNormal">
     <w:name w:val="TableNormal"/>
     <w:tblPr>
       <w:tblCellMar>
-        <w:top w:w="100.0" w:type="dxa"/>
-        <w:left w:w="100.0" w:type="dxa"/>
-        <w:bottom w:w="100.0" w:type="dxa"/>
-        <w:right w:w="100.0" w:type="dxa"/>
+        <w:top w:w="100" w:type="dxa"/>
+        <w:left w:w="100" w:type="dxa"/>
+        <w:bottom w:w="100" w:type="dxa"/>
+        <w:right w:w="100" w:type="dxa"/>
       </w:tblCellMar>
     </w:tblPr>
   </w:style>
-  <w:style w:type="paragraph" w:styleId="Normal" w:default="1">
-    <w:name w:val="normal"/>
-  </w:style>
-  <w:style w:type="paragraph" w:styleId="Heading1">
-    <w:name w:val="heading 1"/>
-    <w:basedOn w:val="Normal"/>
-    <w:next w:val="Normal"/>
-    <w:pPr>
-      <w:keepNext w:val="0"/>
-      <w:keepLines w:val="0"/>
-      <w:pageBreakBefore w:val="0"/>
-      <w:widowControl w:val="1"/>
-      <w:pBdr>
-        <w:top w:space="0" w:sz="0" w:val="nil"/>
-        <w:left w:space="0" w:sz="0" w:val="nil"/>
-        <w:bottom w:space="0" w:sz="0" w:val="nil"/>
-        <w:right w:space="0" w:sz="0" w:val="nil"/>
-        <w:between w:space="0" w:sz="0" w:val="nil"/>
-      </w:pBdr>
-      <w:shd w:fill="auto" w:val="clear"/>
-      <w:spacing w:after="0" w:before="0" w:line="240" w:lineRule="auto"/>
-      <w:ind w:left="0" w:right="0" w:firstLine="0"/>
-      <w:jc w:val="left"/>
-    </w:pPr>
-    <w:rPr>
-      <w:rFonts w:ascii="Times New Roman" w:cs="Times New Roman" w:eastAsia="Times New Roman" w:hAnsi="Times New Roman"/>
-      <w:b w:val="0"/>
-      <w:bCs w:val="0"/>
-      <w:i w:val="0"/>
-      <w:iCs w:val="0"/>
-      <w:smallCaps w:val="0"/>
-      <w:strike w:val="0"/>
-      <w:color w:val="2e74b5"/>
-      <w:sz w:val="32"/>
-      <w:szCs w:val="32"/>
-      <w:u w:val="none"/>
-      <w:shd w:fill="auto" w:val="clear"/>
-      <w:vertAlign w:val="baseline"/>
-    </w:rPr>
-  </w:style>
-  <w:style w:type="paragraph" w:styleId="Heading2">
-    <w:name w:val="heading 2"/>
-    <w:basedOn w:val="Normal"/>
-    <w:next w:val="Normal"/>
-    <w:pPr>
-      <w:keepNext w:val="0"/>
-      <w:keepLines w:val="0"/>
-      <w:pageBreakBefore w:val="0"/>
-      <w:widowControl w:val="1"/>
-      <w:pBdr>
-        <w:top w:space="0" w:sz="0" w:val="nil"/>
-        <w:left w:space="0" w:sz="0" w:val="nil"/>
-        <w:bottom w:space="0" w:sz="0" w:val="nil"/>
-        <w:right w:space="0" w:sz="0" w:val="nil"/>
-        <w:between w:space="0" w:sz="0" w:val="nil"/>
-      </w:pBdr>
-      <w:shd w:fill="auto" w:val="clear"/>
-      <w:spacing w:after="0" w:before="0" w:line="240" w:lineRule="auto"/>
-      <w:ind w:left="0" w:right="0" w:firstLine="0"/>
-      <w:jc w:val="left"/>
-    </w:pPr>
-    <w:rPr>
-      <w:rFonts w:ascii="Times New Roman" w:cs="Times New Roman" w:eastAsia="Times New Roman" w:hAnsi="Times New Roman"/>
-      <w:b w:val="0"/>
-      <w:bCs w:val="0"/>
-      <w:i w:val="0"/>
-      <w:iCs w:val="0"/>
-      <w:smallCaps w:val="0"/>
-      <w:strike w:val="0"/>
-      <w:color w:val="2e74b5"/>
-      <w:sz w:val="26"/>
-      <w:szCs w:val="26"/>
-      <w:u w:val="none"/>
-      <w:shd w:fill="auto" w:val="clear"/>
-      <w:vertAlign w:val="baseline"/>
-    </w:rPr>
-  </w:style>
-  <w:style w:type="paragraph" w:styleId="Heading3">
-    <w:name w:val="heading 3"/>
-    <w:basedOn w:val="Normal"/>
-    <w:next w:val="Normal"/>
-    <w:pPr>
-      <w:keepNext w:val="0"/>
-      <w:keepLines w:val="0"/>
-      <w:pageBreakBefore w:val="0"/>
-      <w:widowControl w:val="1"/>
-      <w:pBdr>
-        <w:top w:space="0" w:sz="0" w:val="nil"/>
-        <w:left w:space="0" w:sz="0" w:val="nil"/>
-        <w:bottom w:space="0" w:sz="0" w:val="nil"/>
-        <w:right w:space="0" w:sz="0" w:val="nil"/>
-        <w:between w:space="0" w:sz="0" w:val="nil"/>
-      </w:pBdr>
-      <w:shd w:fill="auto" w:val="clear"/>
-      <w:spacing w:after="0" w:before="0" w:line="240" w:lineRule="auto"/>
-      <w:ind w:left="0" w:right="0" w:firstLine="0"/>
-      <w:jc w:val="left"/>
-    </w:pPr>
-    <w:rPr>
-      <w:rFonts w:ascii="Times New Roman" w:cs="Times New Roman" w:eastAsia="Times New Roman" w:hAnsi="Times New Roman"/>
-      <w:b w:val="0"/>
-      <w:bCs w:val="0"/>
-      <w:i w:val="0"/>
-      <w:iCs w:val="0"/>
-      <w:smallCaps w:val="0"/>
-      <w:strike w:val="0"/>
-      <w:color w:val="1f4d78"/>
-      <w:sz w:val="24"/>
-      <w:szCs w:val="24"/>
-      <w:u w:val="none"/>
-      <w:shd w:fill="auto" w:val="clear"/>
-      <w:vertAlign w:val="baseline"/>
-    </w:rPr>
-  </w:style>
-  <w:style w:type="paragraph" w:styleId="Heading4">
-    <w:name w:val="heading 4"/>
-    <w:basedOn w:val="Normal"/>
-    <w:next w:val="Normal"/>
-    <w:pPr>
-      <w:keepNext w:val="0"/>
-      <w:keepLines w:val="0"/>
-      <w:pageBreakBefore w:val="0"/>
-      <w:widowControl w:val="1"/>
-      <w:pBdr>
-        <w:top w:space="0" w:sz="0" w:val="nil"/>
-        <w:left w:space="0" w:sz="0" w:val="nil"/>
-        <w:bottom w:space="0" w:sz="0" w:val="nil"/>
-        <w:right w:space="0" w:sz="0" w:val="nil"/>
-        <w:between w:space="0" w:sz="0" w:val="nil"/>
-      </w:pBdr>
-      <w:shd w:fill="auto" w:val="clear"/>
-      <w:spacing w:after="0" w:before="0" w:line="240" w:lineRule="auto"/>
-      <w:ind w:left="0" w:right="0" w:firstLine="0"/>
-      <w:jc w:val="left"/>
-    </w:pPr>
-    <w:rPr>
-      <w:rFonts w:ascii="Times New Roman" w:cs="Times New Roman" w:eastAsia="Times New Roman" w:hAnsi="Times New Roman"/>
-      <w:b w:val="0"/>
-      <w:bCs w:val="0"/>
-      <w:i w:val="1"/>
-      <w:iCs w:val="1"/>
-      <w:smallCaps w:val="0"/>
-      <w:strike w:val="0"/>
-      <w:color w:val="2e74b5"/>
-      <w:sz w:val="20"/>
-      <w:szCs w:val="20"/>
-      <w:u w:val="none"/>
-      <w:shd w:fill="auto" w:val="clear"/>
-      <w:vertAlign w:val="baseline"/>
-    </w:rPr>
-  </w:style>
-  <w:style w:type="paragraph" w:styleId="Heading5">
-    <w:name w:val="heading 5"/>
-    <w:basedOn w:val="Normal"/>
-    <w:next w:val="Normal"/>
-    <w:pPr>
-      <w:keepNext w:val="0"/>
-      <w:keepLines w:val="0"/>
-      <w:pageBreakBefore w:val="0"/>
-      <w:widowControl w:val="1"/>
-      <w:pBdr>
-        <w:top w:space="0" w:sz="0" w:val="nil"/>
-        <w:left w:space="0" w:sz="0" w:val="nil"/>
-        <w:bottom w:space="0" w:sz="0" w:val="nil"/>
-        <w:right w:space="0" w:sz="0" w:val="nil"/>
-        <w:between w:space="0" w:sz="0" w:val="nil"/>
-      </w:pBdr>
-      <w:shd w:fill="auto" w:val="clear"/>
-      <w:spacing w:after="0" w:before="0" w:line="240" w:lineRule="auto"/>
-      <w:ind w:left="0" w:right="0" w:firstLine="0"/>
-      <w:jc w:val="left"/>
-    </w:pPr>
-    <w:rPr>
-      <w:rFonts w:ascii="Times New Roman" w:cs="Times New Roman" w:eastAsia="Times New Roman" w:hAnsi="Times New Roman"/>
-      <w:b w:val="0"/>
-      <w:bCs w:val="0"/>
-      <w:i w:val="0"/>
-      <w:iCs w:val="0"/>
-      <w:smallCaps w:val="0"/>
-      <w:strike w:val="0"/>
-      <w:color w:val="2e74b5"/>
-      <w:sz w:val="20"/>
-      <w:szCs w:val="20"/>
-      <w:u w:val="none"/>
-      <w:shd w:fill="auto" w:val="clear"/>
-      <w:vertAlign w:val="baseline"/>
-    </w:rPr>
-  </w:style>
-  <w:style w:type="paragraph" w:styleId="Heading6">
-    <w:name w:val="heading 6"/>
-    <w:basedOn w:val="Normal"/>
-    <w:next w:val="Normal"/>
-    <w:pPr>
-      <w:keepNext w:val="0"/>
-      <w:keepLines w:val="0"/>
-      <w:pageBreakBefore w:val="0"/>
-      <w:widowControl w:val="1"/>
-      <w:pBdr>
-        <w:top w:space="0" w:sz="0" w:val="nil"/>
-        <w:left w:space="0" w:sz="0" w:val="nil"/>
-        <w:bottom w:space="0" w:sz="0" w:val="nil"/>
-        <w:right w:space="0" w:sz="0" w:val="nil"/>
-        <w:between w:space="0" w:sz="0" w:val="nil"/>
-      </w:pBdr>
-      <w:shd w:fill="auto" w:val="clear"/>
-      <w:spacing w:after="0" w:before="0" w:line="240" w:lineRule="auto"/>
-      <w:ind w:left="0" w:right="0" w:firstLine="0"/>
-      <w:jc w:val="left"/>
-    </w:pPr>
-    <w:rPr>
-      <w:rFonts w:ascii="Times New Roman" w:cs="Times New Roman" w:eastAsia="Times New Roman" w:hAnsi="Times New Roman"/>
-      <w:b w:val="0"/>
-      <w:bCs w:val="0"/>
-      <w:i w:val="0"/>
-      <w:iCs w:val="0"/>
-      <w:smallCaps w:val="0"/>
-      <w:strike w:val="0"/>
-      <w:color w:val="1f4d78"/>
-      <w:sz w:val="20"/>
-      <w:szCs w:val="20"/>
-      <w:u w:val="none"/>
-      <w:shd w:fill="auto" w:val="clear"/>
-      <w:vertAlign w:val="baseline"/>
-    </w:rPr>
-  </w:style>
-  <w:style w:type="paragraph" w:styleId="Title">
+  <w:style w:type="paragraph" w:styleId="Ttulo">
     <w:name w:val="Title"/>
     <w:basedOn w:val="Normal"/>
     <w:next w:val="Normal"/>
+    <w:uiPriority w:val="10"/>
+    <w:qFormat/>
     <w:pPr>
-      <w:keepNext w:val="0"/>
-      <w:keepLines w:val="0"/>
-      <w:pageBreakBefore w:val="0"/>
-      <w:widowControl w:val="1"/>
       <w:pBdr>
-        <w:top w:space="0" w:sz="0" w:val="nil"/>
-        <w:left w:space="0" w:sz="0" w:val="nil"/>
-        <w:bottom w:space="0" w:sz="0" w:val="nil"/>
-        <w:right w:space="0" w:sz="0" w:val="nil"/>
-        <w:between w:space="0" w:sz="0" w:val="nil"/>
+        <w:top w:val="nil"/>
+        <w:left w:val="nil"/>
+        <w:bottom w:val="nil"/>
+        <w:right w:val="nil"/>
+        <w:between w:val="nil"/>
       </w:pBdr>
-      <w:shd w:fill="auto" w:val="clear"/>
-      <w:spacing w:after="0" w:before="0" w:line="240" w:lineRule="auto"/>
-      <w:ind w:left="0" w:right="0" w:firstLine="0"/>
-      <w:jc w:val="left"/>
     </w:pPr>
     <w:rPr>
-      <w:rFonts w:ascii="Times New Roman" w:cs="Times New Roman" w:eastAsia="Times New Roman" w:hAnsi="Times New Roman"/>
-      <w:b w:val="0"/>
-      <w:bCs w:val="0"/>
-      <w:i w:val="0"/>
-      <w:iCs w:val="0"/>
-      <w:smallCaps w:val="0"/>
-      <w:strike w:val="0"/>
       <w:color w:val="000000"/>
       <w:sz w:val="56"/>
       <w:szCs w:val="56"/>
-      <w:u w:val="none"/>
-      <w:shd w:fill="auto" w:val="clear"/>
-      <w:vertAlign w:val="baseline"/>
     </w:rPr>
   </w:style>
-  <w:style w:type="paragraph" w:styleId="Subtitle">
+  <w:style w:type="paragraph" w:styleId="Subttulo">
     <w:name w:val="Subtitle"/>
     <w:basedOn w:val="Normal"/>
     <w:next w:val="Normal"/>
+    <w:uiPriority w:val="11"/>
+    <w:qFormat/>
     <w:pPr>
-      <w:keepNext w:val="1"/>
-      <w:keepLines w:val="1"/>
-      <w:pageBreakBefore w:val="0"/>
-      <w:spacing w:after="80" w:before="360" w:lineRule="auto"/>
+      <w:keepNext/>
+      <w:keepLines/>
+      <w:spacing w:before="360" w:after="80"/>
     </w:pPr>
     <w:rPr>
-      <w:rFonts w:ascii="Georgia" w:cs="Georgia" w:eastAsia="Georgia" w:hAnsi="Georgia"/>
-      <w:i w:val="1"/>
-      <w:iCs w:val="1"/>
+      <w:rFonts w:ascii="Georgia" w:eastAsia="Georgia" w:hAnsi="Georgia" w:cs="Georgia"/>
+      <w:i/>
+      <w:iCs/>
       <w:color w:val="666666"/>
       <w:sz w:val="48"/>
       <w:szCs w:val="48"/>
     </w:rPr>
   </w:style>
-  <w:style w:type="table" w:styleId="Table1">
+  <w:style w:type="table" w:customStyle="1" w:styleId="a">
     <w:basedOn w:val="TableNormal"/>
     <w:tblPr>
       <w:tblStyleRowBandSize w:val="1"/>
       <w:tblStyleColBandSize w:val="1"/>
       <w:tblCellMar>
-        <w:top w:w="0.0" w:type="dxa"/>
-        <w:left w:w="115.0" w:type="dxa"/>
-        <w:bottom w:w="0.0" w:type="dxa"/>
-        <w:right w:w="115.0" w:type="dxa"/>
+        <w:top w:w="0" w:type="dxa"/>
+        <w:left w:w="115" w:type="dxa"/>
+        <w:bottom w:w="0" w:type="dxa"/>
+        <w:right w:w="115" w:type="dxa"/>
       </w:tblCellMar>
     </w:tblPr>
-    <w:tblStylePr w:type="band1Horz">
-      <w:tcPr/>
-    </w:tblStylePr>
-    <w:tblStylePr w:type="band1Vert">
-      <w:tcPr/>
-    </w:tblStylePr>
-    <w:tblStylePr w:type="band2Horz">
-      <w:tcPr/>
-    </w:tblStylePr>
-    <w:tblStylePr w:type="band2Vert">
-      <w:tcPr/>
-    </w:tblStylePr>
-    <w:tblStylePr w:type="firstCol">
-      <w:tcPr/>
-    </w:tblStylePr>
-    <w:tblStylePr w:type="firstRow">
-      <w:tcPr/>
-    </w:tblStylePr>
-    <w:tblStylePr w:type="lastCol">
-      <w:tcPr/>
-    </w:tblStylePr>
-    <w:tblStylePr w:type="lastRow">
-      <w:tcPr/>
-    </w:tblStylePr>
-    <w:tblStylePr w:type="neCell">
-      <w:tcPr/>
-    </w:tblStylePr>
-    <w:tblStylePr w:type="nwCell">
-      <w:tcPr/>
-    </w:tblStylePr>
-    <w:tblStylePr w:type="seCell">
-      <w:tcPr/>
-    </w:tblStylePr>
-    <w:tblStylePr w:type="swCell">
-      <w:tcPr/>
-    </w:tblStylePr>
+  </w:style>
+  <w:style w:type="character" w:styleId="Hyperlink">
+    <w:name w:val="Hyperlink"/>
+    <w:basedOn w:val="Fontepargpadro"/>
+    <w:uiPriority w:val="99"/>
+    <w:unhideWhenUsed/>
+    <w:rsid w:val="004603C1"/>
+    <w:rPr>
+      <w:color w:val="0000FF" w:themeColor="hyperlink"/>
+      <w:u w:val="single"/>
+    </w:rPr>
+  </w:style>
+  <w:style w:type="character" w:styleId="MenoPendente">
+    <w:name w:val="Unresolved Mention"/>
+    <w:basedOn w:val="Fontepargpadro"/>
+    <w:uiPriority w:val="99"/>
+    <w:semiHidden/>
+    <w:unhideWhenUsed/>
+    <w:rsid w:val="004603C1"/>
+    <w:rPr>
+      <w:color w:val="605E5C"/>
+      <w:shd w:val="clear" w:color="auto" w:fill="E1DFDD"/>
+    </w:rPr>
+  </w:style>
+  <w:style w:type="character" w:styleId="HiperlinkVisitado">
+    <w:name w:val="FollowedHyperlink"/>
+    <w:basedOn w:val="Fontepargpadro"/>
+    <w:uiPriority w:val="99"/>
+    <w:semiHidden/>
+    <w:unhideWhenUsed/>
+    <w:rsid w:val="004603C1"/>
+    <w:rPr>
+      <w:color w:val="800080" w:themeColor="followedHyperlink"/>
+      <w:u w:val="single"/>
+    </w:rPr>
   </w:style>
 </w:styles>
 </file>
@@ -2980,17 +3215,17 @@
 </a:theme>
 </file>
 
-<file path=customXML/item1.xml><?xml version="1.0" encoding="utf-8"?>
+<file path=customXml/item1.xml><?xml version="1.0" encoding="utf-8"?>
 <go:gDocsCustomXmlDataStorage xmlns:go="http://customooxmlschemas.google.com/" xmlns:r="http://schemas.openxmlformats.org/officeDocument/2006/relationships" uri="GoogleDocsCustomDataVersion2">
   <go:docsCustomData xmlns:go="http://customooxmlschemas.google.com/" roundtripDataSignature="AMtx7mjdp/20RmDnU006sLxdXMot35J7PA==">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</go:docsCustomData>
 </go:gDocsCustomXmlDataStorage>
 </file>
 
-<file path=customXML/itemProps1.xml><?xml version="1.0" encoding="utf-8"?>
+<file path=customXml/itemProps1.xml><?xml version="1.0" encoding="utf-8"?>
 <ds:datastoreItem xmlns:ds="http://schemas.openxmlformats.org/officeDocument/2006/customXml" ds:itemID="{11111111-1234-1234-1234-123412341234}">
   <ds:schemaRefs>
+    <ds:schemaRef ds:uri="http://customooxmlschemas.google.com/"/>
     <ds:schemaRef ds:uri="http://schemas.openxmlformats.org/officeDocument/2006/relationships"/>
-    <ds:schemaRef ds:uri="http://customooxmlschemas.google.com/"/>
   </ds:schemaRefs>
 </ds:datastoreItem>
 </file>